--- a/Practica del 27 de abril de 2026.docx
+++ b/Practica del 27 de abril de 2026.docx
@@ -818,13 +818,15 @@
       <w:r>
         <w:tab/>
       </w:r>
-      <w:proofErr w:type="spellStart"/>
-      <w:proofErr w:type="gramStart"/>
-      <w:r>
-        <w:t>integrado.yaml</w:t>
-      </w:r>
-      <w:proofErr w:type="spellEnd"/>
-      <w:proofErr w:type="gramEnd"/>
+      <w:r>
+        <w:t>integrado</w:t>
+      </w:r>
+      <w:r>
+        <w:t>2</w:t>
+      </w:r>
+      <w:r>
+        <w:t>.yaml</w:t>
+      </w:r>
     </w:p>
     <w:p>
       <w:pPr>
@@ -875,14 +877,12 @@
         <w:rPr>
           <w:b/>
           <w:bCs/>
-          <w:lang w:val="en-US"/>
-        </w:rPr>
-      </w:pPr>
-      <w:r>
-        <w:rPr>
-          <w:b/>
-          <w:bCs/>
-          <w:lang w:val="en-US"/>
+        </w:rPr>
+      </w:pPr>
+      <w:r>
+        <w:rPr>
+          <w:b/>
+          <w:bCs/>
         </w:rPr>
         <w:t>Conectar EC2</w:t>
       </w:r>
@@ -1346,6 +1346,47 @@
     <w:p>
       <w:pPr>
         <w:spacing w:after="0"/>
+        <w:rPr>
+          <w:b/>
+          <w:bCs/>
+        </w:rPr>
+      </w:pPr>
+      <w:r>
+        <w:rPr>
+          <w:b/>
+          <w:bCs/>
+        </w:rPr>
+        <w:tab/>
+      </w:r>
+      <w:proofErr w:type="spellStart"/>
+      <w:r>
+        <w:rPr>
+          <w:b/>
+          <w:bCs/>
+        </w:rPr>
+        <w:t>mysql</w:t>
+      </w:r>
+      <w:proofErr w:type="spellEnd"/>
+      <w:r>
+        <w:rPr>
+          <w:b/>
+          <w:bCs/>
+        </w:rPr>
+        <w:t xml:space="preserve"> --</w:t>
+      </w:r>
+      <w:proofErr w:type="spellStart"/>
+      <w:r>
+        <w:rPr>
+          <w:b/>
+          <w:bCs/>
+        </w:rPr>
+        <w:t>version</w:t>
+      </w:r>
+      <w:proofErr w:type="spellEnd"/>
+    </w:p>
+    <w:p>
+      <w:pPr>
+        <w:spacing w:after="0"/>
         <w:ind w:firstLine="708"/>
       </w:pPr>
       <w:r>
@@ -1454,6 +1495,15 @@
         <w:spacing w:after="0"/>
         <w:ind w:firstLine="708"/>
       </w:pPr>
+      <w:r>
+        <w:t>Desde RDS</w:t>
+      </w:r>
+    </w:p>
+    <w:p>
+      <w:pPr>
+        <w:spacing w:after="0"/>
+        <w:ind w:firstLine="708"/>
+      </w:pPr>
       <w:proofErr w:type="spellStart"/>
       <w:r>
         <w:t>nc</w:t>
@@ -1489,6 +1539,7 @@
           <w:b/>
           <w:bCs/>
         </w:rPr>
+        <w:lastRenderedPageBreak/>
         <w:t>PASO 5 — Conectarte a la base de datos</w:t>
       </w:r>
     </w:p>
@@ -1504,31 +1555,119 @@
     <w:p>
       <w:pPr>
         <w:spacing w:after="0"/>
+        <w:ind w:left="708" w:firstLine="708"/>
+      </w:pPr>
+      <w:proofErr w:type="spellStart"/>
+      <w:r>
+        <w:t>mysql</w:t>
+      </w:r>
+      <w:proofErr w:type="spellEnd"/>
+      <w:r>
+        <w:t xml:space="preserve"> -h lab-db.cwrln6b3dhug.us-east-1.rds.amazonaws.com -u </w:t>
+      </w:r>
+      <w:proofErr w:type="spellStart"/>
+      <w:r>
+        <w:t>admin</w:t>
+      </w:r>
+      <w:proofErr w:type="spellEnd"/>
+      <w:r>
+        <w:t xml:space="preserve"> -p</w:t>
+      </w:r>
+    </w:p>
+    <w:p>
+      <w:pPr>
+        <w:spacing w:after="0"/>
+        <w:ind w:left="708" w:firstLine="708"/>
+      </w:pPr>
+      <w:r>
+        <w:rPr>
+          <w:noProof/>
+        </w:rPr>
+        <w:drawing>
+          <wp:inline distT="0" distB="0" distL="0" distR="0" wp14:anchorId="5BC9BE76" wp14:editId="617571EE">
+            <wp:extent cx="4222030" cy="1570244"/>
+            <wp:effectExtent l="0" t="0" r="7620" b="0"/>
+            <wp:docPr id="1368115995" name="Imagen 1" descr="Interfaz de usuario gráfica, Texto, Aplicación, Correo electrónico&#10;&#10;El contenido generado por IA puede ser incorrecto."/>
+            <wp:cNvGraphicFramePr>
+              <a:graphicFrameLocks xmlns:a="http://schemas.openxmlformats.org/drawingml/2006/main" noChangeAspect="1"/>
+            </wp:cNvGraphicFramePr>
+            <a:graphic xmlns:a="http://schemas.openxmlformats.org/drawingml/2006/main">
+              <a:graphicData uri="http://schemas.openxmlformats.org/drawingml/2006/picture">
+                <pic:pic xmlns:pic="http://schemas.openxmlformats.org/drawingml/2006/picture">
+                  <pic:nvPicPr>
+                    <pic:cNvPr id="1368115995" name="Imagen 1" descr="Interfaz de usuario gráfica, Texto, Aplicación, Correo electrónico&#10;&#10;El contenido generado por IA puede ser incorrecto."/>
+                    <pic:cNvPicPr/>
+                  </pic:nvPicPr>
+                  <pic:blipFill>
+                    <a:blip r:embed="rId5"/>
+                    <a:stretch>
+                      <a:fillRect/>
+                    </a:stretch>
+                  </pic:blipFill>
+                  <pic:spPr>
+                    <a:xfrm>
+                      <a:off x="0" y="0"/>
+                      <a:ext cx="4243873" cy="1578368"/>
+                    </a:xfrm>
+                    <a:prstGeom prst="rect">
+                      <a:avLst/>
+                    </a:prstGeom>
+                  </pic:spPr>
+                </pic:pic>
+              </a:graphicData>
+            </a:graphic>
+          </wp:inline>
+        </w:drawing>
+      </w:r>
+    </w:p>
+    <w:p>
+      <w:pPr>
+        <w:spacing w:after="0"/>
+        <w:ind w:left="708" w:firstLine="708"/>
+        <w:rPr>
+          <w:color w:val="EE0000"/>
+        </w:rPr>
+      </w:pPr>
+      <w:r>
+        <w:rPr>
+          <w:color w:val="EE0000"/>
+        </w:rPr>
+        <w:t xml:space="preserve">Por problemas con </w:t>
+      </w:r>
+      <w:proofErr w:type="spellStart"/>
+      <w:r>
+        <w:rPr>
+          <w:color w:val="EE0000"/>
+        </w:rPr>
+        <w:t>academy</w:t>
+      </w:r>
+      <w:proofErr w:type="spellEnd"/>
+      <w:r>
+        <w:rPr>
+          <w:color w:val="EE0000"/>
+        </w:rPr>
+        <w:t xml:space="preserve"> quitamos –</w:t>
+      </w:r>
+      <w:proofErr w:type="spellStart"/>
+      <w:r>
+        <w:rPr>
+          <w:color w:val="EE0000"/>
+        </w:rPr>
+        <w:t>ssl</w:t>
+      </w:r>
+      <w:proofErr w:type="spellEnd"/>
+      <w:r>
+        <w:rPr>
+          <w:color w:val="EE0000"/>
+        </w:rPr>
+        <w:t>…</w:t>
+      </w:r>
+    </w:p>
+    <w:p>
+      <w:pPr>
+        <w:spacing w:after="0"/>
         <w:ind w:firstLine="708"/>
       </w:pPr>
-      <w:proofErr w:type="spellStart"/>
-      <w:r>
-        <w:lastRenderedPageBreak/>
-        <w:t>mysql</w:t>
-      </w:r>
-      <w:proofErr w:type="spellEnd"/>
-      <w:r>
-        <w:t xml:space="preserve"> -h lab-db.cwrln6b3dhug.us-east-1.rds.amazonaws.com -u </w:t>
-      </w:r>
-      <w:proofErr w:type="spellStart"/>
-      <w:r>
-        <w:t>admin</w:t>
-      </w:r>
-      <w:proofErr w:type="spellEnd"/>
-      <w:r>
-        <w:t xml:space="preserve"> -p</w:t>
-      </w:r>
-    </w:p>
-    <w:p>
-      <w:pPr>
-        <w:spacing w:after="0"/>
-        <w:ind w:firstLine="708"/>
-      </w:pPr>
       <w:r>
         <w:t>Luego:</w:t>
       </w:r>
@@ -1548,14 +1687,26 @@
       </w:r>
       <w:proofErr w:type="spellEnd"/>
       <w:proofErr w:type="gramEnd"/>
-      <w:r>
-        <w:br/>
+    </w:p>
+    <w:p>
+      <w:pPr>
+        <w:spacing w:after="0"/>
+        <w:ind w:left="708" w:firstLine="708"/>
+        <w:rPr>
+          <w:color w:val="EE0000"/>
+        </w:rPr>
+      </w:pPr>
+      <w:r>
+        <w:rPr>
+          <w:color w:val="EE0000"/>
+        </w:rPr>
         <w:t>El que definiste en el YAML</w:t>
       </w:r>
     </w:p>
     <w:p>
       <w:pPr>
         <w:spacing w:after="0"/>
+        <w:ind w:firstLine="357"/>
         <w:rPr>
           <w:b/>
           <w:bCs/>
@@ -1887,6 +2038,7 @@
     <w:p>
       <w:pPr>
         <w:spacing w:after="0"/>
+        <w:ind w:firstLine="357"/>
         <w:rPr>
           <w:b/>
           <w:bCs/>
@@ -2102,34 +2254,38 @@
     <w:p>
       <w:pPr>
         <w:spacing w:after="0"/>
+        <w:ind w:left="708" w:firstLine="708"/>
+        <w:rPr>
+          <w:lang w:val="en-US"/>
+        </w:rPr>
+      </w:pPr>
+      <w:r>
+        <w:rPr>
+          <w:lang w:val="en-US"/>
+        </w:rPr>
+        <w:t xml:space="preserve">SHOW </w:t>
+      </w:r>
+      <w:proofErr w:type="gramStart"/>
+      <w:r>
+        <w:rPr>
+          <w:lang w:val="en-US"/>
+        </w:rPr>
+        <w:t>DATABASES;</w:t>
+      </w:r>
+      <w:proofErr w:type="gramEnd"/>
+    </w:p>
+    <w:p>
+      <w:pPr>
+        <w:spacing w:after="0"/>
+        <w:rPr>
+          <w:lang w:val="en-US"/>
+        </w:rPr>
+      </w:pPr>
+    </w:p>
+    <w:p>
+      <w:pPr>
+        <w:spacing w:after="0"/>
         <w:ind w:firstLine="708"/>
-      </w:pPr>
-      <w:proofErr w:type="gramStart"/>
-      <w:r>
-        <w:t>SHOW</w:t>
-      </w:r>
-      <w:proofErr w:type="gramEnd"/>
-      <w:r>
-        <w:t xml:space="preserve"> DATABASES;</w:t>
-      </w:r>
-    </w:p>
-    <w:p>
-      <w:pPr>
-        <w:spacing w:after="0"/>
-      </w:pPr>
-    </w:p>
-    <w:p>
-      <w:pPr>
-        <w:spacing w:after="0"/>
-        <w:rPr>
-          <w:lang w:val="en-US"/>
-        </w:rPr>
-      </w:pPr>
-    </w:p>
-    <w:p>
-      <w:pPr>
-        <w:spacing w:after="0"/>
-        <w:ind w:firstLine="708"/>
         <w:rPr>
           <w:b/>
           <w:bCs/>
@@ -2158,6 +2314,7 @@
         <w:rPr>
           <w:lang w:val="en-US"/>
         </w:rPr>
+        <w:lastRenderedPageBreak/>
         <w:t>mysqldump</w:t>
       </w:r>
       <w:proofErr w:type="spellEnd"/>
@@ -2165,21 +2322,7 @@
         <w:rPr>
           <w:lang w:val="en-US"/>
         </w:rPr>
-        <w:t xml:space="preserve"> -h ENDPOINT_RDS -u admin -p --databases </w:t>
-      </w:r>
-      <w:proofErr w:type="spellStart"/>
-      <w:r>
-        <w:rPr>
-          <w:lang w:val="en-US"/>
-        </w:rPr>
-        <w:t>mysql</w:t>
-      </w:r>
-      <w:proofErr w:type="spellEnd"/>
-      <w:r>
-        <w:rPr>
-          <w:lang w:val="en-US"/>
-        </w:rPr>
-        <w:t xml:space="preserve"> &gt; </w:t>
+        <w:t xml:space="preserve"> -h ENDPOINT_RDS -u admin -p --all-databases --single-transaction &gt; </w:t>
       </w:r>
       <w:proofErr w:type="spellStart"/>
       <w:r>
@@ -2201,1110 +2344,2361 @@
     <w:p>
       <w:pPr>
         <w:spacing w:after="0"/>
-        <w:ind w:firstLine="708"/>
-        <w:rPr>
-          <w:b/>
-          <w:bCs/>
-          <w:lang w:val="en-US"/>
-        </w:rPr>
-      </w:pPr>
-      <w:r>
-        <w:rPr>
-          <w:b/>
-          <w:bCs/>
-          <w:lang w:val="en-US"/>
-        </w:rPr>
-        <w:t xml:space="preserve">Subir a S3 (SIN </w:t>
-      </w:r>
-      <w:proofErr w:type="spellStart"/>
-      <w:r>
-        <w:rPr>
-          <w:b/>
-          <w:bCs/>
-          <w:lang w:val="en-US"/>
-        </w:rPr>
-        <w:t>aws</w:t>
-      </w:r>
-      <w:proofErr w:type="spellEnd"/>
-      <w:r>
-        <w:rPr>
-          <w:b/>
-          <w:bCs/>
-          <w:lang w:val="en-US"/>
-        </w:rPr>
-        <w:t xml:space="preserve"> configure)</w:t>
-      </w:r>
-    </w:p>
-    <w:p>
-      <w:pPr>
-        <w:spacing w:after="0"/>
-        <w:ind w:left="708" w:firstLine="708"/>
-        <w:rPr>
-          <w:lang w:val="en-US"/>
-        </w:rPr>
-      </w:pPr>
-      <w:proofErr w:type="spellStart"/>
-      <w:r>
-        <w:rPr>
-          <w:lang w:val="en-US"/>
-        </w:rPr>
-        <w:t>aws</w:t>
-      </w:r>
-      <w:proofErr w:type="spellEnd"/>
-      <w:r>
-        <w:rPr>
-          <w:lang w:val="en-US"/>
-        </w:rPr>
-        <w:t xml:space="preserve"> s3 cp </w:t>
-      </w:r>
-      <w:proofErr w:type="spellStart"/>
-      <w:r>
-        <w:rPr>
-          <w:lang w:val="en-US"/>
-        </w:rPr>
-        <w:t>backup.sql</w:t>
-      </w:r>
-      <w:proofErr w:type="spellEnd"/>
-      <w:r>
-        <w:rPr>
-          <w:lang w:val="en-US"/>
-        </w:rPr>
-        <w:t xml:space="preserve"> s3://NOMBRE_BUCKET/</w:t>
-      </w:r>
-    </w:p>
-    <w:p>
-      <w:pPr>
-        <w:spacing w:after="0"/>
-        <w:rPr>
-          <w:b/>
-          <w:bCs/>
-          <w:lang w:val="en-US"/>
-        </w:rPr>
-      </w:pPr>
-    </w:p>
-    <w:p>
-      <w:pPr>
-        <w:spacing w:after="0"/>
-        <w:rPr>
-          <w:b/>
-          <w:bCs/>
-          <w:lang w:val="en-US"/>
-        </w:rPr>
-      </w:pPr>
-    </w:p>
-    <w:p>
-      <w:pPr>
-        <w:spacing w:after="0"/>
-        <w:rPr>
-          <w:b/>
-          <w:bCs/>
-          <w:lang w:val="en-US"/>
-        </w:rPr>
-      </w:pPr>
-    </w:p>
-    <w:p>
-      <w:pPr>
-        <w:spacing w:after="0"/>
-        <w:jc w:val="center"/>
-        <w:rPr>
-          <w:b/>
-          <w:bCs/>
-        </w:rPr>
-      </w:pPr>
-      <w:r>
-        <w:rPr>
-          <w:b/>
-          <w:bCs/>
-        </w:rPr>
-        <w:t>P</w:t>
-      </w:r>
-      <w:r>
-        <w:rPr>
-          <w:b/>
-          <w:bCs/>
-        </w:rPr>
-        <w:t>I</w:t>
-      </w:r>
-      <w:r>
-        <w:rPr>
-          <w:b/>
-          <w:bCs/>
-        </w:rPr>
-        <w:t>PERLINE</w:t>
-      </w:r>
-      <w:r>
-        <w:rPr>
-          <w:b/>
-          <w:bCs/>
+        <w:rPr>
+          <w:color w:val="747474" w:themeColor="background2" w:themeShade="80"/>
+        </w:rPr>
+      </w:pPr>
+      <w:r>
+        <w:rPr>
+          <w:color w:val="747474" w:themeColor="background2" w:themeShade="80"/>
+          <w:lang w:val="en-US"/>
         </w:rPr>
         <w:tab/>
-        <w:t>28/abril/2026</w:t>
-      </w:r>
-    </w:p>
-    <w:p>
-      <w:pPr>
-        <w:spacing w:after="0"/>
-      </w:pPr>
-      <w:r>
-        <w:rPr>
-          <w:b/>
-          <w:bCs/>
-        </w:rPr>
-        <w:t>P</w:t>
-      </w:r>
-      <w:r>
-        <w:rPr>
-          <w:b/>
-          <w:bCs/>
-        </w:rPr>
-        <w:t xml:space="preserve">ipeline DevOps </w:t>
-      </w:r>
-      <w:r>
-        <w:rPr>
-          <w:b/>
-          <w:bCs/>
-        </w:rPr>
-        <w:t>(</w:t>
-      </w:r>
-      <w:r>
-        <w:rPr>
-          <w:b/>
-          <w:bCs/>
-        </w:rPr>
-        <w:t xml:space="preserve">AWS </w:t>
-      </w:r>
-      <w:proofErr w:type="spellStart"/>
-      <w:r>
-        <w:rPr>
-          <w:b/>
-          <w:bCs/>
-        </w:rPr>
-        <w:t>Academy</w:t>
-      </w:r>
-      <w:proofErr w:type="spellEnd"/>
-      <w:r>
-        <w:rPr>
-          <w:b/>
-          <w:bCs/>
-        </w:rPr>
-        <w:t>)</w:t>
-      </w:r>
-      <w:r>
-        <w:t xml:space="preserve"> para automatizar </w:t>
-      </w:r>
-      <w:proofErr w:type="spellStart"/>
-      <w:r>
-        <w:t>backups</w:t>
-      </w:r>
-      <w:proofErr w:type="spellEnd"/>
-      <w:r>
-        <w:t xml:space="preserve"> de tu RDS hacia S3.</w:t>
-      </w:r>
-    </w:p>
-    <w:p>
-      <w:pPr>
-        <w:spacing w:after="0"/>
-      </w:pPr>
-    </w:p>
-    <w:p>
-      <w:pPr>
-        <w:spacing w:after="0"/>
-        <w:rPr>
-          <w:b/>
-          <w:bCs/>
-          <w:lang w:val="en-US"/>
-        </w:rPr>
-      </w:pPr>
-      <w:proofErr w:type="spellStart"/>
-      <w:r>
-        <w:rPr>
-          <w:b/>
-          <w:bCs/>
-          <w:lang w:val="en-US"/>
-        </w:rPr>
-        <w:lastRenderedPageBreak/>
-        <w:t>Flujo</w:t>
-      </w:r>
-      <w:proofErr w:type="spellEnd"/>
-      <w:r>
-        <w:rPr>
-          <w:b/>
-          <w:bCs/>
-          <w:lang w:val="en-US"/>
-        </w:rPr>
-        <w:t xml:space="preserve"> </w:t>
-      </w:r>
-      <w:proofErr w:type="spellStart"/>
-      <w:r>
-        <w:rPr>
-          <w:b/>
-          <w:bCs/>
-          <w:lang w:val="en-US"/>
-        </w:rPr>
-        <w:t>automático</w:t>
-      </w:r>
-      <w:proofErr w:type="spellEnd"/>
-    </w:p>
-    <w:p>
-      <w:pPr>
-        <w:spacing w:after="0"/>
-        <w:ind w:left="708"/>
-        <w:rPr>
-          <w:lang w:val="en-US"/>
-        </w:rPr>
-      </w:pPr>
-      <w:r>
-        <w:rPr>
-          <w:lang w:val="en-US"/>
-        </w:rPr>
-        <w:t>EventBridge (cron)</w:t>
-      </w:r>
-      <w:r>
-        <w:rPr>
-          <w:lang w:val="en-US"/>
-        </w:rPr>
-        <w:br/>
-        <w:t xml:space="preserve">        ↓</w:t>
-      </w:r>
-      <w:r>
-        <w:rPr>
-          <w:lang w:val="en-US"/>
-        </w:rPr>
-        <w:br/>
-        <w:t>CodeBuild</w:t>
-      </w:r>
-      <w:r>
-        <w:rPr>
-          <w:lang w:val="en-US"/>
-        </w:rPr>
-        <w:br/>
-        <w:t xml:space="preserve">        ↓</w:t>
-      </w:r>
-      <w:r>
-        <w:rPr>
-          <w:lang w:val="en-US"/>
-        </w:rPr>
-        <w:br/>
-        <w:t>EC2 / Script mysqldump</w:t>
-      </w:r>
-      <w:r>
-        <w:rPr>
-          <w:lang w:val="en-US"/>
-        </w:rPr>
-        <w:br/>
-        <w:t xml:space="preserve">        ↓</w:t>
-      </w:r>
-      <w:r>
-        <w:rPr>
-          <w:lang w:val="en-US"/>
-        </w:rPr>
-        <w:br/>
-        <w:t>S3 (backup)</w:t>
-      </w:r>
-    </w:p>
-    <w:p>
-      <w:pPr>
-        <w:spacing w:after="0"/>
-        <w:rPr>
-          <w:lang w:val="en-US"/>
-        </w:rPr>
-      </w:pPr>
-    </w:p>
-    <w:p>
-      <w:pPr>
-        <w:spacing w:after="0"/>
-        <w:rPr>
-          <w:b/>
-          <w:bCs/>
-        </w:rPr>
-      </w:pPr>
-      <w:r>
-        <w:rPr>
-          <w:b/>
-          <w:bCs/>
-        </w:rPr>
-        <w:t>Decisión técnica importante</w:t>
-      </w:r>
-    </w:p>
-    <w:p>
-      <w:pPr>
-        <w:spacing w:after="0"/>
-        <w:ind w:firstLine="708"/>
-      </w:pPr>
-      <w:r>
-        <w:t>Hay 2 formas de hacerlo:</w:t>
-      </w:r>
-    </w:p>
-    <w:p>
-      <w:pPr>
-        <w:spacing w:after="0"/>
-        <w:ind w:firstLine="708"/>
-        <w:rPr>
-          <w:b/>
-          <w:bCs/>
-        </w:rPr>
-      </w:pPr>
-      <w:r>
-        <w:rPr>
-          <w:b/>
-          <w:bCs/>
-        </w:rPr>
-        <w:t xml:space="preserve">Opción típica (NO recomendable en </w:t>
-      </w:r>
-      <w:proofErr w:type="spellStart"/>
-      <w:r>
-        <w:rPr>
-          <w:b/>
-          <w:bCs/>
-        </w:rPr>
-        <w:t>Academy</w:t>
-      </w:r>
-      <w:proofErr w:type="spellEnd"/>
-      <w:r>
-        <w:rPr>
-          <w:b/>
-          <w:bCs/>
-        </w:rPr>
-        <w:t>)</w:t>
+      </w:r>
+      <w:r>
+        <w:rPr>
+          <w:color w:val="747474" w:themeColor="background2" w:themeShade="80"/>
+          <w:lang w:val="en-US"/>
+        </w:rPr>
+        <w:tab/>
+      </w:r>
+      <w:r>
+        <w:rPr>
+          <w:color w:val="747474" w:themeColor="background2" w:themeShade="80"/>
+        </w:rPr>
+        <w:t>para obtener el “ENDPOINT_RDS” sigue estos pasos:</w:t>
       </w:r>
     </w:p>
     <w:p>
       <w:pPr>
         <w:numPr>
           <w:ilvl w:val="0"/>
-          <w:numId w:val="6"/>
+          <w:numId w:val="17"/>
         </w:numPr>
-        <w:spacing w:after="0"/>
-      </w:pPr>
-      <w:r>
-        <w:t xml:space="preserve">Lambda + </w:t>
-      </w:r>
-      <w:proofErr w:type="spellStart"/>
-      <w:r>
-        <w:t>mysqldump</w:t>
-      </w:r>
-      <w:proofErr w:type="spellEnd"/>
-      <w:r>
-        <w:t xml:space="preserve"> → falla (no tiene cliente MySQL fácilmente) </w:t>
-      </w:r>
-    </w:p>
-    <w:p>
-      <w:pPr>
-        <w:spacing w:after="0"/>
-        <w:ind w:firstLine="708"/>
-        <w:rPr>
-          <w:b/>
-          <w:bCs/>
-        </w:rPr>
-      </w:pPr>
-      <w:r>
-        <w:rPr>
-          <w:b/>
-          <w:bCs/>
-        </w:rPr>
-        <w:t>Opción correcta (la que usaremos)</w:t>
+        <w:tabs>
+          <w:tab w:val="clear" w:pos="720"/>
+          <w:tab w:val="num" w:pos="2484"/>
+        </w:tabs>
+        <w:spacing w:after="0"/>
+        <w:ind w:left="2484"/>
+        <w:rPr>
+          <w:color w:val="747474" w:themeColor="background2" w:themeShade="80"/>
+        </w:rPr>
+      </w:pPr>
+      <w:r>
+        <w:rPr>
+          <w:color w:val="747474" w:themeColor="background2" w:themeShade="80"/>
+        </w:rPr>
+        <w:t xml:space="preserve">Entra a </w:t>
+      </w:r>
+      <w:r>
+        <w:rPr>
+          <w:b/>
+          <w:bCs/>
+          <w:color w:val="747474" w:themeColor="background2" w:themeShade="80"/>
+        </w:rPr>
+        <w:t xml:space="preserve">Amazon Web </w:t>
+      </w:r>
+      <w:proofErr w:type="spellStart"/>
+      <w:r>
+        <w:rPr>
+          <w:b/>
+          <w:bCs/>
+          <w:color w:val="747474" w:themeColor="background2" w:themeShade="80"/>
+        </w:rPr>
+        <w:t>Services</w:t>
+      </w:r>
+      <w:proofErr w:type="spellEnd"/>
+      <w:r>
+        <w:rPr>
+          <w:color w:val="747474" w:themeColor="background2" w:themeShade="80"/>
+        </w:rPr>
+        <w:t xml:space="preserve"> </w:t>
       </w:r>
     </w:p>
     <w:p>
       <w:pPr>
         <w:numPr>
           <w:ilvl w:val="0"/>
-          <w:numId w:val="7"/>
+          <w:numId w:val="17"/>
         </w:numPr>
-        <w:spacing w:after="0"/>
-      </w:pPr>
-      <w:proofErr w:type="spellStart"/>
-      <w:r>
-        <w:t>CodeBuild</w:t>
-      </w:r>
-      <w:proofErr w:type="spellEnd"/>
-      <w:r>
-        <w:t xml:space="preserve"> ejecuta </w:t>
-      </w:r>
-      <w:proofErr w:type="spellStart"/>
-      <w:r>
-        <w:t>mysqldump</w:t>
-      </w:r>
-      <w:proofErr w:type="spellEnd"/>
-      <w:r>
-        <w:t xml:space="preserve"> directamente </w:t>
-      </w:r>
-    </w:p>
-    <w:p>
-      <w:pPr>
-        <w:spacing w:after="0"/>
-        <w:ind w:firstLine="708"/>
-      </w:pPr>
-      <w:r>
-        <w:t>Es más estable y realista para este laboratorio</w:t>
-      </w:r>
-    </w:p>
-    <w:p>
-      <w:pPr>
-        <w:spacing w:after="0"/>
-      </w:pPr>
-    </w:p>
-    <w:p>
-      <w:pPr>
-        <w:spacing w:after="0"/>
-        <w:rPr>
-          <w:b/>
-          <w:bCs/>
-        </w:rPr>
-      </w:pPr>
-      <w:r>
-        <w:rPr>
-          <w:b/>
-          <w:bCs/>
-        </w:rPr>
-        <w:t>Arquitectura del pipeline</w:t>
+        <w:tabs>
+          <w:tab w:val="clear" w:pos="720"/>
+          <w:tab w:val="num" w:pos="2484"/>
+        </w:tabs>
+        <w:spacing w:after="0"/>
+        <w:ind w:left="2484"/>
+        <w:rPr>
+          <w:color w:val="747474" w:themeColor="background2" w:themeShade="80"/>
+        </w:rPr>
+      </w:pPr>
+      <w:r>
+        <w:rPr>
+          <w:color w:val="747474" w:themeColor="background2" w:themeShade="80"/>
+        </w:rPr>
+        <w:t xml:space="preserve">Ve al servicio </w:t>
+      </w:r>
+      <w:r>
+        <w:rPr>
+          <w:b/>
+          <w:bCs/>
+          <w:color w:val="747474" w:themeColor="background2" w:themeShade="80"/>
+        </w:rPr>
+        <w:t>Amazon RDS</w:t>
+      </w:r>
+      <w:r>
+        <w:rPr>
+          <w:color w:val="747474" w:themeColor="background2" w:themeShade="80"/>
+        </w:rPr>
+        <w:t xml:space="preserve"> </w:t>
       </w:r>
     </w:p>
     <w:p>
       <w:pPr>
         <w:numPr>
           <w:ilvl w:val="0"/>
-          <w:numId w:val="8"/>
+          <w:numId w:val="17"/>
         </w:numPr>
-        <w:spacing w:after="0"/>
-      </w:pPr>
-      <w:r>
-        <w:t xml:space="preserve">Amazon </w:t>
-      </w:r>
-      <w:proofErr w:type="spellStart"/>
-      <w:r>
-        <w:t>EventBridge</w:t>
-      </w:r>
-      <w:proofErr w:type="spellEnd"/>
-      <w:r>
-        <w:t xml:space="preserve"> → ejecuta cada X tiempo </w:t>
+        <w:tabs>
+          <w:tab w:val="clear" w:pos="720"/>
+          <w:tab w:val="num" w:pos="2484"/>
+        </w:tabs>
+        <w:spacing w:after="0"/>
+        <w:ind w:left="2484"/>
+        <w:rPr>
+          <w:color w:val="747474" w:themeColor="background2" w:themeShade="80"/>
+        </w:rPr>
+      </w:pPr>
+      <w:r>
+        <w:rPr>
+          <w:color w:val="747474" w:themeColor="background2" w:themeShade="80"/>
+        </w:rPr>
+        <w:t xml:space="preserve">En el menú izquierdo, haz clic en </w:t>
+      </w:r>
+      <w:proofErr w:type="spellStart"/>
+      <w:r>
+        <w:rPr>
+          <w:b/>
+          <w:bCs/>
+          <w:color w:val="747474" w:themeColor="background2" w:themeShade="80"/>
+        </w:rPr>
+        <w:t>Databases</w:t>
+      </w:r>
+      <w:proofErr w:type="spellEnd"/>
+      <w:r>
+        <w:rPr>
+          <w:color w:val="747474" w:themeColor="background2" w:themeShade="80"/>
+        </w:rPr>
+        <w:t xml:space="preserve"> </w:t>
       </w:r>
     </w:p>
     <w:p>
       <w:pPr>
         <w:numPr>
           <w:ilvl w:val="0"/>
-          <w:numId w:val="8"/>
+          <w:numId w:val="17"/>
         </w:numPr>
-        <w:spacing w:after="0"/>
-      </w:pPr>
-      <w:r>
-        <w:t xml:space="preserve">AWS </w:t>
-      </w:r>
-      <w:proofErr w:type="spellStart"/>
-      <w:r>
-        <w:t>CodeBuild</w:t>
-      </w:r>
-      <w:proofErr w:type="spellEnd"/>
-      <w:r>
-        <w:t xml:space="preserve"> → corre script </w:t>
+        <w:tabs>
+          <w:tab w:val="clear" w:pos="720"/>
+          <w:tab w:val="num" w:pos="2484"/>
+        </w:tabs>
+        <w:spacing w:after="0"/>
+        <w:ind w:left="2484"/>
+        <w:rPr>
+          <w:color w:val="747474" w:themeColor="background2" w:themeShade="80"/>
+        </w:rPr>
+      </w:pPr>
+      <w:r>
+        <w:rPr>
+          <w:color w:val="747474" w:themeColor="background2" w:themeShade="80"/>
+        </w:rPr>
+        <w:t xml:space="preserve">Selecciona tu instancia de base de datos </w:t>
       </w:r>
     </w:p>
     <w:p>
       <w:pPr>
         <w:numPr>
           <w:ilvl w:val="0"/>
-          <w:numId w:val="8"/>
+          <w:numId w:val="17"/>
         </w:numPr>
-        <w:spacing w:after="0"/>
-      </w:pPr>
-      <w:r>
-        <w:t xml:space="preserve">Amazon RDS → origen </w:t>
+        <w:tabs>
+          <w:tab w:val="clear" w:pos="720"/>
+          <w:tab w:val="num" w:pos="2484"/>
+        </w:tabs>
+        <w:spacing w:after="0"/>
+        <w:ind w:left="2484"/>
+        <w:rPr>
+          <w:color w:val="747474" w:themeColor="background2" w:themeShade="80"/>
+        </w:rPr>
+      </w:pPr>
+      <w:r>
+        <w:rPr>
+          <w:color w:val="747474" w:themeColor="background2" w:themeShade="80"/>
+        </w:rPr>
+        <w:t xml:space="preserve">Pestaña </w:t>
+      </w:r>
+      <w:proofErr w:type="spellStart"/>
+      <w:r>
+        <w:rPr>
+          <w:color w:val="747474" w:themeColor="background2" w:themeShade="80"/>
+        </w:rPr>
+        <w:t>Conetividad</w:t>
+      </w:r>
+      <w:proofErr w:type="spellEnd"/>
+      <w:r>
+        <w:rPr>
+          <w:color w:val="747474" w:themeColor="background2" w:themeShade="80"/>
+        </w:rPr>
+        <w:t xml:space="preserve"> y seguridad </w:t>
       </w:r>
     </w:p>
     <w:p>
       <w:pPr>
         <w:numPr>
           <w:ilvl w:val="0"/>
-          <w:numId w:val="8"/>
+          <w:numId w:val="17"/>
         </w:numPr>
-        <w:spacing w:after="0"/>
-      </w:pPr>
-      <w:r>
-        <w:t xml:space="preserve">Amazon S3 → destino </w:t>
-      </w:r>
-    </w:p>
-    <w:p>
-      <w:pPr>
-        <w:spacing w:after="0"/>
-      </w:pPr>
-    </w:p>
-    <w:p>
-      <w:pPr>
-        <w:spacing w:after="0"/>
-        <w:rPr>
-          <w:b/>
-          <w:bCs/>
-        </w:rPr>
-      </w:pPr>
-      <w:r>
-        <w:rPr>
-          <w:b/>
-          <w:bCs/>
-        </w:rPr>
-        <w:t xml:space="preserve">1. </w:t>
-      </w:r>
-      <w:r>
-        <w:rPr>
-          <w:b/>
-          <w:bCs/>
-        </w:rPr>
-        <w:t>N</w:t>
-      </w:r>
-      <w:r>
-        <w:rPr>
-          <w:b/>
-          <w:bCs/>
-        </w:rPr>
-        <w:t>úcleo del pipeline</w:t>
-      </w:r>
-    </w:p>
-    <w:p>
-      <w:pPr>
-        <w:pStyle w:val="Prrafodelista"/>
+        <w:tabs>
+          <w:tab w:val="clear" w:pos="720"/>
+          <w:tab w:val="num" w:pos="2484"/>
+        </w:tabs>
+        <w:spacing w:after="0"/>
+        <w:ind w:left="2484"/>
+        <w:rPr>
+          <w:color w:val="747474" w:themeColor="background2" w:themeShade="80"/>
+        </w:rPr>
+      </w:pPr>
+      <w:r>
+        <w:rPr>
+          <w:color w:val="747474" w:themeColor="background2" w:themeShade="80"/>
+        </w:rPr>
+        <w:t>Conectarse mediante</w:t>
+      </w:r>
+    </w:p>
+    <w:p>
+      <w:pPr>
         <w:numPr>
           <w:ilvl w:val="0"/>
-          <w:numId w:val="12"/>
+          <w:numId w:val="17"/>
         </w:numPr>
-        <w:spacing w:after="0"/>
-      </w:pPr>
-      <w:proofErr w:type="spellStart"/>
-      <w:r>
-        <w:t>Piperline.yaml</w:t>
-      </w:r>
-      <w:proofErr w:type="spellEnd"/>
-    </w:p>
-    <w:p>
-      <w:pPr>
-        <w:spacing w:after="0"/>
-        <w:rPr>
-          <w:b/>
-          <w:bCs/>
-        </w:rPr>
-      </w:pPr>
-      <w:r>
-        <w:rPr>
-          <w:b/>
-          <w:bCs/>
-        </w:rPr>
-        <w:t xml:space="preserve">2. Variables de entorno (en </w:t>
-      </w:r>
-      <w:proofErr w:type="spellStart"/>
-      <w:r>
-        <w:rPr>
-          <w:b/>
-          <w:bCs/>
-        </w:rPr>
-        <w:t>CodeBuild</w:t>
-      </w:r>
-      <w:proofErr w:type="spellEnd"/>
-      <w:r>
-        <w:rPr>
-          <w:b/>
-          <w:bCs/>
-        </w:rPr>
-        <w:t>)</w:t>
-      </w:r>
-    </w:p>
-    <w:p>
-      <w:pPr>
-        <w:spacing w:after="0"/>
-        <w:ind w:left="708"/>
-        <w:rPr>
-          <w:lang w:val="en-US"/>
-        </w:rPr>
-      </w:pPr>
-      <w:r>
-        <w:rPr>
-          <w:lang w:val="en-US"/>
-        </w:rPr>
-        <w:t>Configura en el proyecto:</w:t>
-      </w:r>
-    </w:p>
-    <w:p>
-      <w:pPr>
-        <w:spacing w:after="0"/>
-        <w:ind w:left="708"/>
-        <w:rPr>
-          <w:lang w:val="en-US"/>
-        </w:rPr>
-      </w:pPr>
-      <w:r>
-        <w:rPr>
-          <w:lang w:val="en-US"/>
-        </w:rPr>
-        <w:t>DB_HOST = endpoint RDS</w:t>
-      </w:r>
-      <w:r>
-        <w:rPr>
-          <w:lang w:val="en-US"/>
-        </w:rPr>
-        <w:br/>
-        <w:t>DB_USER = admin</w:t>
-      </w:r>
-      <w:r>
-        <w:rPr>
-          <w:lang w:val="en-US"/>
-        </w:rPr>
-        <w:br/>
-        <w:t>DB_PASS = Admin1234</w:t>
-      </w:r>
-      <w:r>
-        <w:rPr>
-          <w:lang w:val="en-US"/>
-        </w:rPr>
-        <w:br/>
-        <w:t>DB_NAME = mysql</w:t>
-      </w:r>
-      <w:r>
-        <w:rPr>
-          <w:lang w:val="en-US"/>
-        </w:rPr>
-        <w:br/>
-        <w:t>BUCKET_NAME = tu-bucket</w:t>
-      </w:r>
-    </w:p>
-    <w:p>
-      <w:pPr>
-        <w:spacing w:after="0"/>
-        <w:rPr>
-          <w:b/>
-          <w:bCs/>
-        </w:rPr>
-      </w:pPr>
-      <w:r>
-        <w:rPr>
-          <w:b/>
-          <w:bCs/>
-        </w:rPr>
-        <w:t>3.</w:t>
-      </w:r>
-      <w:r>
-        <w:rPr>
-          <w:b/>
-          <w:bCs/>
-        </w:rPr>
-        <w:t xml:space="preserve"> </w:t>
-      </w:r>
-      <w:r>
-        <w:rPr>
-          <w:b/>
-          <w:bCs/>
-        </w:rPr>
-        <w:t xml:space="preserve">YAML (agregar al </w:t>
-      </w:r>
-      <w:proofErr w:type="spellStart"/>
-      <w:r>
-        <w:rPr>
-          <w:b/>
-          <w:bCs/>
-        </w:rPr>
-        <w:t>stack</w:t>
-      </w:r>
-      <w:proofErr w:type="spellEnd"/>
-      <w:r>
-        <w:rPr>
-          <w:b/>
-          <w:bCs/>
-        </w:rPr>
-        <w:t xml:space="preserve"> existente)</w:t>
-      </w:r>
-    </w:p>
-    <w:p>
-      <w:pPr>
-        <w:pStyle w:val="Prrafodelista"/>
+        <w:tabs>
+          <w:tab w:val="clear" w:pos="720"/>
+          <w:tab w:val="num" w:pos="2484"/>
+        </w:tabs>
+        <w:spacing w:after="0"/>
+        <w:ind w:left="2484"/>
+        <w:rPr>
+          <w:color w:val="747474" w:themeColor="background2" w:themeShade="80"/>
+        </w:rPr>
+      </w:pPr>
+      <w:r>
+        <w:rPr>
+          <w:color w:val="747474" w:themeColor="background2" w:themeShade="80"/>
+        </w:rPr>
+        <w:t xml:space="preserve">Punto de Conaxión </w:t>
+      </w:r>
+    </w:p>
+    <w:p>
+      <w:pPr>
         <w:numPr>
           <w:ilvl w:val="0"/>
-          <w:numId w:val="11"/>
+          <w:numId w:val="17"/>
         </w:numPr>
-        <w:spacing w:after="0"/>
-        <w:rPr>
-          <w:b/>
-          <w:bCs/>
-        </w:rPr>
-      </w:pPr>
-      <w:proofErr w:type="spellStart"/>
-      <w:r>
-        <w:rPr>
-          <w:b/>
-          <w:bCs/>
-        </w:rPr>
-        <w:t>Stack.yaml</w:t>
-      </w:r>
-      <w:proofErr w:type="spellEnd"/>
-    </w:p>
-    <w:p>
-      <w:pPr>
-        <w:spacing w:after="0"/>
-        <w:rPr>
-          <w:b/>
-          <w:bCs/>
-        </w:rPr>
-      </w:pPr>
-      <w:r>
-        <w:rPr>
-          <w:b/>
-          <w:bCs/>
-        </w:rPr>
-        <w:t xml:space="preserve">4. </w:t>
-      </w:r>
-      <w:r>
-        <w:rPr>
-          <w:b/>
-          <w:bCs/>
-        </w:rPr>
-        <w:t>Programar ejecución automática</w:t>
-      </w:r>
-    </w:p>
-    <w:p>
-      <w:pPr>
-        <w:pStyle w:val="Prrafodelista"/>
+        <w:tabs>
+          <w:tab w:val="clear" w:pos="720"/>
+          <w:tab w:val="num" w:pos="2484"/>
+        </w:tabs>
+        <w:spacing w:after="0"/>
+        <w:ind w:left="2484"/>
+        <w:rPr>
+          <w:color w:val="747474" w:themeColor="background2" w:themeShade="80"/>
+        </w:rPr>
+      </w:pPr>
+      <w:r>
+        <w:rPr>
+          <w:color w:val="747474" w:themeColor="background2" w:themeShade="80"/>
+        </w:rPr>
+        <w:t xml:space="preserve">Copia el </w:t>
+      </w:r>
+      <w:r>
+        <w:rPr>
+          <w:b/>
+          <w:bCs/>
+          <w:color w:val="747474" w:themeColor="background2" w:themeShade="80"/>
+        </w:rPr>
+        <w:t>Punto de enlace</w:t>
+      </w:r>
+    </w:p>
+    <w:p>
+      <w:pPr>
+        <w:numPr>
+          <w:ilvl w:val="0"/>
+          <w:numId w:val="17"/>
+        </w:numPr>
+        <w:tabs>
+          <w:tab w:val="clear" w:pos="720"/>
+          <w:tab w:val="num" w:pos="2484"/>
+        </w:tabs>
+        <w:spacing w:after="0"/>
+        <w:ind w:left="2484"/>
+        <w:rPr>
+          <w:color w:val="747474" w:themeColor="background2" w:themeShade="80"/>
+        </w:rPr>
+      </w:pPr>
+      <w:r>
+        <w:rPr>
+          <w:color w:val="747474" w:themeColor="background2" w:themeShade="80"/>
+        </w:rPr>
+        <w:t xml:space="preserve">Busca el campo:  </w:t>
+      </w:r>
+      <w:proofErr w:type="spellStart"/>
+      <w:r>
+        <w:rPr>
+          <w:b/>
+          <w:bCs/>
+          <w:color w:val="747474" w:themeColor="background2" w:themeShade="80"/>
+        </w:rPr>
+        <w:t>Endpoint</w:t>
+      </w:r>
+      <w:proofErr w:type="spellEnd"/>
+      <w:r>
+        <w:rPr>
+          <w:b/>
+          <w:bCs/>
+          <w:color w:val="747474" w:themeColor="background2" w:themeShade="80"/>
+        </w:rPr>
+        <w:t xml:space="preserve"> &amp; </w:t>
+      </w:r>
+      <w:proofErr w:type="spellStart"/>
+      <w:r>
+        <w:rPr>
+          <w:b/>
+          <w:bCs/>
+          <w:color w:val="747474" w:themeColor="background2" w:themeShade="80"/>
+        </w:rPr>
+        <w:t>port</w:t>
+      </w:r>
+      <w:proofErr w:type="spellEnd"/>
+    </w:p>
+    <w:p>
+      <w:pPr>
+        <w:spacing w:after="0"/>
+      </w:pPr>
+    </w:p>
+    <w:p>
+      <w:pPr>
+        <w:spacing w:after="0"/>
+        <w:ind w:firstLine="708"/>
+        <w:rPr>
+          <w:lang w:val="en-US"/>
+        </w:rPr>
+      </w:pPr>
+      <w:r>
+        <w:rPr>
+          <w:lang w:val="en-US"/>
+        </w:rPr>
+        <w:t>Endpoint-</w:t>
+      </w:r>
+      <w:proofErr w:type="spellStart"/>
+      <w:r>
+        <w:rPr>
+          <w:lang w:val="en-US"/>
+        </w:rPr>
+        <w:t>rds</w:t>
+      </w:r>
+      <w:proofErr w:type="spellEnd"/>
+      <w:r>
+        <w:rPr>
+          <w:lang w:val="en-US"/>
+        </w:rPr>
+        <w:t>:</w:t>
+      </w:r>
+    </w:p>
+    <w:p>
+      <w:pPr>
+        <w:spacing w:after="0"/>
+        <w:ind w:firstLine="708"/>
+        <w:rPr>
+          <w:lang w:val="en-US"/>
+        </w:rPr>
+      </w:pPr>
+      <w:r>
+        <w:rPr>
+          <w:lang w:val="en-US"/>
+        </w:rPr>
+        <w:tab/>
+      </w:r>
+      <w:r>
+        <w:rPr>
+          <w:lang w:val="en-US"/>
+        </w:rPr>
+        <w:t>lab-db.cwrln6b3dhug.us-east-1.rds.amazonaws.com</w:t>
+      </w:r>
+    </w:p>
+    <w:p>
+      <w:pPr>
+        <w:spacing w:after="0"/>
+        <w:ind w:firstLine="708"/>
+        <w:rPr>
+          <w:lang w:val="en-US"/>
+        </w:rPr>
+      </w:pPr>
+      <w:proofErr w:type="spellStart"/>
+      <w:r>
+        <w:rPr>
+          <w:lang w:val="en-US"/>
+        </w:rPr>
+        <w:t>Construido</w:t>
+      </w:r>
+      <w:proofErr w:type="spellEnd"/>
+      <w:r>
+        <w:rPr>
+          <w:lang w:val="en-US"/>
+        </w:rPr>
+        <w:t>:</w:t>
+      </w:r>
+    </w:p>
+    <w:p>
+      <w:pPr>
+        <w:spacing w:after="0"/>
+        <w:ind w:left="708" w:firstLine="708"/>
+        <w:rPr>
+          <w:lang w:val="en-US"/>
+        </w:rPr>
+      </w:pPr>
+      <w:proofErr w:type="spellStart"/>
+      <w:r>
+        <w:rPr>
+          <w:lang w:val="en-US"/>
+        </w:rPr>
+        <w:t>mysqldump</w:t>
+      </w:r>
+      <w:proofErr w:type="spellEnd"/>
+      <w:r>
+        <w:rPr>
+          <w:lang w:val="en-US"/>
+        </w:rPr>
+        <w:t xml:space="preserve"> -h lab-db.cwrln6b3dhug.us-east-1.rds.amazonaws.com -u admin -p --all-databases --single-transaction --set-</w:t>
+      </w:r>
+      <w:proofErr w:type="spellStart"/>
+      <w:r>
+        <w:rPr>
+          <w:lang w:val="en-US"/>
+        </w:rPr>
+        <w:t>gtid</w:t>
+      </w:r>
+      <w:proofErr w:type="spellEnd"/>
+      <w:r>
+        <w:rPr>
+          <w:lang w:val="en-US"/>
+        </w:rPr>
+        <w:t xml:space="preserve">-purged=OFF &gt; </w:t>
+      </w:r>
+      <w:proofErr w:type="spellStart"/>
+      <w:r>
+        <w:rPr>
+          <w:lang w:val="en-US"/>
+        </w:rPr>
+        <w:t>backup.sql</w:t>
+      </w:r>
+      <w:proofErr w:type="spellEnd"/>
+    </w:p>
+    <w:p>
+      <w:pPr>
+        <w:spacing w:after="0"/>
+        <w:rPr>
+          <w:b/>
+          <w:bCs/>
+          <w:lang w:val="en-US"/>
+        </w:rPr>
+      </w:pPr>
+    </w:p>
+    <w:p>
+      <w:pPr>
+        <w:spacing w:after="0"/>
+        <w:rPr>
+          <w:b/>
+          <w:bCs/>
+          <w:lang w:val="en-US"/>
+        </w:rPr>
+      </w:pPr>
+    </w:p>
+    <w:p>
+      <w:pPr>
+        <w:spacing w:after="0"/>
+        <w:ind w:firstLine="708"/>
+        <w:rPr>
+          <w:lang w:val="en-US"/>
+        </w:rPr>
+      </w:pPr>
+      <w:r>
+        <w:rPr>
+          <w:lang w:val="en-US"/>
+        </w:rPr>
+        <w:t xml:space="preserve">Subir a S3 (SIN </w:t>
+      </w:r>
+      <w:proofErr w:type="spellStart"/>
+      <w:r>
+        <w:rPr>
+          <w:lang w:val="en-US"/>
+        </w:rPr>
+        <w:t>aws</w:t>
+      </w:r>
+      <w:proofErr w:type="spellEnd"/>
+      <w:r>
+        <w:rPr>
+          <w:lang w:val="en-US"/>
+        </w:rPr>
+        <w:t xml:space="preserve"> configure)</w:t>
+      </w:r>
+    </w:p>
+    <w:p>
+      <w:pPr>
+        <w:spacing w:after="0"/>
+        <w:ind w:left="708" w:firstLine="708"/>
+        <w:rPr>
+          <w:lang w:val="en-US"/>
+        </w:rPr>
+      </w:pPr>
+      <w:proofErr w:type="spellStart"/>
+      <w:r>
+        <w:rPr>
+          <w:lang w:val="en-US"/>
+        </w:rPr>
+        <w:t>aws</w:t>
+      </w:r>
+      <w:proofErr w:type="spellEnd"/>
+      <w:r>
+        <w:rPr>
+          <w:lang w:val="en-US"/>
+        </w:rPr>
+        <w:t xml:space="preserve"> s3 cp </w:t>
+      </w:r>
+      <w:proofErr w:type="spellStart"/>
+      <w:r>
+        <w:rPr>
+          <w:lang w:val="en-US"/>
+        </w:rPr>
+        <w:t>backup.sql</w:t>
+      </w:r>
+      <w:proofErr w:type="spellEnd"/>
+      <w:r>
+        <w:rPr>
+          <w:lang w:val="en-US"/>
+        </w:rPr>
+        <w:t xml:space="preserve"> s3://NOMBRE_BUCKET/</w:t>
+      </w:r>
+    </w:p>
+    <w:p>
+      <w:pPr>
+        <w:spacing w:after="0"/>
+        <w:rPr>
+          <w:lang w:val="en-US"/>
+        </w:rPr>
+      </w:pPr>
+    </w:p>
+    <w:p>
+      <w:pPr>
+        <w:spacing w:after="0"/>
+        <w:rPr>
+          <w:lang w:val="en-US"/>
+        </w:rPr>
+      </w:pPr>
+      <w:r>
+        <w:rPr>
+          <w:lang w:val="en-US"/>
+        </w:rPr>
+        <w:tab/>
+      </w:r>
+      <w:proofErr w:type="spellStart"/>
+      <w:r>
+        <w:rPr>
+          <w:lang w:val="en-US"/>
+        </w:rPr>
+        <w:t>Armado</w:t>
+      </w:r>
+      <w:proofErr w:type="spellEnd"/>
+    </w:p>
+    <w:p>
+      <w:pPr>
+        <w:spacing w:after="0"/>
+        <w:rPr>
+          <w:lang w:val="en-US"/>
+        </w:rPr>
+      </w:pPr>
+      <w:r>
+        <w:rPr>
+          <w:lang w:val="en-US"/>
+        </w:rPr>
+        <w:tab/>
+      </w:r>
+      <w:r>
+        <w:rPr>
+          <w:lang w:val="en-US"/>
+        </w:rPr>
+        <w:tab/>
+      </w:r>
+      <w:proofErr w:type="spellStart"/>
+      <w:r>
+        <w:rPr>
+          <w:lang w:val="en-US"/>
+        </w:rPr>
+        <w:t>aws</w:t>
+      </w:r>
+      <w:proofErr w:type="spellEnd"/>
+      <w:r>
+        <w:rPr>
+          <w:lang w:val="en-US"/>
+        </w:rPr>
+        <w:t xml:space="preserve"> s3 cp </w:t>
+      </w:r>
+      <w:proofErr w:type="spellStart"/>
+      <w:r>
+        <w:rPr>
+          <w:lang w:val="en-US"/>
+        </w:rPr>
+        <w:t>backup.sql</w:t>
+      </w:r>
+      <w:proofErr w:type="spellEnd"/>
+      <w:r>
+        <w:rPr>
+          <w:lang w:val="en-US"/>
+        </w:rPr>
+        <w:t xml:space="preserve"> s3:// </w:t>
+      </w:r>
+      <w:hyperlink r:id="rId6" w:history="1">
+        <w:r>
+          <w:rPr>
+            <w:rStyle w:val="Hipervnculo"/>
+            <w:lang w:val="en-US"/>
+          </w:rPr>
+          <w:t>lab-mysql-s3-backupbucket-r6px6suhmwaf</w:t>
+        </w:r>
+      </w:hyperlink>
+    </w:p>
+    <w:p>
+      <w:pPr>
+        <w:spacing w:after="0"/>
+        <w:rPr>
+          <w:lang w:val="en-US"/>
+        </w:rPr>
+      </w:pPr>
+    </w:p>
+    <w:p>
+      <w:pPr>
+        <w:spacing w:after="0"/>
+      </w:pPr>
+      <w:r>
+        <w:rPr>
+          <w:lang w:val="en-US"/>
+        </w:rPr>
+        <w:tab/>
+      </w:r>
+      <w:r>
+        <w:t xml:space="preserve">Validamos la creación del archivo </w:t>
+      </w:r>
+    </w:p>
+    <w:p>
+      <w:pPr>
+        <w:spacing w:after="0"/>
+      </w:pPr>
+      <w:r>
+        <w:tab/>
+      </w:r>
+      <w:r>
+        <w:tab/>
+      </w:r>
+      <w:proofErr w:type="spellStart"/>
+      <w:r>
+        <w:t>Backup.sql</w:t>
+      </w:r>
+      <w:proofErr w:type="spellEnd"/>
+    </w:p>
+    <w:p>
+      <w:pPr>
+        <w:spacing w:after="0"/>
+        <w:rPr>
+          <w:b/>
+          <w:bCs/>
+        </w:rPr>
+      </w:pPr>
+    </w:p>
+    <w:p>
+      <w:pPr>
+        <w:spacing w:after="0"/>
+        <w:rPr>
+          <w:b/>
+          <w:bCs/>
+        </w:rPr>
+      </w:pPr>
+      <w:r>
+        <w:rPr>
+          <w:b/>
+          <w:bCs/>
+        </w:rPr>
+        <w:t>Automatizamos el respaldo</w:t>
+      </w:r>
+    </w:p>
+    <w:p>
+      <w:pPr>
+        <w:spacing w:after="0"/>
+        <w:ind w:firstLine="708"/>
+      </w:pPr>
+      <w:r>
+        <w:t xml:space="preserve">Creamos un </w:t>
+      </w:r>
+      <w:proofErr w:type="spellStart"/>
+      <w:r>
+        <w:t>arvhivo</w:t>
+      </w:r>
+      <w:proofErr w:type="spellEnd"/>
+      <w:r>
+        <w:t xml:space="preserve"> .</w:t>
+      </w:r>
+      <w:proofErr w:type="spellStart"/>
+      <w:r>
+        <w:t>sh</w:t>
+      </w:r>
+      <w:proofErr w:type="spellEnd"/>
+      <w:r>
+        <w:t>, dentro del EC2.</w:t>
+      </w:r>
+    </w:p>
+    <w:p>
+      <w:pPr>
+        <w:spacing w:after="0"/>
+        <w:rPr>
+          <w:b/>
+          <w:bCs/>
+        </w:rPr>
+      </w:pPr>
+      <w:r>
+        <w:rPr>
+          <w:b/>
+          <w:bCs/>
+        </w:rPr>
+        <w:t>Primero crear el archivo</w:t>
+      </w:r>
+    </w:p>
+    <w:p>
+      <w:pPr>
+        <w:spacing w:after="0"/>
+      </w:pPr>
+      <w:r>
+        <w:tab/>
+      </w:r>
+      <w:r>
+        <w:t>nano ~/backup.sh</w:t>
+      </w:r>
+    </w:p>
+    <w:p>
+      <w:pPr>
+        <w:spacing w:after="0"/>
+      </w:pPr>
+    </w:p>
+    <w:p>
+      <w:pPr>
+        <w:spacing w:after="0"/>
+        <w:rPr>
+          <w:b/>
+          <w:bCs/>
+        </w:rPr>
+      </w:pPr>
+      <w:r>
+        <w:rPr>
+          <w:b/>
+          <w:bCs/>
+        </w:rPr>
+        <w:t>pegar estos dentro de el:</w:t>
+      </w:r>
+    </w:p>
+    <w:p>
+      <w:pPr>
+        <w:spacing w:after="0"/>
+        <w:ind w:left="708"/>
+        <w:rPr>
+          <w:lang w:val="en-US"/>
+        </w:rPr>
+      </w:pPr>
+      <w:proofErr w:type="gramStart"/>
+      <w:r>
+        <w:rPr>
+          <w:lang w:val="en-US"/>
+        </w:rPr>
+        <w:t>#!/</w:t>
+      </w:r>
+      <w:proofErr w:type="gramEnd"/>
+      <w:r>
+        <w:rPr>
+          <w:lang w:val="en-US"/>
+        </w:rPr>
+        <w:t>bin/bash</w:t>
+      </w:r>
+    </w:p>
+    <w:p>
+      <w:pPr>
+        <w:spacing w:after="0"/>
+        <w:ind w:left="708"/>
+        <w:rPr>
+          <w:lang w:val="en-US"/>
+        </w:rPr>
+      </w:pPr>
+    </w:p>
+    <w:p>
+      <w:pPr>
+        <w:spacing w:after="0"/>
+        <w:ind w:left="708"/>
+        <w:rPr>
+          <w:lang w:val="en-US"/>
+        </w:rPr>
+      </w:pPr>
+      <w:r>
+        <w:rPr>
+          <w:lang w:val="en-US"/>
+        </w:rPr>
+        <w:t>DATE=$(date +%F-%H-%M)</w:t>
+      </w:r>
+    </w:p>
+    <w:p>
+      <w:pPr>
+        <w:spacing w:after="0"/>
+        <w:ind w:left="708"/>
+        <w:rPr>
+          <w:lang w:val="en-US"/>
+        </w:rPr>
+      </w:pPr>
+      <w:r>
+        <w:rPr>
+          <w:lang w:val="en-US"/>
+        </w:rPr>
+        <w:t>FILE="backup-$</w:t>
+      </w:r>
+      <w:proofErr w:type="spellStart"/>
+      <w:r>
+        <w:rPr>
+          <w:lang w:val="en-US"/>
+        </w:rPr>
+        <w:t>DATE.sql</w:t>
+      </w:r>
+      <w:proofErr w:type="spellEnd"/>
+      <w:r>
+        <w:rPr>
+          <w:lang w:val="en-US"/>
+        </w:rPr>
+        <w:t>"</w:t>
+      </w:r>
+    </w:p>
+    <w:p>
+      <w:pPr>
+        <w:spacing w:after="0"/>
+        <w:ind w:left="708"/>
+        <w:rPr>
+          <w:lang w:val="en-US"/>
+        </w:rPr>
+      </w:pPr>
+      <w:r>
+        <w:rPr>
+          <w:lang w:val="en-US"/>
+        </w:rPr>
+        <w:t>BUCKET="lab-mysql-s3-backupbucket-r6px6suhmwaf"</w:t>
+      </w:r>
+    </w:p>
+    <w:p>
+      <w:pPr>
+        <w:spacing w:after="0"/>
+        <w:ind w:left="708"/>
+        <w:rPr>
+          <w:lang w:val="en-US"/>
+        </w:rPr>
+      </w:pPr>
+    </w:p>
+    <w:p>
+      <w:pPr>
+        <w:spacing w:after="0"/>
+        <w:ind w:left="708"/>
+        <w:rPr>
+          <w:lang w:val="en-US"/>
+        </w:rPr>
+      </w:pPr>
+      <w:r>
+        <w:rPr>
+          <w:lang w:val="en-US"/>
+        </w:rPr>
+        <w:t>echo "</w:t>
+      </w:r>
+      <w:proofErr w:type="spellStart"/>
+      <w:r>
+        <w:rPr>
+          <w:lang w:val="en-US"/>
+        </w:rPr>
+        <w:t>Iniciando</w:t>
+      </w:r>
+      <w:proofErr w:type="spellEnd"/>
+      <w:r>
+        <w:rPr>
+          <w:lang w:val="en-US"/>
+        </w:rPr>
+        <w:t xml:space="preserve"> backup $DATE"</w:t>
+      </w:r>
+    </w:p>
+    <w:p>
+      <w:pPr>
+        <w:spacing w:after="0"/>
+        <w:ind w:left="708"/>
+        <w:rPr>
+          <w:lang w:val="en-US"/>
+        </w:rPr>
+      </w:pPr>
+    </w:p>
+    <w:p>
+      <w:pPr>
+        <w:spacing w:after="0"/>
+        <w:ind w:left="708"/>
+        <w:rPr>
+          <w:lang w:val="en-US"/>
+        </w:rPr>
+      </w:pPr>
+      <w:proofErr w:type="spellStart"/>
+      <w:r>
+        <w:rPr>
+          <w:lang w:val="en-US"/>
+        </w:rPr>
+        <w:t>mysqldump</w:t>
+      </w:r>
+      <w:proofErr w:type="spellEnd"/>
+      <w:r>
+        <w:rPr>
+          <w:lang w:val="en-US"/>
+        </w:rPr>
+        <w:t xml:space="preserve"> -h lab-db.cwrln6b3dhug.us-east-1.rds.amazonaws.com \</w:t>
+      </w:r>
+    </w:p>
+    <w:p>
+      <w:pPr>
+        <w:spacing w:after="0"/>
+        <w:ind w:left="708"/>
+        <w:rPr>
+          <w:lang w:val="en-US"/>
+        </w:rPr>
+      </w:pPr>
+      <w:r>
+        <w:rPr>
+          <w:lang w:val="en-US"/>
+        </w:rPr>
+        <w:t>-u admin -p'Tec147-.' \</w:t>
+      </w:r>
+    </w:p>
+    <w:p>
+      <w:pPr>
+        <w:spacing w:after="0"/>
+        <w:ind w:left="708"/>
+        <w:rPr>
+          <w:lang w:val="en-US"/>
+        </w:rPr>
+      </w:pPr>
+      <w:r>
+        <w:rPr>
+          <w:lang w:val="en-US"/>
+        </w:rPr>
+        <w:t>--all-databases \</w:t>
+      </w:r>
+    </w:p>
+    <w:p>
+      <w:pPr>
+        <w:spacing w:after="0"/>
+        <w:ind w:left="708"/>
+        <w:rPr>
+          <w:lang w:val="en-US"/>
+        </w:rPr>
+      </w:pPr>
+      <w:r>
+        <w:rPr>
+          <w:lang w:val="en-US"/>
+        </w:rPr>
+        <w:t>--single-transaction \</w:t>
+      </w:r>
+    </w:p>
+    <w:p>
+      <w:pPr>
+        <w:spacing w:after="0"/>
+        <w:ind w:left="708"/>
+        <w:rPr>
+          <w:lang w:val="en-US"/>
+        </w:rPr>
+      </w:pPr>
+      <w:r>
+        <w:rPr>
+          <w:lang w:val="en-US"/>
+        </w:rPr>
+        <w:t>--skip-lock-tables \</w:t>
+      </w:r>
+    </w:p>
+    <w:p>
+      <w:pPr>
+        <w:spacing w:after="0"/>
+        <w:ind w:left="708"/>
+        <w:rPr>
+          <w:lang w:val="en-US"/>
+        </w:rPr>
+      </w:pPr>
+      <w:r>
+        <w:rPr>
+          <w:lang w:val="en-US"/>
+        </w:rPr>
+        <w:t>--set-</w:t>
+      </w:r>
+      <w:proofErr w:type="spellStart"/>
+      <w:r>
+        <w:rPr>
+          <w:lang w:val="en-US"/>
+        </w:rPr>
+        <w:t>gtid</w:t>
+      </w:r>
+      <w:proofErr w:type="spellEnd"/>
+      <w:r>
+        <w:rPr>
+          <w:lang w:val="en-US"/>
+        </w:rPr>
+        <w:t>-purged=OFF \</w:t>
+      </w:r>
+    </w:p>
+    <w:p>
+      <w:pPr>
+        <w:spacing w:after="0"/>
+        <w:ind w:left="708"/>
+        <w:rPr>
+          <w:lang w:val="en-US"/>
+        </w:rPr>
+      </w:pPr>
+      <w:r>
+        <w:rPr>
+          <w:lang w:val="en-US"/>
+        </w:rPr>
+        <w:t>--lock-all-tables=0 &gt; $FILE</w:t>
+      </w:r>
+    </w:p>
+    <w:p>
+      <w:pPr>
+        <w:spacing w:after="0"/>
+        <w:ind w:left="708"/>
+        <w:rPr>
+          <w:lang w:val="en-US"/>
+        </w:rPr>
+      </w:pPr>
+    </w:p>
+    <w:p>
+      <w:pPr>
+        <w:spacing w:after="0"/>
+        <w:ind w:left="708"/>
+        <w:rPr>
+          <w:lang w:val="en-US"/>
+        </w:rPr>
+      </w:pPr>
+      <w:r>
+        <w:rPr>
+          <w:lang w:val="en-US"/>
+        </w:rPr>
+        <w:t xml:space="preserve">if </w:t>
+      </w:r>
+      <w:proofErr w:type="gramStart"/>
+      <w:r>
+        <w:rPr>
+          <w:lang w:val="en-US"/>
+        </w:rPr>
+        <w:t>[ $</w:t>
+      </w:r>
+      <w:proofErr w:type="gramEnd"/>
+      <w:r>
+        <w:rPr>
+          <w:lang w:val="en-US"/>
+        </w:rPr>
+        <w:t xml:space="preserve">? -eq </w:t>
+      </w:r>
+      <w:proofErr w:type="gramStart"/>
+      <w:r>
+        <w:rPr>
+          <w:lang w:val="en-US"/>
+        </w:rPr>
+        <w:t>0 ]</w:t>
+      </w:r>
+      <w:proofErr w:type="gramEnd"/>
+      <w:r>
+        <w:rPr>
+          <w:lang w:val="en-US"/>
+        </w:rPr>
+        <w:t>; then</w:t>
+      </w:r>
+    </w:p>
+    <w:p>
+      <w:pPr>
+        <w:spacing w:after="0"/>
+        <w:ind w:left="708"/>
+        <w:rPr>
+          <w:lang w:val="en-US"/>
+        </w:rPr>
+      </w:pPr>
+      <w:r>
+        <w:rPr>
+          <w:lang w:val="en-US"/>
+        </w:rPr>
+        <w:t xml:space="preserve">    echo "Backup OK"</w:t>
+      </w:r>
+    </w:p>
+    <w:p>
+      <w:pPr>
+        <w:spacing w:after="0"/>
+        <w:ind w:left="708"/>
+        <w:rPr>
+          <w:lang w:val="en-US"/>
+        </w:rPr>
+      </w:pPr>
+      <w:r>
+        <w:rPr>
+          <w:lang w:val="en-US"/>
+        </w:rPr>
+        <w:t xml:space="preserve">    </w:t>
+      </w:r>
+      <w:proofErr w:type="spellStart"/>
+      <w:r>
+        <w:rPr>
+          <w:lang w:val="en-US"/>
+        </w:rPr>
+        <w:t>gzip</w:t>
+      </w:r>
+      <w:proofErr w:type="spellEnd"/>
+      <w:r>
+        <w:rPr>
+          <w:lang w:val="en-US"/>
+        </w:rPr>
+        <w:t xml:space="preserve"> $FILE</w:t>
+      </w:r>
+    </w:p>
+    <w:p>
+      <w:pPr>
+        <w:spacing w:after="0"/>
+        <w:ind w:left="708"/>
+        <w:rPr>
+          <w:lang w:val="en-US"/>
+        </w:rPr>
+      </w:pPr>
+      <w:r>
+        <w:rPr>
+          <w:lang w:val="en-US"/>
+        </w:rPr>
+        <w:t xml:space="preserve">    </w:t>
+      </w:r>
+      <w:proofErr w:type="spellStart"/>
+      <w:r>
+        <w:rPr>
+          <w:lang w:val="en-US"/>
+        </w:rPr>
+        <w:t>aws</w:t>
+      </w:r>
+      <w:proofErr w:type="spellEnd"/>
+      <w:r>
+        <w:rPr>
+          <w:lang w:val="en-US"/>
+        </w:rPr>
+        <w:t xml:space="preserve"> s3 cp $FILE.gz s3://$BUCKET/backups/</w:t>
+      </w:r>
+    </w:p>
+    <w:p>
+      <w:pPr>
+        <w:spacing w:after="0"/>
+        <w:ind w:left="708"/>
+      </w:pPr>
+      <w:proofErr w:type="spellStart"/>
+      <w:r>
+        <w:t>else</w:t>
+      </w:r>
+      <w:proofErr w:type="spellEnd"/>
+    </w:p>
+    <w:p>
+      <w:pPr>
+        <w:spacing w:after="0"/>
+        <w:ind w:left="708"/>
+      </w:pPr>
+      <w:r>
+        <w:t xml:space="preserve">    echo "Error en </w:t>
+      </w:r>
+      <w:proofErr w:type="spellStart"/>
+      <w:r>
+        <w:t>backup</w:t>
+      </w:r>
+      <w:proofErr w:type="spellEnd"/>
+      <w:r>
+        <w:t>"</w:t>
+      </w:r>
+    </w:p>
+    <w:p>
+      <w:pPr>
+        <w:spacing w:after="0"/>
+        <w:ind w:left="708"/>
+      </w:pPr>
+      <w:r>
+        <w:t>fi</w:t>
+      </w:r>
+    </w:p>
+    <w:p>
+      <w:pPr>
+        <w:spacing w:after="0"/>
+        <w:rPr>
+          <w:b/>
+          <w:bCs/>
+        </w:rPr>
+      </w:pPr>
+    </w:p>
+    <w:p>
+      <w:pPr>
+        <w:spacing w:after="0"/>
+        <w:rPr>
+          <w:b/>
+          <w:bCs/>
+        </w:rPr>
+      </w:pPr>
+      <w:r>
+        <w:rPr>
+          <w:b/>
+          <w:bCs/>
+        </w:rPr>
+        <w:t xml:space="preserve">guarda </w:t>
+      </w:r>
+      <w:proofErr w:type="gramStart"/>
+      <w:r>
+        <w:rPr>
+          <w:b/>
+          <w:bCs/>
+        </w:rPr>
+        <w:t>los cambio</w:t>
+      </w:r>
+      <w:proofErr w:type="gramEnd"/>
+      <w:r>
+        <w:rPr>
+          <w:b/>
+          <w:bCs/>
+        </w:rPr>
+        <w:t xml:space="preserve"> (^X)</w:t>
+      </w:r>
+    </w:p>
+    <w:p>
+      <w:pPr>
+        <w:spacing w:after="0"/>
+        <w:rPr>
+          <w:b/>
+          <w:bCs/>
+        </w:rPr>
+      </w:pPr>
+      <w:r>
+        <w:rPr>
+          <w:b/>
+          <w:bCs/>
+        </w:rPr>
+        <w:t xml:space="preserve">da permisos de </w:t>
+      </w:r>
+      <w:r>
+        <w:rPr>
+          <w:b/>
+          <w:bCs/>
+        </w:rPr>
+        <w:t>ejecución</w:t>
+      </w:r>
+      <w:r>
+        <w:rPr>
+          <w:b/>
+          <w:bCs/>
+        </w:rPr>
+        <w:t xml:space="preserve"> </w:t>
+      </w:r>
+    </w:p>
+    <w:p>
+      <w:pPr>
+        <w:spacing w:after="0"/>
+      </w:pPr>
+    </w:p>
+    <w:p>
+      <w:pPr>
+        <w:spacing w:after="0"/>
+      </w:pPr>
+      <w:r>
+        <w:t xml:space="preserve">Dentro de la instancia de EC2 </w:t>
+      </w:r>
+    </w:p>
+    <w:p>
+      <w:pPr>
+        <w:spacing w:after="0"/>
+      </w:pPr>
+    </w:p>
+    <w:p>
+      <w:pPr>
+        <w:spacing w:after="0"/>
+      </w:pPr>
+      <w:r>
+        <w:t>Ejecuta en tu EC2:</w:t>
+      </w:r>
+    </w:p>
+    <w:p>
+      <w:pPr>
+        <w:spacing w:after="0"/>
+        <w:ind w:firstLine="708"/>
+        <w:rPr>
+          <w:b/>
+          <w:bCs/>
+        </w:rPr>
+      </w:pPr>
+      <w:proofErr w:type="spellStart"/>
+      <w:r>
+        <w:rPr>
+          <w:b/>
+          <w:bCs/>
+        </w:rPr>
+        <w:t>aws</w:t>
+      </w:r>
+      <w:proofErr w:type="spellEnd"/>
+      <w:r>
+        <w:rPr>
+          <w:b/>
+          <w:bCs/>
+        </w:rPr>
+        <w:t xml:space="preserve"> configure</w:t>
+      </w:r>
+    </w:p>
+    <w:p>
+      <w:pPr>
+        <w:spacing w:after="0"/>
+        <w:ind w:left="1416"/>
+        <w:rPr>
+          <w:lang w:val="en-US"/>
+        </w:rPr>
+      </w:pPr>
+      <w:r>
+        <w:rPr>
+          <w:lang w:val="en-US"/>
+        </w:rPr>
+        <w:t>AWS Access Key ID:</w:t>
+      </w:r>
+      <w:r>
+        <w:rPr>
+          <w:lang w:val="en-US"/>
+        </w:rPr>
+        <w:br/>
+        <w:t>AWS Secret Access Key:</w:t>
+      </w:r>
+      <w:r>
+        <w:rPr>
+          <w:lang w:val="en-US"/>
+        </w:rPr>
+        <w:br/>
+        <w:t>Default region name:</w:t>
+      </w:r>
+      <w:r>
+        <w:rPr>
+          <w:lang w:val="en-US"/>
+        </w:rPr>
+        <w:br/>
+        <w:t>Default output format:</w:t>
+      </w:r>
+    </w:p>
+    <w:p>
+      <w:pPr>
+        <w:spacing w:after="0"/>
+        <w:rPr>
+          <w:lang w:val="en-US"/>
+        </w:rPr>
+      </w:pPr>
+    </w:p>
+    <w:p>
+      <w:pPr>
+        <w:spacing w:after="0"/>
+        <w:rPr>
+          <w:color w:val="747474" w:themeColor="background2" w:themeShade="80"/>
+        </w:rPr>
+      </w:pPr>
+      <w:r>
+        <w:rPr>
+          <w:color w:val="747474" w:themeColor="background2" w:themeShade="80"/>
+        </w:rPr>
+        <w:t>¿De dónde sacas esas credenciales?</w:t>
+      </w:r>
+    </w:p>
+    <w:p>
+      <w:pPr>
+        <w:spacing w:after="0"/>
+        <w:rPr>
+          <w:color w:val="747474" w:themeColor="background2" w:themeShade="80"/>
+        </w:rPr>
+      </w:pPr>
+      <w:r>
+        <w:rPr>
+          <w:color w:val="747474" w:themeColor="background2" w:themeShade="80"/>
+        </w:rPr>
+        <w:t xml:space="preserve">En AWS </w:t>
+      </w:r>
+      <w:proofErr w:type="spellStart"/>
+      <w:r>
+        <w:rPr>
+          <w:color w:val="747474" w:themeColor="background2" w:themeShade="80"/>
+        </w:rPr>
+        <w:t>Academy</w:t>
+      </w:r>
+      <w:proofErr w:type="spellEnd"/>
+      <w:r>
+        <w:rPr>
+          <w:color w:val="747474" w:themeColor="background2" w:themeShade="80"/>
+        </w:rPr>
+        <w:t>:</w:t>
+      </w:r>
+    </w:p>
+    <w:p>
+      <w:pPr>
+        <w:numPr>
+          <w:ilvl w:val="0"/>
+          <w:numId w:val="18"/>
+        </w:numPr>
+        <w:spacing w:after="0"/>
+        <w:rPr>
+          <w:color w:val="747474" w:themeColor="background2" w:themeShade="80"/>
+        </w:rPr>
+      </w:pPr>
+      <w:r>
+        <w:rPr>
+          <w:color w:val="747474" w:themeColor="background2" w:themeShade="80"/>
+        </w:rPr>
+        <w:t xml:space="preserve">Entra al laboratorio </w:t>
+      </w:r>
+    </w:p>
+    <w:p>
+      <w:pPr>
+        <w:numPr>
+          <w:ilvl w:val="0"/>
+          <w:numId w:val="18"/>
+        </w:numPr>
+        <w:spacing w:after="0"/>
+        <w:rPr>
+          <w:color w:val="747474" w:themeColor="background2" w:themeShade="80"/>
+        </w:rPr>
+      </w:pPr>
+      <w:r>
+        <w:rPr>
+          <w:color w:val="747474" w:themeColor="background2" w:themeShade="80"/>
+        </w:rPr>
+        <w:lastRenderedPageBreak/>
+        <w:t xml:space="preserve">Busca algo como: </w:t>
+      </w:r>
+    </w:p>
+    <w:p>
+      <w:pPr>
         <w:numPr>
           <w:ilvl w:val="1"/>
-          <w:numId w:val="2"/>
+          <w:numId w:val="18"/>
         </w:numPr>
         <w:spacing w:after="0"/>
         <w:rPr>
-          <w:b/>
-          <w:bCs/>
-        </w:rPr>
-      </w:pPr>
-      <w:proofErr w:type="spellStart"/>
-      <w:r>
-        <w:rPr>
-          <w:b/>
-          <w:bCs/>
-        </w:rPr>
-        <w:t>ProgramacionAuto.yaml</w:t>
-      </w:r>
-      <w:proofErr w:type="spellEnd"/>
-    </w:p>
-    <w:p>
-      <w:pPr>
-        <w:spacing w:after="0"/>
-        <w:ind w:left="360"/>
-        <w:rPr>
-          <w:b/>
-          <w:bCs/>
-        </w:rPr>
-      </w:pPr>
-      <w:r>
-        <w:rPr>
-          <w:b/>
-          <w:bCs/>
-        </w:rPr>
-        <w:t>Cómo probarlo</w:t>
+          <w:color w:val="747474" w:themeColor="background2" w:themeShade="80"/>
+        </w:rPr>
+      </w:pPr>
+      <w:r>
+        <w:rPr>
+          <w:color w:val="747474" w:themeColor="background2" w:themeShade="80"/>
+        </w:rPr>
+        <w:t xml:space="preserve">“AWS </w:t>
+      </w:r>
+      <w:proofErr w:type="spellStart"/>
+      <w:r>
+        <w:rPr>
+          <w:color w:val="747474" w:themeColor="background2" w:themeShade="80"/>
+        </w:rPr>
+        <w:t>Details</w:t>
+      </w:r>
+      <w:proofErr w:type="spellEnd"/>
+      <w:r>
+        <w:rPr>
+          <w:color w:val="747474" w:themeColor="background2" w:themeShade="80"/>
+        </w:rPr>
+        <w:t xml:space="preserve">” </w:t>
+      </w:r>
+    </w:p>
+    <w:p>
+      <w:pPr>
+        <w:numPr>
+          <w:ilvl w:val="1"/>
+          <w:numId w:val="18"/>
+        </w:numPr>
+        <w:spacing w:after="0"/>
+        <w:rPr>
+          <w:color w:val="747474" w:themeColor="background2" w:themeShade="80"/>
+        </w:rPr>
+      </w:pPr>
+      <w:r>
+        <w:rPr>
+          <w:color w:val="747474" w:themeColor="background2" w:themeShade="80"/>
+        </w:rPr>
+        <w:t xml:space="preserve">“Cloud Access” </w:t>
       </w:r>
     </w:p>
     <w:p>
       <w:pPr>
         <w:numPr>
           <w:ilvl w:val="0"/>
-          <w:numId w:val="9"/>
+          <w:numId w:val="18"/>
         </w:numPr>
-        <w:tabs>
-          <w:tab w:val="clear" w:pos="720"/>
-          <w:tab w:val="num" w:pos="1080"/>
-        </w:tabs>
-        <w:spacing w:after="0"/>
-        <w:ind w:left="1080"/>
-      </w:pPr>
-      <w:r>
-        <w:t xml:space="preserve">Crear </w:t>
-      </w:r>
-      <w:proofErr w:type="spellStart"/>
-      <w:r>
-        <w:t>stack</w:t>
-      </w:r>
-      <w:proofErr w:type="spellEnd"/>
-      <w:r>
+        <w:spacing w:after="0"/>
+        <w:rPr>
+          <w:color w:val="747474" w:themeColor="background2" w:themeShade="80"/>
+        </w:rPr>
+      </w:pPr>
+      <w:r>
+        <w:rPr>
+          <w:color w:val="747474" w:themeColor="background2" w:themeShade="80"/>
+        </w:rPr>
+        <w:t xml:space="preserve">Ahí aparecen: </w:t>
+      </w:r>
+    </w:p>
+    <w:p>
+      <w:pPr>
+        <w:numPr>
+          <w:ilvl w:val="1"/>
+          <w:numId w:val="18"/>
+        </w:numPr>
+        <w:spacing w:after="0"/>
+        <w:rPr>
+          <w:color w:val="747474" w:themeColor="background2" w:themeShade="80"/>
+        </w:rPr>
+      </w:pPr>
+      <w:r>
+        <w:rPr>
+          <w:color w:val="747474" w:themeColor="background2" w:themeShade="80"/>
+        </w:rPr>
+        <w:t xml:space="preserve">Access Key </w:t>
+      </w:r>
+    </w:p>
+    <w:p>
+      <w:pPr>
+        <w:numPr>
+          <w:ilvl w:val="1"/>
+          <w:numId w:val="18"/>
+        </w:numPr>
+        <w:spacing w:after="0"/>
+        <w:rPr>
+          <w:color w:val="747474" w:themeColor="background2" w:themeShade="80"/>
+        </w:rPr>
+      </w:pPr>
+      <w:r>
+        <w:rPr>
+          <w:color w:val="747474" w:themeColor="background2" w:themeShade="80"/>
+        </w:rPr>
+        <w:t>Secret Key</w:t>
+      </w:r>
+    </w:p>
+    <w:p>
+      <w:pPr>
+        <w:spacing w:after="0"/>
+        <w:ind w:firstLine="708"/>
+        <w:rPr>
+          <w:color w:val="747474" w:themeColor="background2" w:themeShade="80"/>
+        </w:rPr>
+      </w:pPr>
+      <w:r>
+        <w:rPr>
+          <w:color w:val="747474" w:themeColor="background2" w:themeShade="80"/>
+          <w:lang w:val="en-US"/>
+        </w:rPr>
+        <w:drawing>
+          <wp:inline distT="0" distB="0" distL="0" distR="0" wp14:anchorId="409EB1B6" wp14:editId="497CC0C4">
+            <wp:extent cx="2789767" cy="2885250"/>
+            <wp:effectExtent l="0" t="0" r="0" b="0"/>
+            <wp:docPr id="1279566161" name="Imagen 1" descr="Interfaz de usuario gráfica, Texto, Aplicación&#10;&#10;El contenido generado por IA puede ser incorrecto."/>
+            <wp:cNvGraphicFramePr>
+              <a:graphicFrameLocks xmlns:a="http://schemas.openxmlformats.org/drawingml/2006/main" noChangeAspect="1"/>
+            </wp:cNvGraphicFramePr>
+            <a:graphic xmlns:a="http://schemas.openxmlformats.org/drawingml/2006/main">
+              <a:graphicData uri="http://schemas.openxmlformats.org/drawingml/2006/picture">
+                <pic:pic xmlns:pic="http://schemas.openxmlformats.org/drawingml/2006/picture">
+                  <pic:nvPicPr>
+                    <pic:cNvPr id="1279566161" name="Imagen 1" descr="Interfaz de usuario gráfica, Texto, Aplicación&#10;&#10;El contenido generado por IA puede ser incorrecto."/>
+                    <pic:cNvPicPr/>
+                  </pic:nvPicPr>
+                  <pic:blipFill>
+                    <a:blip r:embed="rId7"/>
+                    <a:stretch>
+                      <a:fillRect/>
+                    </a:stretch>
+                  </pic:blipFill>
+                  <pic:spPr>
+                    <a:xfrm>
+                      <a:off x="0" y="0"/>
+                      <a:ext cx="2801183" cy="2897057"/>
+                    </a:xfrm>
+                    <a:prstGeom prst="rect">
+                      <a:avLst/>
+                    </a:prstGeom>
+                  </pic:spPr>
+                </pic:pic>
+              </a:graphicData>
+            </a:graphic>
+          </wp:inline>
+        </w:drawing>
+      </w:r>
+    </w:p>
+    <w:p>
+      <w:pPr>
+        <w:spacing w:after="0"/>
+      </w:pPr>
+    </w:p>
+    <w:p>
+      <w:pPr>
+        <w:spacing w:after="0"/>
+        <w:rPr>
+          <w:b/>
+          <w:bCs/>
+        </w:rPr>
+      </w:pPr>
+      <w:r>
+        <w:rPr>
+          <w:b/>
+          <w:bCs/>
+        </w:rPr>
+        <w:t xml:space="preserve">Edita </w:t>
+      </w:r>
+      <w:r>
+        <w:rPr>
+          <w:b/>
+          <w:bCs/>
+        </w:rPr>
+        <w:t>los</w:t>
+      </w:r>
+      <w:r>
+        <w:rPr>
+          <w:b/>
+          <w:bCs/>
+        </w:rPr>
+        <w:t xml:space="preserve"> archivo</w:t>
+      </w:r>
+      <w:r>
+        <w:rPr>
+          <w:b/>
+          <w:bCs/>
+        </w:rPr>
+        <w:t>s</w:t>
+      </w:r>
+      <w:r>
+        <w:rPr>
+          <w:b/>
+          <w:bCs/>
+        </w:rPr>
+        <w:t>:</w:t>
+      </w:r>
+    </w:p>
+    <w:p>
+      <w:pPr>
+        <w:spacing w:after="0"/>
+        <w:ind w:firstLine="708"/>
+      </w:pPr>
+      <w:r>
+        <w:t>nano ~</w:t>
+      </w:r>
+      <w:proofErr w:type="gramStart"/>
+      <w:r>
+        <w:t>/.</w:t>
+      </w:r>
+      <w:proofErr w:type="spellStart"/>
+      <w:r>
+        <w:t>aws</w:t>
+      </w:r>
+      <w:proofErr w:type="spellEnd"/>
+      <w:proofErr w:type="gramEnd"/>
+      <w:r>
+        <w:t>/</w:t>
+      </w:r>
+      <w:proofErr w:type="spellStart"/>
+      <w:r>
+        <w:t>credentials</w:t>
+      </w:r>
+      <w:proofErr w:type="spellEnd"/>
+    </w:p>
+    <w:p>
+      <w:pPr>
+        <w:spacing w:after="0"/>
+        <w:ind w:left="1416"/>
+        <w:rPr>
+          <w:lang w:val="en-US"/>
+        </w:rPr>
+      </w:pPr>
+      <w:r>
+        <w:rPr>
+          <w:lang w:val="en-US"/>
+        </w:rPr>
+        <w:t>[default]</w:t>
+      </w:r>
+    </w:p>
+    <w:p>
+      <w:pPr>
+        <w:spacing w:after="0"/>
+        <w:ind w:left="1416"/>
+        <w:rPr>
+          <w:lang w:val="en-US"/>
+        </w:rPr>
+      </w:pPr>
+      <w:proofErr w:type="spellStart"/>
+      <w:r>
+        <w:rPr>
+          <w:lang w:val="en-US"/>
+        </w:rPr>
+        <w:t>aws_access_key_id</w:t>
+      </w:r>
+      <w:proofErr w:type="spellEnd"/>
+      <w:r>
+        <w:rPr>
+          <w:lang w:val="en-US"/>
+        </w:rPr>
+        <w:t>=TU_ACCESS_KEY</w:t>
+      </w:r>
+    </w:p>
+    <w:p>
+      <w:pPr>
+        <w:spacing w:after="0"/>
+        <w:ind w:left="1416"/>
+        <w:rPr>
+          <w:lang w:val="en-US"/>
+        </w:rPr>
+      </w:pPr>
+      <w:proofErr w:type="spellStart"/>
+      <w:r>
+        <w:rPr>
+          <w:lang w:val="en-US"/>
+        </w:rPr>
+        <w:t>aws_secret_access_key</w:t>
+      </w:r>
+      <w:proofErr w:type="spellEnd"/>
+      <w:r>
+        <w:rPr>
+          <w:lang w:val="en-US"/>
+        </w:rPr>
+        <w:t>=TU_SECRET_KEY</w:t>
+      </w:r>
+    </w:p>
+    <w:p>
+      <w:pPr>
+        <w:spacing w:after="0"/>
+        <w:ind w:left="1416"/>
+        <w:rPr>
+          <w:lang w:val="en-US"/>
+        </w:rPr>
+      </w:pPr>
+      <w:proofErr w:type="spellStart"/>
+      <w:r>
+        <w:rPr>
+          <w:lang w:val="en-US"/>
+        </w:rPr>
+        <w:t>aws_session_token</w:t>
+      </w:r>
+      <w:proofErr w:type="spellEnd"/>
+      <w:r>
+        <w:rPr>
+          <w:lang w:val="en-US"/>
+        </w:rPr>
+        <w:t>=TU_SESSION_TOKEN</w:t>
+      </w:r>
+    </w:p>
+    <w:p>
+      <w:pPr>
+        <w:spacing w:after="0"/>
+        <w:ind w:left="1416"/>
+        <w:rPr>
+          <w:lang w:val="en-US"/>
+        </w:rPr>
+      </w:pPr>
+    </w:p>
+    <w:p>
+      <w:pPr>
+        <w:spacing w:after="0"/>
+        <w:ind w:firstLine="708"/>
+        <w:rPr>
+          <w:lang w:val="en-US"/>
+        </w:rPr>
+      </w:pPr>
+      <w:r>
+        <w:rPr>
+          <w:lang w:val="en-US"/>
+        </w:rPr>
+        <w:t>nano ~</w:t>
+      </w:r>
+      <w:proofErr w:type="gramStart"/>
+      <w:r>
+        <w:rPr>
+          <w:lang w:val="en-US"/>
+        </w:rPr>
+        <w:t>/.</w:t>
+      </w:r>
+      <w:proofErr w:type="spellStart"/>
+      <w:r>
+        <w:rPr>
+          <w:lang w:val="en-US"/>
+        </w:rPr>
+        <w:t>aws</w:t>
+      </w:r>
+      <w:proofErr w:type="spellEnd"/>
+      <w:proofErr w:type="gramEnd"/>
+      <w:r>
+        <w:rPr>
+          <w:lang w:val="en-US"/>
+        </w:rPr>
+        <w:t>/config</w:t>
+      </w:r>
+    </w:p>
+    <w:p>
+      <w:pPr>
+        <w:spacing w:after="0"/>
+        <w:ind w:left="1416"/>
+        <w:rPr>
+          <w:lang w:val="en-US"/>
+        </w:rPr>
+      </w:pPr>
+      <w:r>
+        <w:rPr>
+          <w:lang w:val="en-US"/>
+        </w:rPr>
+        <w:t>[default]</w:t>
+      </w:r>
+    </w:p>
+    <w:p>
+      <w:pPr>
+        <w:spacing w:after="0"/>
+        <w:ind w:left="1416"/>
+        <w:rPr>
+          <w:lang w:val="en-US"/>
+        </w:rPr>
+      </w:pPr>
+      <w:r>
+        <w:rPr>
+          <w:lang w:val="en-US"/>
+        </w:rPr>
+        <w:t>region=us-east-1</w:t>
+      </w:r>
+    </w:p>
+    <w:p>
+      <w:pPr>
+        <w:spacing w:after="0"/>
+        <w:ind w:left="1416"/>
+        <w:rPr>
+          <w:lang w:val="en-US"/>
+        </w:rPr>
+      </w:pPr>
+      <w:r>
+        <w:rPr>
+          <w:lang w:val="en-US"/>
+        </w:rPr>
+        <w:t>output=</w:t>
+      </w:r>
+      <w:proofErr w:type="spellStart"/>
+      <w:r>
+        <w:rPr>
+          <w:lang w:val="en-US"/>
+        </w:rPr>
+        <w:t>json</w:t>
+      </w:r>
+      <w:proofErr w:type="spellEnd"/>
+    </w:p>
+    <w:p>
+      <w:pPr>
+        <w:spacing w:after="0"/>
+        <w:rPr>
+          <w:b/>
+          <w:bCs/>
+          <w:lang w:val="en-US"/>
+        </w:rPr>
+      </w:pPr>
+      <w:r>
+        <w:rPr>
+          <w:b/>
+          <w:bCs/>
+          <w:lang w:val="en-US"/>
+        </w:rPr>
+        <w:t>Validar</w:t>
+      </w:r>
+    </w:p>
+    <w:p>
+      <w:pPr>
+        <w:spacing w:after="0"/>
+        <w:ind w:firstLine="708"/>
+        <w:rPr>
+          <w:lang w:val="en-US"/>
+        </w:rPr>
+      </w:pPr>
+      <w:proofErr w:type="spellStart"/>
+      <w:r>
+        <w:rPr>
+          <w:lang w:val="en-US"/>
+        </w:rPr>
+        <w:t>aws</w:t>
+      </w:r>
+      <w:proofErr w:type="spellEnd"/>
+      <w:r>
+        <w:rPr>
+          <w:lang w:val="en-US"/>
+        </w:rPr>
         <w:t xml:space="preserve"> </w:t>
       </w:r>
+      <w:proofErr w:type="spellStart"/>
+      <w:r>
+        <w:rPr>
+          <w:lang w:val="en-US"/>
+        </w:rPr>
+        <w:t>sts</w:t>
+      </w:r>
+      <w:proofErr w:type="spellEnd"/>
+      <w:r>
+        <w:rPr>
+          <w:lang w:val="en-US"/>
+        </w:rPr>
+        <w:t xml:space="preserve"> get-caller-identity</w:t>
+      </w:r>
+    </w:p>
+    <w:p>
+      <w:pPr>
+        <w:spacing w:after="0"/>
+        <w:rPr>
+          <w:lang w:val="en-US"/>
+        </w:rPr>
+      </w:pPr>
+    </w:p>
+    <w:p>
+      <w:pPr>
+        <w:spacing w:after="0"/>
+        <w:rPr>
+          <w:lang w:val="en-US"/>
+        </w:rPr>
+      </w:pPr>
+    </w:p>
+    <w:p>
+      <w:pPr>
+        <w:spacing w:after="0"/>
+        <w:rPr>
+          <w:b/>
+          <w:bCs/>
+        </w:rPr>
+      </w:pPr>
+      <w:r>
+        <w:rPr>
+          <w:b/>
+          <w:bCs/>
+        </w:rPr>
+        <w:t>Automatización del respaldo de forma diaria</w:t>
+      </w:r>
+    </w:p>
+    <w:p>
+      <w:pPr>
+        <w:spacing w:after="0"/>
+      </w:pPr>
+    </w:p>
+    <w:p>
+      <w:pPr>
+        <w:spacing w:after="0"/>
+        <w:rPr>
+          <w:b/>
+          <w:bCs/>
+        </w:rPr>
+      </w:pPr>
+      <w:r>
+        <w:rPr>
+          <w:b/>
+          <w:bCs/>
+        </w:rPr>
+        <w:lastRenderedPageBreak/>
+        <w:t>programarlo en tu Amazon EC2</w:t>
+      </w:r>
+    </w:p>
+    <w:p>
+      <w:pPr>
+        <w:spacing w:after="0"/>
+        <w:ind w:firstLine="708"/>
+      </w:pPr>
+      <w:r>
+        <w:t xml:space="preserve">desde la línea de comandos ejecuta </w:t>
+      </w:r>
+    </w:p>
+    <w:p>
+      <w:pPr>
+        <w:spacing w:after="0"/>
+        <w:ind w:left="708" w:firstLine="708"/>
+      </w:pPr>
+      <w:proofErr w:type="spellStart"/>
+      <w:r>
+        <w:t>crontab</w:t>
+      </w:r>
+      <w:proofErr w:type="spellEnd"/>
+      <w:r>
+        <w:t xml:space="preserve"> -e</w:t>
+      </w:r>
+    </w:p>
+    <w:p>
+      <w:pPr>
+        <w:spacing w:after="0"/>
+        <w:ind w:firstLine="708"/>
+        <w:rPr>
+          <w:lang w:val="en-US"/>
+        </w:rPr>
+      </w:pPr>
+      <w:proofErr w:type="spellStart"/>
+      <w:r>
+        <w:rPr>
+          <w:lang w:val="en-US"/>
+        </w:rPr>
+        <w:t>Agrega</w:t>
+      </w:r>
+      <w:proofErr w:type="spellEnd"/>
+      <w:r>
+        <w:rPr>
+          <w:lang w:val="en-US"/>
+        </w:rPr>
+        <w:t>:</w:t>
+      </w:r>
+    </w:p>
+    <w:p>
+      <w:pPr>
+        <w:spacing w:after="0"/>
+        <w:ind w:firstLine="708"/>
+        <w:rPr>
+          <w:lang w:val="en-US"/>
+        </w:rPr>
+      </w:pPr>
+      <w:r>
+        <w:rPr>
+          <w:lang w:val="en-US"/>
+        </w:rPr>
+        <w:t>0 2 * * * /home/ec2-user/backup.sh &gt;&gt; /home/ec2-user/backup.log 2&gt;&amp;1</w:t>
+      </w:r>
+    </w:p>
+    <w:p>
+      <w:pPr>
+        <w:spacing w:after="0"/>
+        <w:ind w:firstLine="708"/>
+        <w:rPr>
+          <w:lang w:val="en-US"/>
+        </w:rPr>
+      </w:pPr>
+      <w:r>
+        <w:rPr>
+          <w:lang w:val="en-US"/>
+        </w:rPr>
+        <w:t>find /home/ec2-</w:t>
+      </w:r>
+      <w:proofErr w:type="gramStart"/>
+      <w:r>
+        <w:rPr>
+          <w:lang w:val="en-US"/>
+        </w:rPr>
+        <w:t>user -name</w:t>
+      </w:r>
+      <w:proofErr w:type="gramEnd"/>
+      <w:r>
+        <w:rPr>
+          <w:lang w:val="en-US"/>
+        </w:rPr>
+        <w:t xml:space="preserve"> "backup-*.</w:t>
+      </w:r>
+      <w:proofErr w:type="spellStart"/>
+      <w:r>
+        <w:rPr>
+          <w:lang w:val="en-US"/>
+        </w:rPr>
+        <w:t>gz</w:t>
+      </w:r>
+      <w:proofErr w:type="spellEnd"/>
+      <w:r>
+        <w:rPr>
+          <w:lang w:val="en-US"/>
+        </w:rPr>
+        <w:t>" -</w:t>
+      </w:r>
+      <w:proofErr w:type="spellStart"/>
+      <w:r>
+        <w:rPr>
+          <w:lang w:val="en-US"/>
+        </w:rPr>
+        <w:t>mtime</w:t>
+      </w:r>
+      <w:proofErr w:type="spellEnd"/>
+      <w:r>
+        <w:rPr>
+          <w:lang w:val="en-US"/>
+        </w:rPr>
+        <w:t xml:space="preserve"> +7 -delete</w:t>
+      </w:r>
+    </w:p>
+    <w:p>
+      <w:pPr>
+        <w:spacing w:after="0"/>
+        <w:rPr>
+          <w:lang w:val="en-US"/>
+        </w:rPr>
+      </w:pPr>
+    </w:p>
+    <w:p>
+      <w:pPr>
+        <w:spacing w:after="0" w:line="240" w:lineRule="auto"/>
+        <w:ind w:left="1416"/>
+      </w:pPr>
+      <w:r>
+        <w:t xml:space="preserve">Para editar con los </w:t>
+      </w:r>
+      <w:proofErr w:type="gramStart"/>
+      <w:r>
+        <w:t>siguientes paso</w:t>
+      </w:r>
+      <w:proofErr w:type="gramEnd"/>
     </w:p>
     <w:p>
       <w:pPr>
         <w:numPr>
           <w:ilvl w:val="0"/>
-          <w:numId w:val="9"/>
+          <w:numId w:val="19"/>
         </w:numPr>
         <w:tabs>
           <w:tab w:val="clear" w:pos="720"/>
-          <w:tab w:val="num" w:pos="1080"/>
-        </w:tabs>
-        <w:spacing w:after="0"/>
-        <w:ind w:left="1080"/>
-      </w:pPr>
-      <w:r>
-        <w:lastRenderedPageBreak/>
-        <w:t xml:space="preserve">Ir a </w:t>
-      </w:r>
-      <w:proofErr w:type="spellStart"/>
-      <w:r>
-        <w:t>CodeBuild</w:t>
-      </w:r>
-      <w:proofErr w:type="spellEnd"/>
-      <w:r>
-        <w:t xml:space="preserve"> </w:t>
+          <w:tab w:val="num" w:pos="2136"/>
+        </w:tabs>
+        <w:spacing w:after="0" w:line="240" w:lineRule="auto"/>
+        <w:ind w:left="2136"/>
+      </w:pPr>
+      <w:r>
+        <w:t xml:space="preserve">Presiona la tecla: </w:t>
+      </w:r>
+      <w:r>
+        <w:rPr>
+          <w:b/>
+          <w:bCs/>
+        </w:rPr>
+        <w:t>i</w:t>
+      </w:r>
+      <w:r>
+        <w:tab/>
+      </w:r>
+      <w:r>
+        <w:tab/>
+      </w:r>
+      <w:r>
+        <w:rPr>
+          <w:b/>
+          <w:bCs/>
+        </w:rPr>
+        <w:t>modo edición (INSERT)</w:t>
+      </w:r>
+    </w:p>
+    <w:p>
+      <w:pPr>
+        <w:spacing w:after="0" w:line="240" w:lineRule="auto"/>
+        <w:ind w:left="1416" w:firstLine="708"/>
+      </w:pPr>
+      <w:r>
+        <w:t xml:space="preserve">Verás algo como: </w:t>
+      </w:r>
+      <w:r>
+        <w:tab/>
+      </w:r>
+      <w:r>
+        <w:tab/>
+      </w:r>
+      <w:r>
+        <w:t>-- INSERT --</w:t>
       </w:r>
     </w:p>
     <w:p>
       <w:pPr>
         <w:numPr>
           <w:ilvl w:val="0"/>
-          <w:numId w:val="9"/>
+          <w:numId w:val="21"/>
         </w:numPr>
         <w:tabs>
           <w:tab w:val="clear" w:pos="720"/>
-          <w:tab w:val="num" w:pos="1080"/>
-        </w:tabs>
-        <w:spacing w:after="0"/>
-        <w:ind w:left="1080"/>
-      </w:pPr>
-      <w:r>
-        <w:t xml:space="preserve">Ejecutar manualmente el proyecto </w:t>
+          <w:tab w:val="num" w:pos="2136"/>
+        </w:tabs>
+        <w:spacing w:after="0" w:line="240" w:lineRule="auto"/>
+        <w:ind w:left="2136"/>
+      </w:pPr>
+      <w:r>
+        <w:t xml:space="preserve">Ahora pega o escribe tu línea, por ejemplo: </w:t>
+      </w:r>
+    </w:p>
+    <w:p>
+      <w:pPr>
+        <w:spacing w:after="0" w:line="240" w:lineRule="auto"/>
+        <w:ind w:left="1416" w:firstLine="708"/>
+        <w:rPr>
+          <w:lang w:val="en-US"/>
+        </w:rPr>
+      </w:pPr>
+      <w:r>
+        <w:rPr>
+          <w:lang w:val="en-US"/>
+        </w:rPr>
+        <w:t>0 2 * * * /home/ec2-user/backup.sh &gt;&gt; /home/ec2-user/backup.log 2&gt;&amp;1</w:t>
+      </w:r>
+    </w:p>
+    <w:p>
+      <w:pPr>
+        <w:spacing w:after="0" w:line="240" w:lineRule="auto"/>
+        <w:ind w:left="1416"/>
+      </w:pPr>
+    </w:p>
+    <w:p>
+      <w:pPr>
+        <w:spacing w:after="0" w:line="240" w:lineRule="auto"/>
+        <w:ind w:left="1416"/>
+        <w:rPr>
+          <w:b/>
+          <w:bCs/>
+        </w:rPr>
+      </w:pPr>
+      <w:r>
+        <w:rPr>
+          <w:b/>
+          <w:bCs/>
+        </w:rPr>
+        <w:t>Guardar y salir</w:t>
       </w:r>
     </w:p>
     <w:p>
       <w:pPr>
         <w:numPr>
           <w:ilvl w:val="0"/>
-          <w:numId w:val="9"/>
+          <w:numId w:val="22"/>
         </w:numPr>
         <w:tabs>
           <w:tab w:val="clear" w:pos="720"/>
-          <w:tab w:val="num" w:pos="1080"/>
-        </w:tabs>
-        <w:spacing w:after="0"/>
-        <w:ind w:left="1080"/>
-      </w:pPr>
-      <w:r>
-        <w:t xml:space="preserve">Verificar en S3: </w:t>
-      </w:r>
-    </w:p>
-    <w:p>
-      <w:pPr>
-        <w:spacing w:after="0"/>
-        <w:ind w:left="360" w:firstLine="360"/>
-      </w:pPr>
-      <w:r>
-        <w:t>backup-2026-04-26-12-00.sql</w:t>
-      </w:r>
-    </w:p>
-    <w:p>
-      <w:pPr>
-        <w:spacing w:after="0"/>
-        <w:rPr>
-          <w:b/>
-          <w:bCs/>
-        </w:rPr>
-      </w:pPr>
-      <w:r>
-        <w:rPr>
-          <w:b/>
-          <w:bCs/>
-        </w:rPr>
-        <w:t>Mejoras sugeridas:</w:t>
-      </w:r>
-    </w:p>
-    <w:p>
-      <w:pPr>
-        <w:spacing w:after="0"/>
-        <w:rPr>
-          <w:b/>
-          <w:bCs/>
-        </w:rPr>
-      </w:pPr>
-      <w:r>
-        <w:rPr>
-          <w:rFonts w:ascii="Segoe UI Emoji" w:hAnsi="Segoe UI Emoji" w:cs="Segoe UI Emoji"/>
-          <w:b/>
-          <w:bCs/>
-        </w:rPr>
-        <w:t>🔹</w:t>
-      </w:r>
-      <w:r>
-        <w:rPr>
-          <w:b/>
-          <w:bCs/>
-        </w:rPr>
-        <w:t xml:space="preserve"> Seguridad</w:t>
-      </w:r>
-    </w:p>
-    <w:p>
-      <w:pPr>
-        <w:spacing w:after="0"/>
-        <w:ind w:left="360" w:firstLine="348"/>
-      </w:pPr>
-      <w:r>
-        <w:t xml:space="preserve">Usar </w:t>
-      </w:r>
-      <w:proofErr w:type="spellStart"/>
-      <w:r>
-        <w:t>Secrets</w:t>
-      </w:r>
-      <w:proofErr w:type="spellEnd"/>
-      <w:r>
-        <w:t xml:space="preserve"> Manager (no </w:t>
-      </w:r>
-      <w:proofErr w:type="spellStart"/>
+          <w:tab w:val="num" w:pos="2136"/>
+        </w:tabs>
+        <w:spacing w:after="0" w:line="240" w:lineRule="auto"/>
+        <w:ind w:left="1416"/>
+      </w:pPr>
+      <w:r>
+        <w:t xml:space="preserve">Presiona: </w:t>
+      </w:r>
+      <w:r>
+        <w:tab/>
+      </w:r>
+      <w:r>
+        <w:rPr>
+          <w:b/>
+          <w:bCs/>
+        </w:rPr>
+        <w:t>ESC</w:t>
+      </w:r>
+    </w:p>
+    <w:p>
+      <w:pPr>
+        <w:numPr>
+          <w:ilvl w:val="0"/>
+          <w:numId w:val="23"/>
+        </w:numPr>
+        <w:tabs>
+          <w:tab w:val="clear" w:pos="720"/>
+          <w:tab w:val="num" w:pos="2136"/>
+        </w:tabs>
+        <w:spacing w:after="0" w:line="240" w:lineRule="auto"/>
+        <w:ind w:left="1416"/>
+      </w:pPr>
+      <w:r>
+        <w:t xml:space="preserve">Escribe: </w:t>
+      </w:r>
       <w:proofErr w:type="gramStart"/>
       <w:r>
-        <w:t>password</w:t>
+        <w:tab/>
+      </w:r>
+      <w:r>
+        <w:rPr>
+          <w:b/>
+          <w:bCs/>
+        </w:rPr>
+        <w:t>:</w:t>
+      </w:r>
+      <w:proofErr w:type="spellStart"/>
+      <w:r>
+        <w:rPr>
+          <w:b/>
+          <w:bCs/>
+        </w:rPr>
+        <w:t>wq</w:t>
       </w:r>
       <w:proofErr w:type="spellEnd"/>
       <w:proofErr w:type="gramEnd"/>
-      <w:r>
-        <w:t xml:space="preserve"> en texto plano) </w:t>
-      </w:r>
-    </w:p>
-    <w:p>
-      <w:pPr>
-        <w:spacing w:after="0"/>
-        <w:rPr>
-          <w:b/>
-          <w:bCs/>
-          <w:lang w:val="en-US"/>
-        </w:rPr>
-      </w:pPr>
-      <w:r>
-        <w:rPr>
-          <w:rFonts w:ascii="Segoe UI Emoji" w:hAnsi="Segoe UI Emoji" w:cs="Segoe UI Emoji"/>
-          <w:b/>
-          <w:bCs/>
-        </w:rPr>
-        <w:t>🔹</w:t>
-      </w:r>
-      <w:r>
-        <w:rPr>
-          <w:b/>
-          <w:bCs/>
-          <w:lang w:val="en-US"/>
-        </w:rPr>
-        <w:t xml:space="preserve"> Versionado S3</w:t>
-      </w:r>
-    </w:p>
-    <w:p>
-      <w:pPr>
-        <w:spacing w:after="0"/>
-        <w:ind w:firstLine="708"/>
-        <w:rPr>
-          <w:lang w:val="en-US"/>
-        </w:rPr>
-      </w:pPr>
-      <w:proofErr w:type="spellStart"/>
-      <w:r>
-        <w:rPr>
-          <w:lang w:val="en-US"/>
-        </w:rPr>
-        <w:t>VersioningConfiguration</w:t>
-      </w:r>
-      <w:proofErr w:type="spellEnd"/>
-      <w:r>
-        <w:rPr>
-          <w:lang w:val="en-US"/>
-        </w:rPr>
-        <w:t>:</w:t>
-      </w:r>
-      <w:r>
-        <w:rPr>
-          <w:lang w:val="en-US"/>
-        </w:rPr>
-        <w:br/>
-        <w:t xml:space="preserve">  </w:t>
-      </w:r>
-      <w:r>
-        <w:rPr>
-          <w:lang w:val="en-US"/>
-        </w:rPr>
+    </w:p>
+    <w:p>
+      <w:pPr>
+        <w:numPr>
+          <w:ilvl w:val="0"/>
+          <w:numId w:val="24"/>
+        </w:numPr>
+        <w:tabs>
+          <w:tab w:val="clear" w:pos="720"/>
+          <w:tab w:val="num" w:pos="2136"/>
+        </w:tabs>
+        <w:spacing w:after="0" w:line="240" w:lineRule="auto"/>
+        <w:ind w:left="1416"/>
+      </w:pPr>
+      <w:r>
+        <w:t xml:space="preserve">Presiona: </w:t>
+      </w:r>
+      <w:r>
         <w:tab/>
       </w:r>
       <w:r>
-        <w:rPr>
-          <w:lang w:val="en-US"/>
-        </w:rPr>
-        <w:t>Status: Enabled</w:t>
-      </w:r>
-    </w:p>
-    <w:p>
-      <w:pPr>
-        <w:spacing w:after="0"/>
-        <w:rPr>
-          <w:b/>
-          <w:bCs/>
-          <w:lang w:val="en-US"/>
-        </w:rPr>
-      </w:pPr>
-      <w:r>
-        <w:rPr>
-          <w:rFonts w:ascii="Segoe UI Emoji" w:hAnsi="Segoe UI Emoji" w:cs="Segoe UI Emoji"/>
-          <w:b/>
-          <w:bCs/>
-        </w:rPr>
-        <w:t>🔹</w:t>
-      </w:r>
-      <w:r>
-        <w:rPr>
-          <w:b/>
-          <w:bCs/>
-          <w:lang w:val="en-US"/>
-        </w:rPr>
-        <w:t xml:space="preserve"> Compresión</w:t>
-      </w:r>
-    </w:p>
-    <w:p>
-      <w:pPr>
-        <w:spacing w:after="0"/>
-        <w:ind w:firstLine="708"/>
-        <w:rPr>
-          <w:lang w:val="en-US"/>
-        </w:rPr>
-      </w:pPr>
-      <w:r>
-        <w:rPr>
-          <w:lang w:val="en-US"/>
-        </w:rPr>
-        <w:t>gzip backup.sql</w:t>
-      </w:r>
-    </w:p>
-    <w:p>
-      <w:pPr>
-        <w:spacing w:after="0"/>
-        <w:rPr>
-          <w:b/>
-          <w:bCs/>
-          <w:lang w:val="en-US"/>
-        </w:rPr>
-      </w:pPr>
-      <w:r>
-        <w:rPr>
-          <w:rFonts w:ascii="Segoe UI Emoji" w:hAnsi="Segoe UI Emoji" w:cs="Segoe UI Emoji"/>
-          <w:b/>
-          <w:bCs/>
-        </w:rPr>
-        <w:t>🔹</w:t>
-      </w:r>
-      <w:r>
-        <w:rPr>
-          <w:b/>
-          <w:bCs/>
-          <w:lang w:val="en-US"/>
-        </w:rPr>
-        <w:t xml:space="preserve"> Multi-DB backup</w:t>
-      </w:r>
-    </w:p>
-    <w:p>
-      <w:pPr>
-        <w:spacing w:after="0"/>
-        <w:ind w:firstLine="708"/>
-      </w:pPr>
-      <w:r>
-        <w:t>--</w:t>
-      </w:r>
-      <w:proofErr w:type="spellStart"/>
-      <w:r>
-        <w:t>all-databases</w:t>
-      </w:r>
-      <w:proofErr w:type="spellEnd"/>
+        <w:t>ENTER</w:t>
+      </w:r>
+    </w:p>
+    <w:p>
+      <w:pPr>
+        <w:numPr>
+          <w:ilvl w:val="0"/>
+          <w:numId w:val="24"/>
+        </w:numPr>
+        <w:tabs>
+          <w:tab w:val="clear" w:pos="720"/>
+          <w:tab w:val="num" w:pos="2136"/>
+        </w:tabs>
+        <w:spacing w:after="0" w:line="240" w:lineRule="auto"/>
+        <w:ind w:left="1416"/>
+      </w:pPr>
+      <w:r>
+        <w:t>Confirma con el comando:</w:t>
+      </w:r>
+      <w:r>
+        <w:tab/>
+      </w:r>
+      <w:r>
+        <w:tab/>
+      </w:r>
+      <w:proofErr w:type="spellStart"/>
+      <w:r>
+        <w:t>crontab</w:t>
+      </w:r>
+      <w:proofErr w:type="spellEnd"/>
+      <w:r>
+        <w:t xml:space="preserve"> -l</w:t>
+      </w:r>
+    </w:p>
+    <w:p>
+      <w:pPr>
+        <w:spacing w:after="0"/>
+      </w:pPr>
+      <w:r>
+        <w:t xml:space="preserve"> </w:t>
+      </w:r>
+      <w:r>
+        <w:tab/>
+      </w:r>
+      <w:r>
+        <w:tab/>
+      </w:r>
+    </w:p>
+    <w:p>
+      <w:pPr>
+        <w:spacing w:after="0"/>
+        <w:ind w:left="1416"/>
+        <w:rPr>
+          <w:b/>
+          <w:bCs/>
+        </w:rPr>
+      </w:pPr>
     </w:p>
     <w:sectPr>
       <w:pgSz w:w="12240" w:h="15840"/>
@@ -3319,6 +4713,123 @@
 <file path=word/numbering.xml><?xml version="1.0" encoding="utf-8"?>
 <w:numbering xmlns:wpc="http://schemas.microsoft.com/office/word/2010/wordprocessingCanvas" xmlns:cx="http://schemas.microsoft.com/office/drawing/2014/chartex" xmlns:cx1="http://schemas.microsoft.com/office/drawing/2015/9/8/chartex" xmlns:cx2="http://schemas.microsoft.com/office/drawing/2015/10/21/chartex" xmlns:cx3="http://schemas.microsoft.com/office/drawing/2016/5/9/chartex" xmlns:cx4="http://schemas.microsoft.com/office/drawing/2016/5/10/chartex" xmlns:cx5="http://schemas.microsoft.com/office/drawing/2016/5/11/chartex" xmlns:cx6="http://schemas.microsoft.com/office/drawing/2016/5/12/chartex" xmlns:cx7="http://schemas.microsoft.com/office/drawing/2016/5/13/chartex" xmlns:cx8="http://schemas.microsoft.com/office/drawing/2016/5/14/chartex" xmlns:mc="http://schemas.openxmlformats.org/markup-compatibility/2006" xmlns:aink="http://schemas.microsoft.com/office/drawing/2016/ink" xmlns:am3d="http://schemas.microsoft.com/office/drawing/2017/model3d" xmlns:o="urn:schemas-microsoft-com:office:office" xmlns:oel="http://schemas.microsoft.com/office/2019/extlst" xmlns:r="http://schemas.openxmlformats.org/officeDocument/2006/relationships" xmlns:m="http://schemas.openxmlformats.org/officeDocument/2006/math" xmlns:v="urn:schemas-microsoft-com:vml" xmlns:wp14="http://schemas.microsoft.com/office/word/2010/wordprocessingDrawing" xmlns:wp="http://schemas.openxmlformats.org/drawingml/2006/wordprocessingDrawing" xmlns:w10="urn:schemas-microsoft-com:office:word" xmlns:w="http://schemas.openxmlformats.org/wordprocessingml/2006/main" xmlns:w14="http://schemas.microsoft.com/office/word/2010/wordml" xmlns:w15="http://schemas.microsoft.com/office/word/2012/wordml" xmlns:w16cex="http://schemas.microsoft.com/office/word/2018/wordml/cex" xmlns:w16cid="http://schemas.microsoft.com/office/word/2016/wordml/cid" xmlns:w16="http://schemas.microsoft.com/office/word/2018/wordml" xmlns:w16du="http://schemas.microsoft.com/office/word/2023/wordml/word16du" xmlns:w16sdtdh="http://schemas.microsoft.com/office/word/2020/wordml/sdtdatahash" xmlns:w16sdtfl="http://schemas.microsoft.com/office/word/2024/wordml/sdtformatlock" xmlns:w16se="http://schemas.microsoft.com/office/word/2015/wordml/symex" xmlns:wpg="http://schemas.microsoft.com/office/word/2010/wordprocessingGroup" xmlns:wpi="http://schemas.microsoft.com/office/word/2010/wordprocessingInk" xmlns:wne="http://schemas.microsoft.com/office/word/2006/wordml" xmlns:wps="http://schemas.microsoft.com/office/word/2010/wordprocessingShape" mc:Ignorable="w14 w15 w16se w16cid w16 w16cex w16sdtdh w16sdtfl w16du wp14">
   <w:abstractNum w:abstractNumId="0" w15:restartNumberingAfterBreak="0">
+    <w:nsid w:val="19B60781"/>
+    <w:multiLevelType w:val="multilevel"/>
+    <w:tmpl w:val="074E84CE"/>
+    <w:lvl w:ilvl="0">
+      <w:start w:val="1"/>
+      <w:numFmt w:val="decimal"/>
+      <w:lvlText w:val="%1."/>
+      <w:lvlJc w:val="left"/>
+      <w:pPr>
+        <w:tabs>
+          <w:tab w:val="num" w:pos="720"/>
+        </w:tabs>
+        <w:ind w:left="720" w:hanging="360"/>
+      </w:pPr>
+    </w:lvl>
+    <w:lvl w:ilvl="1">
+      <w:start w:val="1"/>
+      <w:numFmt w:val="bullet"/>
+      <w:lvlText w:val="o"/>
+      <w:lvlJc w:val="left"/>
+      <w:pPr>
+        <w:tabs>
+          <w:tab w:val="num" w:pos="1440"/>
+        </w:tabs>
+        <w:ind w:left="1440" w:hanging="360"/>
+      </w:pPr>
+      <w:rPr>
+        <w:rFonts w:ascii="Courier New" w:hAnsi="Courier New" w:hint="default"/>
+        <w:sz w:val="20"/>
+      </w:rPr>
+    </w:lvl>
+    <w:lvl w:ilvl="2" w:tentative="1">
+      <w:start w:val="1"/>
+      <w:numFmt w:val="decimal"/>
+      <w:lvlText w:val="%3."/>
+      <w:lvlJc w:val="left"/>
+      <w:pPr>
+        <w:tabs>
+          <w:tab w:val="num" w:pos="2160"/>
+        </w:tabs>
+        <w:ind w:left="2160" w:hanging="360"/>
+      </w:pPr>
+    </w:lvl>
+    <w:lvl w:ilvl="3" w:tentative="1">
+      <w:start w:val="1"/>
+      <w:numFmt w:val="decimal"/>
+      <w:lvlText w:val="%4."/>
+      <w:lvlJc w:val="left"/>
+      <w:pPr>
+        <w:tabs>
+          <w:tab w:val="num" w:pos="2880"/>
+        </w:tabs>
+        <w:ind w:left="2880" w:hanging="360"/>
+      </w:pPr>
+    </w:lvl>
+    <w:lvl w:ilvl="4" w:tentative="1">
+      <w:start w:val="1"/>
+      <w:numFmt w:val="decimal"/>
+      <w:lvlText w:val="%5."/>
+      <w:lvlJc w:val="left"/>
+      <w:pPr>
+        <w:tabs>
+          <w:tab w:val="num" w:pos="3600"/>
+        </w:tabs>
+        <w:ind w:left="3600" w:hanging="360"/>
+      </w:pPr>
+    </w:lvl>
+    <w:lvl w:ilvl="5" w:tentative="1">
+      <w:start w:val="1"/>
+      <w:numFmt w:val="decimal"/>
+      <w:lvlText w:val="%6."/>
+      <w:lvlJc w:val="left"/>
+      <w:pPr>
+        <w:tabs>
+          <w:tab w:val="num" w:pos="4320"/>
+        </w:tabs>
+        <w:ind w:left="4320" w:hanging="360"/>
+      </w:pPr>
+    </w:lvl>
+    <w:lvl w:ilvl="6" w:tentative="1">
+      <w:start w:val="1"/>
+      <w:numFmt w:val="decimal"/>
+      <w:lvlText w:val="%7."/>
+      <w:lvlJc w:val="left"/>
+      <w:pPr>
+        <w:tabs>
+          <w:tab w:val="num" w:pos="5040"/>
+        </w:tabs>
+        <w:ind w:left="5040" w:hanging="360"/>
+      </w:pPr>
+    </w:lvl>
+    <w:lvl w:ilvl="7" w:tentative="1">
+      <w:start w:val="1"/>
+      <w:numFmt w:val="decimal"/>
+      <w:lvlText w:val="%8."/>
+      <w:lvlJc w:val="left"/>
+      <w:pPr>
+        <w:tabs>
+          <w:tab w:val="num" w:pos="5760"/>
+        </w:tabs>
+        <w:ind w:left="5760" w:hanging="360"/>
+      </w:pPr>
+    </w:lvl>
+    <w:lvl w:ilvl="8" w:tentative="1">
+      <w:start w:val="1"/>
+      <w:numFmt w:val="decimal"/>
+      <w:lvlText w:val="%9."/>
+      <w:lvlJc w:val="left"/>
+      <w:pPr>
+        <w:tabs>
+          <w:tab w:val="num" w:pos="6480"/>
+        </w:tabs>
+        <w:ind w:left="6480" w:hanging="360"/>
+      </w:pPr>
+    </w:lvl>
+  </w:abstractNum>
+  <w:abstractNum w:abstractNumId="1" w15:restartNumberingAfterBreak="0">
     <w:nsid w:val="1C3834BB"/>
     <w:multiLevelType w:val="multilevel"/>
     <w:tmpl w:val="48425B9C"/>
@@ -3467,7 +4978,120 @@
       </w:rPr>
     </w:lvl>
   </w:abstractNum>
-  <w:abstractNum w:abstractNumId="1" w15:restartNumberingAfterBreak="0">
+  <w:abstractNum w:abstractNumId="2" w15:restartNumberingAfterBreak="0">
+    <w:nsid w:val="1C594B97"/>
+    <w:multiLevelType w:val="multilevel"/>
+    <w:tmpl w:val="6B54DF10"/>
+    <w:lvl w:ilvl="0">
+      <w:start w:val="3"/>
+      <w:numFmt w:val="decimal"/>
+      <w:lvlText w:val="%1."/>
+      <w:lvlJc w:val="left"/>
+      <w:pPr>
+        <w:tabs>
+          <w:tab w:val="num" w:pos="720"/>
+        </w:tabs>
+        <w:ind w:left="720" w:hanging="360"/>
+      </w:pPr>
+    </w:lvl>
+    <w:lvl w:ilvl="1" w:tentative="1">
+      <w:start w:val="1"/>
+      <w:numFmt w:val="decimal"/>
+      <w:lvlText w:val="%2."/>
+      <w:lvlJc w:val="left"/>
+      <w:pPr>
+        <w:tabs>
+          <w:tab w:val="num" w:pos="1440"/>
+        </w:tabs>
+        <w:ind w:left="1440" w:hanging="360"/>
+      </w:pPr>
+    </w:lvl>
+    <w:lvl w:ilvl="2" w:tentative="1">
+      <w:start w:val="1"/>
+      <w:numFmt w:val="decimal"/>
+      <w:lvlText w:val="%3."/>
+      <w:lvlJc w:val="left"/>
+      <w:pPr>
+        <w:tabs>
+          <w:tab w:val="num" w:pos="2160"/>
+        </w:tabs>
+        <w:ind w:left="2160" w:hanging="360"/>
+      </w:pPr>
+    </w:lvl>
+    <w:lvl w:ilvl="3" w:tentative="1">
+      <w:start w:val="1"/>
+      <w:numFmt w:val="decimal"/>
+      <w:lvlText w:val="%4."/>
+      <w:lvlJc w:val="left"/>
+      <w:pPr>
+        <w:tabs>
+          <w:tab w:val="num" w:pos="2880"/>
+        </w:tabs>
+        <w:ind w:left="2880" w:hanging="360"/>
+      </w:pPr>
+    </w:lvl>
+    <w:lvl w:ilvl="4" w:tentative="1">
+      <w:start w:val="1"/>
+      <w:numFmt w:val="decimal"/>
+      <w:lvlText w:val="%5."/>
+      <w:lvlJc w:val="left"/>
+      <w:pPr>
+        <w:tabs>
+          <w:tab w:val="num" w:pos="3600"/>
+        </w:tabs>
+        <w:ind w:left="3600" w:hanging="360"/>
+      </w:pPr>
+    </w:lvl>
+    <w:lvl w:ilvl="5" w:tentative="1">
+      <w:start w:val="1"/>
+      <w:numFmt w:val="decimal"/>
+      <w:lvlText w:val="%6."/>
+      <w:lvlJc w:val="left"/>
+      <w:pPr>
+        <w:tabs>
+          <w:tab w:val="num" w:pos="4320"/>
+        </w:tabs>
+        <w:ind w:left="4320" w:hanging="360"/>
+      </w:pPr>
+    </w:lvl>
+    <w:lvl w:ilvl="6" w:tentative="1">
+      <w:start w:val="1"/>
+      <w:numFmt w:val="decimal"/>
+      <w:lvlText w:val="%7."/>
+      <w:lvlJc w:val="left"/>
+      <w:pPr>
+        <w:tabs>
+          <w:tab w:val="num" w:pos="5040"/>
+        </w:tabs>
+        <w:ind w:left="5040" w:hanging="360"/>
+      </w:pPr>
+    </w:lvl>
+    <w:lvl w:ilvl="7" w:tentative="1">
+      <w:start w:val="1"/>
+      <w:numFmt w:val="decimal"/>
+      <w:lvlText w:val="%8."/>
+      <w:lvlJc w:val="left"/>
+      <w:pPr>
+        <w:tabs>
+          <w:tab w:val="num" w:pos="5760"/>
+        </w:tabs>
+        <w:ind w:left="5760" w:hanging="360"/>
+      </w:pPr>
+    </w:lvl>
+    <w:lvl w:ilvl="8" w:tentative="1">
+      <w:start w:val="1"/>
+      <w:numFmt w:val="decimal"/>
+      <w:lvlText w:val="%9."/>
+      <w:lvlJc w:val="left"/>
+      <w:pPr>
+        <w:tabs>
+          <w:tab w:val="num" w:pos="6480"/>
+        </w:tabs>
+        <w:ind w:left="6480" w:hanging="360"/>
+      </w:pPr>
+    </w:lvl>
+  </w:abstractNum>
+  <w:abstractNum w:abstractNumId="3" w15:restartNumberingAfterBreak="0">
     <w:nsid w:val="1FB46A36"/>
     <w:multiLevelType w:val="hybridMultilevel"/>
     <w:tmpl w:val="C2A85F3E"/>
@@ -3580,7 +5204,120 @@
       </w:rPr>
     </w:lvl>
   </w:abstractNum>
-  <w:abstractNum w:abstractNumId="2" w15:restartNumberingAfterBreak="0">
+  <w:abstractNum w:abstractNumId="4" w15:restartNumberingAfterBreak="0">
+    <w:nsid w:val="26902E99"/>
+    <w:multiLevelType w:val="multilevel"/>
+    <w:tmpl w:val="C8888A48"/>
+    <w:lvl w:ilvl="0">
+      <w:start w:val="3"/>
+      <w:numFmt w:val="decimal"/>
+      <w:lvlText w:val="%1."/>
+      <w:lvlJc w:val="left"/>
+      <w:pPr>
+        <w:tabs>
+          <w:tab w:val="num" w:pos="720"/>
+        </w:tabs>
+        <w:ind w:left="720" w:hanging="360"/>
+      </w:pPr>
+    </w:lvl>
+    <w:lvl w:ilvl="1" w:tentative="1">
+      <w:start w:val="1"/>
+      <w:numFmt w:val="decimal"/>
+      <w:lvlText w:val="%2."/>
+      <w:lvlJc w:val="left"/>
+      <w:pPr>
+        <w:tabs>
+          <w:tab w:val="num" w:pos="1440"/>
+        </w:tabs>
+        <w:ind w:left="1440" w:hanging="360"/>
+      </w:pPr>
+    </w:lvl>
+    <w:lvl w:ilvl="2" w:tentative="1">
+      <w:start w:val="1"/>
+      <w:numFmt w:val="decimal"/>
+      <w:lvlText w:val="%3."/>
+      <w:lvlJc w:val="left"/>
+      <w:pPr>
+        <w:tabs>
+          <w:tab w:val="num" w:pos="2160"/>
+        </w:tabs>
+        <w:ind w:left="2160" w:hanging="360"/>
+      </w:pPr>
+    </w:lvl>
+    <w:lvl w:ilvl="3" w:tentative="1">
+      <w:start w:val="1"/>
+      <w:numFmt w:val="decimal"/>
+      <w:lvlText w:val="%4."/>
+      <w:lvlJc w:val="left"/>
+      <w:pPr>
+        <w:tabs>
+          <w:tab w:val="num" w:pos="2880"/>
+        </w:tabs>
+        <w:ind w:left="2880" w:hanging="360"/>
+      </w:pPr>
+    </w:lvl>
+    <w:lvl w:ilvl="4" w:tentative="1">
+      <w:start w:val="1"/>
+      <w:numFmt w:val="decimal"/>
+      <w:lvlText w:val="%5."/>
+      <w:lvlJc w:val="left"/>
+      <w:pPr>
+        <w:tabs>
+          <w:tab w:val="num" w:pos="3600"/>
+        </w:tabs>
+        <w:ind w:left="3600" w:hanging="360"/>
+      </w:pPr>
+    </w:lvl>
+    <w:lvl w:ilvl="5" w:tentative="1">
+      <w:start w:val="1"/>
+      <w:numFmt w:val="decimal"/>
+      <w:lvlText w:val="%6."/>
+      <w:lvlJc w:val="left"/>
+      <w:pPr>
+        <w:tabs>
+          <w:tab w:val="num" w:pos="4320"/>
+        </w:tabs>
+        <w:ind w:left="4320" w:hanging="360"/>
+      </w:pPr>
+    </w:lvl>
+    <w:lvl w:ilvl="6" w:tentative="1">
+      <w:start w:val="1"/>
+      <w:numFmt w:val="decimal"/>
+      <w:lvlText w:val="%7."/>
+      <w:lvlJc w:val="left"/>
+      <w:pPr>
+        <w:tabs>
+          <w:tab w:val="num" w:pos="5040"/>
+        </w:tabs>
+        <w:ind w:left="5040" w:hanging="360"/>
+      </w:pPr>
+    </w:lvl>
+    <w:lvl w:ilvl="7" w:tentative="1">
+      <w:start w:val="1"/>
+      <w:numFmt w:val="decimal"/>
+      <w:lvlText w:val="%8."/>
+      <w:lvlJc w:val="left"/>
+      <w:pPr>
+        <w:tabs>
+          <w:tab w:val="num" w:pos="5760"/>
+        </w:tabs>
+        <w:ind w:left="5760" w:hanging="360"/>
+      </w:pPr>
+    </w:lvl>
+    <w:lvl w:ilvl="8" w:tentative="1">
+      <w:start w:val="1"/>
+      <w:numFmt w:val="decimal"/>
+      <w:lvlText w:val="%9."/>
+      <w:lvlJc w:val="left"/>
+      <w:pPr>
+        <w:tabs>
+          <w:tab w:val="num" w:pos="6480"/>
+        </w:tabs>
+        <w:ind w:left="6480" w:hanging="360"/>
+      </w:pPr>
+    </w:lvl>
+  </w:abstractNum>
+  <w:abstractNum w:abstractNumId="5" w15:restartNumberingAfterBreak="0">
     <w:nsid w:val="30D77779"/>
     <w:multiLevelType w:val="multilevel"/>
     <w:tmpl w:val="56989F0C"/>
@@ -3729,7 +5466,120 @@
       </w:rPr>
     </w:lvl>
   </w:abstractNum>
-  <w:abstractNum w:abstractNumId="3" w15:restartNumberingAfterBreak="0">
+  <w:abstractNum w:abstractNumId="6" w15:restartNumberingAfterBreak="0">
+    <w:nsid w:val="327561E5"/>
+    <w:multiLevelType w:val="multilevel"/>
+    <w:tmpl w:val="BE14B306"/>
+    <w:lvl w:ilvl="0">
+      <w:start w:val="1"/>
+      <w:numFmt w:val="decimal"/>
+      <w:lvlText w:val="%1."/>
+      <w:lvlJc w:val="left"/>
+      <w:pPr>
+        <w:tabs>
+          <w:tab w:val="num" w:pos="720"/>
+        </w:tabs>
+        <w:ind w:left="720" w:hanging="360"/>
+      </w:pPr>
+    </w:lvl>
+    <w:lvl w:ilvl="1">
+      <w:start w:val="1"/>
+      <w:numFmt w:val="decimal"/>
+      <w:lvlText w:val="%2."/>
+      <w:lvlJc w:val="left"/>
+      <w:pPr>
+        <w:tabs>
+          <w:tab w:val="num" w:pos="1440"/>
+        </w:tabs>
+        <w:ind w:left="1440" w:hanging="360"/>
+      </w:pPr>
+    </w:lvl>
+    <w:lvl w:ilvl="2" w:tentative="1">
+      <w:start w:val="1"/>
+      <w:numFmt w:val="decimal"/>
+      <w:lvlText w:val="%3."/>
+      <w:lvlJc w:val="left"/>
+      <w:pPr>
+        <w:tabs>
+          <w:tab w:val="num" w:pos="2160"/>
+        </w:tabs>
+        <w:ind w:left="2160" w:hanging="360"/>
+      </w:pPr>
+    </w:lvl>
+    <w:lvl w:ilvl="3" w:tentative="1">
+      <w:start w:val="1"/>
+      <w:numFmt w:val="decimal"/>
+      <w:lvlText w:val="%4."/>
+      <w:lvlJc w:val="left"/>
+      <w:pPr>
+        <w:tabs>
+          <w:tab w:val="num" w:pos="2880"/>
+        </w:tabs>
+        <w:ind w:left="2880" w:hanging="360"/>
+      </w:pPr>
+    </w:lvl>
+    <w:lvl w:ilvl="4" w:tentative="1">
+      <w:start w:val="1"/>
+      <w:numFmt w:val="decimal"/>
+      <w:lvlText w:val="%5."/>
+      <w:lvlJc w:val="left"/>
+      <w:pPr>
+        <w:tabs>
+          <w:tab w:val="num" w:pos="3600"/>
+        </w:tabs>
+        <w:ind w:left="3600" w:hanging="360"/>
+      </w:pPr>
+    </w:lvl>
+    <w:lvl w:ilvl="5" w:tentative="1">
+      <w:start w:val="1"/>
+      <w:numFmt w:val="decimal"/>
+      <w:lvlText w:val="%6."/>
+      <w:lvlJc w:val="left"/>
+      <w:pPr>
+        <w:tabs>
+          <w:tab w:val="num" w:pos="4320"/>
+        </w:tabs>
+        <w:ind w:left="4320" w:hanging="360"/>
+      </w:pPr>
+    </w:lvl>
+    <w:lvl w:ilvl="6" w:tentative="1">
+      <w:start w:val="1"/>
+      <w:numFmt w:val="decimal"/>
+      <w:lvlText w:val="%7."/>
+      <w:lvlJc w:val="left"/>
+      <w:pPr>
+        <w:tabs>
+          <w:tab w:val="num" w:pos="5040"/>
+        </w:tabs>
+        <w:ind w:left="5040" w:hanging="360"/>
+      </w:pPr>
+    </w:lvl>
+    <w:lvl w:ilvl="7" w:tentative="1">
+      <w:start w:val="1"/>
+      <w:numFmt w:val="decimal"/>
+      <w:lvlText w:val="%8."/>
+      <w:lvlJc w:val="left"/>
+      <w:pPr>
+        <w:tabs>
+          <w:tab w:val="num" w:pos="5760"/>
+        </w:tabs>
+        <w:ind w:left="5760" w:hanging="360"/>
+      </w:pPr>
+    </w:lvl>
+    <w:lvl w:ilvl="8" w:tentative="1">
+      <w:start w:val="1"/>
+      <w:numFmt w:val="decimal"/>
+      <w:lvlText w:val="%9."/>
+      <w:lvlJc w:val="left"/>
+      <w:pPr>
+        <w:tabs>
+          <w:tab w:val="num" w:pos="6480"/>
+        </w:tabs>
+        <w:ind w:left="6480" w:hanging="360"/>
+      </w:pPr>
+    </w:lvl>
+  </w:abstractNum>
+  <w:abstractNum w:abstractNumId="7" w15:restartNumberingAfterBreak="0">
     <w:nsid w:val="33806F2D"/>
     <w:multiLevelType w:val="multilevel"/>
     <w:tmpl w:val="A0A0B564"/>
@@ -3878,7 +5728,7 @@
       </w:rPr>
     </w:lvl>
   </w:abstractNum>
-  <w:abstractNum w:abstractNumId="4" w15:restartNumberingAfterBreak="0">
+  <w:abstractNum w:abstractNumId="8" w15:restartNumberingAfterBreak="0">
     <w:nsid w:val="3B334777"/>
     <w:multiLevelType w:val="multilevel"/>
     <w:tmpl w:val="A85C61C6"/>
@@ -3991,7 +5841,7 @@
       </w:pPr>
     </w:lvl>
   </w:abstractNum>
-  <w:abstractNum w:abstractNumId="5" w15:restartNumberingAfterBreak="0">
+  <w:abstractNum w:abstractNumId="9" w15:restartNumberingAfterBreak="0">
     <w:nsid w:val="3FDC10D4"/>
     <w:multiLevelType w:val="multilevel"/>
     <w:tmpl w:val="86F0201C"/>
@@ -4140,7 +5990,7 @@
       </w:rPr>
     </w:lvl>
   </w:abstractNum>
-  <w:abstractNum w:abstractNumId="6" w15:restartNumberingAfterBreak="0">
+  <w:abstractNum w:abstractNumId="10" w15:restartNumberingAfterBreak="0">
     <w:nsid w:val="43887B9C"/>
     <w:multiLevelType w:val="multilevel"/>
     <w:tmpl w:val="D512CED0"/>
@@ -4253,7 +6103,7 @@
       </w:pPr>
     </w:lvl>
   </w:abstractNum>
-  <w:abstractNum w:abstractNumId="7" w15:restartNumberingAfterBreak="0">
+  <w:abstractNum w:abstractNumId="11" w15:restartNumberingAfterBreak="0">
     <w:nsid w:val="444D7B22"/>
     <w:multiLevelType w:val="hybridMultilevel"/>
     <w:tmpl w:val="4C84D6F2"/>
@@ -4366,7 +6216,7 @@
       </w:rPr>
     </w:lvl>
   </w:abstractNum>
-  <w:abstractNum w:abstractNumId="8" w15:restartNumberingAfterBreak="0">
+  <w:abstractNum w:abstractNumId="12" w15:restartNumberingAfterBreak="0">
     <w:nsid w:val="49FD40BC"/>
     <w:multiLevelType w:val="multilevel"/>
     <w:tmpl w:val="6B7E4CB8"/>
@@ -4483,7 +6333,7 @@
       </w:pPr>
     </w:lvl>
   </w:abstractNum>
-  <w:abstractNum w:abstractNumId="9" w15:restartNumberingAfterBreak="0">
+  <w:abstractNum w:abstractNumId="13" w15:restartNumberingAfterBreak="0">
     <w:nsid w:val="4ABD6F90"/>
     <w:multiLevelType w:val="multilevel"/>
     <w:tmpl w:val="6F2C86EC"/>
@@ -4632,7 +6482,7 @@
       </w:rPr>
     </w:lvl>
   </w:abstractNum>
-  <w:abstractNum w:abstractNumId="10" w15:restartNumberingAfterBreak="0">
+  <w:abstractNum w:abstractNumId="14" w15:restartNumberingAfterBreak="0">
     <w:nsid w:val="4B4A22E4"/>
     <w:multiLevelType w:val="multilevel"/>
     <w:tmpl w:val="90AEF28E"/>
@@ -4781,7 +6631,120 @@
       </w:rPr>
     </w:lvl>
   </w:abstractNum>
-  <w:abstractNum w:abstractNumId="11" w15:restartNumberingAfterBreak="0">
+  <w:abstractNum w:abstractNumId="15" w15:restartNumberingAfterBreak="0">
+    <w:nsid w:val="4DE91BFA"/>
+    <w:multiLevelType w:val="multilevel"/>
+    <w:tmpl w:val="09B4828A"/>
+    <w:lvl w:ilvl="0">
+      <w:start w:val="2"/>
+      <w:numFmt w:val="decimal"/>
+      <w:lvlText w:val="%1."/>
+      <w:lvlJc w:val="left"/>
+      <w:pPr>
+        <w:tabs>
+          <w:tab w:val="num" w:pos="2160"/>
+        </w:tabs>
+        <w:ind w:left="2160" w:hanging="360"/>
+      </w:pPr>
+    </w:lvl>
+    <w:lvl w:ilvl="1" w:tentative="1">
+      <w:start w:val="1"/>
+      <w:numFmt w:val="decimal"/>
+      <w:lvlText w:val="%2."/>
+      <w:lvlJc w:val="left"/>
+      <w:pPr>
+        <w:tabs>
+          <w:tab w:val="num" w:pos="2880"/>
+        </w:tabs>
+        <w:ind w:left="2880" w:hanging="360"/>
+      </w:pPr>
+    </w:lvl>
+    <w:lvl w:ilvl="2" w:tentative="1">
+      <w:start w:val="1"/>
+      <w:numFmt w:val="decimal"/>
+      <w:lvlText w:val="%3."/>
+      <w:lvlJc w:val="left"/>
+      <w:pPr>
+        <w:tabs>
+          <w:tab w:val="num" w:pos="3600"/>
+        </w:tabs>
+        <w:ind w:left="3600" w:hanging="360"/>
+      </w:pPr>
+    </w:lvl>
+    <w:lvl w:ilvl="3" w:tentative="1">
+      <w:start w:val="1"/>
+      <w:numFmt w:val="decimal"/>
+      <w:lvlText w:val="%4."/>
+      <w:lvlJc w:val="left"/>
+      <w:pPr>
+        <w:tabs>
+          <w:tab w:val="num" w:pos="4320"/>
+        </w:tabs>
+        <w:ind w:left="4320" w:hanging="360"/>
+      </w:pPr>
+    </w:lvl>
+    <w:lvl w:ilvl="4" w:tentative="1">
+      <w:start w:val="1"/>
+      <w:numFmt w:val="decimal"/>
+      <w:lvlText w:val="%5."/>
+      <w:lvlJc w:val="left"/>
+      <w:pPr>
+        <w:tabs>
+          <w:tab w:val="num" w:pos="5040"/>
+        </w:tabs>
+        <w:ind w:left="5040" w:hanging="360"/>
+      </w:pPr>
+    </w:lvl>
+    <w:lvl w:ilvl="5" w:tentative="1">
+      <w:start w:val="1"/>
+      <w:numFmt w:val="decimal"/>
+      <w:lvlText w:val="%6."/>
+      <w:lvlJc w:val="left"/>
+      <w:pPr>
+        <w:tabs>
+          <w:tab w:val="num" w:pos="5760"/>
+        </w:tabs>
+        <w:ind w:left="5760" w:hanging="360"/>
+      </w:pPr>
+    </w:lvl>
+    <w:lvl w:ilvl="6" w:tentative="1">
+      <w:start w:val="1"/>
+      <w:numFmt w:val="decimal"/>
+      <w:lvlText w:val="%7."/>
+      <w:lvlJc w:val="left"/>
+      <w:pPr>
+        <w:tabs>
+          <w:tab w:val="num" w:pos="6480"/>
+        </w:tabs>
+        <w:ind w:left="6480" w:hanging="360"/>
+      </w:pPr>
+    </w:lvl>
+    <w:lvl w:ilvl="7" w:tentative="1">
+      <w:start w:val="1"/>
+      <w:numFmt w:val="decimal"/>
+      <w:lvlText w:val="%8."/>
+      <w:lvlJc w:val="left"/>
+      <w:pPr>
+        <w:tabs>
+          <w:tab w:val="num" w:pos="7200"/>
+        </w:tabs>
+        <w:ind w:left="7200" w:hanging="360"/>
+      </w:pPr>
+    </w:lvl>
+    <w:lvl w:ilvl="8" w:tentative="1">
+      <w:start w:val="1"/>
+      <w:numFmt w:val="decimal"/>
+      <w:lvlText w:val="%9."/>
+      <w:lvlJc w:val="left"/>
+      <w:pPr>
+        <w:tabs>
+          <w:tab w:val="num" w:pos="7920"/>
+        </w:tabs>
+        <w:ind w:left="7920" w:hanging="360"/>
+      </w:pPr>
+    </w:lvl>
+  </w:abstractNum>
+  <w:abstractNum w:abstractNumId="16" w15:restartNumberingAfterBreak="0">
     <w:nsid w:val="51A43DAA"/>
     <w:multiLevelType w:val="multilevel"/>
     <w:tmpl w:val="D7963A94"/>
@@ -4894,7 +6857,7 @@
       </w:pPr>
     </w:lvl>
   </w:abstractNum>
-  <w:abstractNum w:abstractNumId="12" w15:restartNumberingAfterBreak="0">
+  <w:abstractNum w:abstractNumId="17" w15:restartNumberingAfterBreak="0">
     <w:nsid w:val="58D073C6"/>
     <w:multiLevelType w:val="multilevel"/>
     <w:tmpl w:val="7B0C09F4"/>
@@ -5043,7 +7006,7 @@
       </w:rPr>
     </w:lvl>
   </w:abstractNum>
-  <w:abstractNum w:abstractNumId="13" w15:restartNumberingAfterBreak="0">
+  <w:abstractNum w:abstractNumId="18" w15:restartNumberingAfterBreak="0">
     <w:nsid w:val="6C5B3928"/>
     <w:multiLevelType w:val="multilevel"/>
     <w:tmpl w:val="F8D831C6"/>
@@ -5192,7 +7155,233 @@
       </w:rPr>
     </w:lvl>
   </w:abstractNum>
-  <w:abstractNum w:abstractNumId="14" w15:restartNumberingAfterBreak="0">
+  <w:abstractNum w:abstractNumId="19" w15:restartNumberingAfterBreak="0">
+    <w:nsid w:val="70DF71F9"/>
+    <w:multiLevelType w:val="multilevel"/>
+    <w:tmpl w:val="6DFCDC6C"/>
+    <w:lvl w:ilvl="0">
+      <w:start w:val="1"/>
+      <w:numFmt w:val="decimal"/>
+      <w:lvlText w:val="%1."/>
+      <w:lvlJc w:val="left"/>
+      <w:pPr>
+        <w:tabs>
+          <w:tab w:val="num" w:pos="720"/>
+        </w:tabs>
+        <w:ind w:left="720" w:hanging="360"/>
+      </w:pPr>
+    </w:lvl>
+    <w:lvl w:ilvl="1" w:tentative="1">
+      <w:start w:val="1"/>
+      <w:numFmt w:val="decimal"/>
+      <w:lvlText w:val="%2."/>
+      <w:lvlJc w:val="left"/>
+      <w:pPr>
+        <w:tabs>
+          <w:tab w:val="num" w:pos="1440"/>
+        </w:tabs>
+        <w:ind w:left="1440" w:hanging="360"/>
+      </w:pPr>
+    </w:lvl>
+    <w:lvl w:ilvl="2" w:tentative="1">
+      <w:start w:val="1"/>
+      <w:numFmt w:val="decimal"/>
+      <w:lvlText w:val="%3."/>
+      <w:lvlJc w:val="left"/>
+      <w:pPr>
+        <w:tabs>
+          <w:tab w:val="num" w:pos="2160"/>
+        </w:tabs>
+        <w:ind w:left="2160" w:hanging="360"/>
+      </w:pPr>
+    </w:lvl>
+    <w:lvl w:ilvl="3" w:tentative="1">
+      <w:start w:val="1"/>
+      <w:numFmt w:val="decimal"/>
+      <w:lvlText w:val="%4."/>
+      <w:lvlJc w:val="left"/>
+      <w:pPr>
+        <w:tabs>
+          <w:tab w:val="num" w:pos="2880"/>
+        </w:tabs>
+        <w:ind w:left="2880" w:hanging="360"/>
+      </w:pPr>
+    </w:lvl>
+    <w:lvl w:ilvl="4" w:tentative="1">
+      <w:start w:val="1"/>
+      <w:numFmt w:val="decimal"/>
+      <w:lvlText w:val="%5."/>
+      <w:lvlJc w:val="left"/>
+      <w:pPr>
+        <w:tabs>
+          <w:tab w:val="num" w:pos="3600"/>
+        </w:tabs>
+        <w:ind w:left="3600" w:hanging="360"/>
+      </w:pPr>
+    </w:lvl>
+    <w:lvl w:ilvl="5" w:tentative="1">
+      <w:start w:val="1"/>
+      <w:numFmt w:val="decimal"/>
+      <w:lvlText w:val="%6."/>
+      <w:lvlJc w:val="left"/>
+      <w:pPr>
+        <w:tabs>
+          <w:tab w:val="num" w:pos="4320"/>
+        </w:tabs>
+        <w:ind w:left="4320" w:hanging="360"/>
+      </w:pPr>
+    </w:lvl>
+    <w:lvl w:ilvl="6" w:tentative="1">
+      <w:start w:val="1"/>
+      <w:numFmt w:val="decimal"/>
+      <w:lvlText w:val="%7."/>
+      <w:lvlJc w:val="left"/>
+      <w:pPr>
+        <w:tabs>
+          <w:tab w:val="num" w:pos="5040"/>
+        </w:tabs>
+        <w:ind w:left="5040" w:hanging="360"/>
+      </w:pPr>
+    </w:lvl>
+    <w:lvl w:ilvl="7" w:tentative="1">
+      <w:start w:val="1"/>
+      <w:numFmt w:val="decimal"/>
+      <w:lvlText w:val="%8."/>
+      <w:lvlJc w:val="left"/>
+      <w:pPr>
+        <w:tabs>
+          <w:tab w:val="num" w:pos="5760"/>
+        </w:tabs>
+        <w:ind w:left="5760" w:hanging="360"/>
+      </w:pPr>
+    </w:lvl>
+    <w:lvl w:ilvl="8" w:tentative="1">
+      <w:start w:val="1"/>
+      <w:numFmt w:val="decimal"/>
+      <w:lvlText w:val="%9."/>
+      <w:lvlJc w:val="left"/>
+      <w:pPr>
+        <w:tabs>
+          <w:tab w:val="num" w:pos="6480"/>
+        </w:tabs>
+        <w:ind w:left="6480" w:hanging="360"/>
+      </w:pPr>
+    </w:lvl>
+  </w:abstractNum>
+  <w:abstractNum w:abstractNumId="20" w15:restartNumberingAfterBreak="0">
+    <w:nsid w:val="72FB52CF"/>
+    <w:multiLevelType w:val="hybridMultilevel"/>
+    <w:tmpl w:val="3094F3B8"/>
+    <w:lvl w:ilvl="0" w:tplc="080A0001">
+      <w:start w:val="1"/>
+      <w:numFmt w:val="bullet"/>
+      <w:lvlText w:val=""/>
+      <w:lvlJc w:val="left"/>
+      <w:pPr>
+        <w:ind w:left="1428" w:hanging="360"/>
+      </w:pPr>
+      <w:rPr>
+        <w:rFonts w:ascii="Symbol" w:hAnsi="Symbol" w:hint="default"/>
+      </w:rPr>
+    </w:lvl>
+    <w:lvl w:ilvl="1" w:tplc="080A0003" w:tentative="1">
+      <w:start w:val="1"/>
+      <w:numFmt w:val="bullet"/>
+      <w:lvlText w:val="o"/>
+      <w:lvlJc w:val="left"/>
+      <w:pPr>
+        <w:ind w:left="2148" w:hanging="360"/>
+      </w:pPr>
+      <w:rPr>
+        <w:rFonts w:ascii="Courier New" w:hAnsi="Courier New" w:cs="Courier New" w:hint="default"/>
+      </w:rPr>
+    </w:lvl>
+    <w:lvl w:ilvl="2" w:tplc="080A0005" w:tentative="1">
+      <w:start w:val="1"/>
+      <w:numFmt w:val="bullet"/>
+      <w:lvlText w:val=""/>
+      <w:lvlJc w:val="left"/>
+      <w:pPr>
+        <w:ind w:left="2868" w:hanging="360"/>
+      </w:pPr>
+      <w:rPr>
+        <w:rFonts w:ascii="Wingdings" w:hAnsi="Wingdings" w:hint="default"/>
+      </w:rPr>
+    </w:lvl>
+    <w:lvl w:ilvl="3" w:tplc="080A0001" w:tentative="1">
+      <w:start w:val="1"/>
+      <w:numFmt w:val="bullet"/>
+      <w:lvlText w:val=""/>
+      <w:lvlJc w:val="left"/>
+      <w:pPr>
+        <w:ind w:left="3588" w:hanging="360"/>
+      </w:pPr>
+      <w:rPr>
+        <w:rFonts w:ascii="Symbol" w:hAnsi="Symbol" w:hint="default"/>
+      </w:rPr>
+    </w:lvl>
+    <w:lvl w:ilvl="4" w:tplc="080A0003" w:tentative="1">
+      <w:start w:val="1"/>
+      <w:numFmt w:val="bullet"/>
+      <w:lvlText w:val="o"/>
+      <w:lvlJc w:val="left"/>
+      <w:pPr>
+        <w:ind w:left="4308" w:hanging="360"/>
+      </w:pPr>
+      <w:rPr>
+        <w:rFonts w:ascii="Courier New" w:hAnsi="Courier New" w:cs="Courier New" w:hint="default"/>
+      </w:rPr>
+    </w:lvl>
+    <w:lvl w:ilvl="5" w:tplc="080A0005" w:tentative="1">
+      <w:start w:val="1"/>
+      <w:numFmt w:val="bullet"/>
+      <w:lvlText w:val=""/>
+      <w:lvlJc w:val="left"/>
+      <w:pPr>
+        <w:ind w:left="5028" w:hanging="360"/>
+      </w:pPr>
+      <w:rPr>
+        <w:rFonts w:ascii="Wingdings" w:hAnsi="Wingdings" w:hint="default"/>
+      </w:rPr>
+    </w:lvl>
+    <w:lvl w:ilvl="6" w:tplc="080A0001" w:tentative="1">
+      <w:start w:val="1"/>
+      <w:numFmt w:val="bullet"/>
+      <w:lvlText w:val=""/>
+      <w:lvlJc w:val="left"/>
+      <w:pPr>
+        <w:ind w:left="5748" w:hanging="360"/>
+      </w:pPr>
+      <w:rPr>
+        <w:rFonts w:ascii="Symbol" w:hAnsi="Symbol" w:hint="default"/>
+      </w:rPr>
+    </w:lvl>
+    <w:lvl w:ilvl="7" w:tplc="080A0003" w:tentative="1">
+      <w:start w:val="1"/>
+      <w:numFmt w:val="bullet"/>
+      <w:lvlText w:val="o"/>
+      <w:lvlJc w:val="left"/>
+      <w:pPr>
+        <w:ind w:left="6468" w:hanging="360"/>
+      </w:pPr>
+      <w:rPr>
+        <w:rFonts w:ascii="Courier New" w:hAnsi="Courier New" w:cs="Courier New" w:hint="default"/>
+      </w:rPr>
+    </w:lvl>
+    <w:lvl w:ilvl="8" w:tplc="080A0005" w:tentative="1">
+      <w:start w:val="1"/>
+      <w:numFmt w:val="bullet"/>
+      <w:lvlText w:val=""/>
+      <w:lvlJc w:val="left"/>
+      <w:pPr>
+        <w:ind w:left="7188" w:hanging="360"/>
+      </w:pPr>
+      <w:rPr>
+        <w:rFonts w:ascii="Wingdings" w:hAnsi="Wingdings" w:hint="default"/>
+      </w:rPr>
+    </w:lvl>
+  </w:abstractNum>
+  <w:abstractNum w:abstractNumId="21" w15:restartNumberingAfterBreak="0">
     <w:nsid w:val="7330366E"/>
     <w:multiLevelType w:val="multilevel"/>
     <w:tmpl w:val="C6FAF0C8"/>
@@ -5341,7 +7530,7 @@
       </w:rPr>
     </w:lvl>
   </w:abstractNum>
-  <w:abstractNum w:abstractNumId="15" w15:restartNumberingAfterBreak="0">
+  <w:abstractNum w:abstractNumId="22" w15:restartNumberingAfterBreak="0">
     <w:nsid w:val="75691C8C"/>
     <w:multiLevelType w:val="multilevel"/>
     <w:tmpl w:val="A7BC874E"/>
@@ -5454,53 +7643,306 @@
       </w:pPr>
     </w:lvl>
   </w:abstractNum>
+  <w:abstractNum w:abstractNumId="23" w15:restartNumberingAfterBreak="0">
+    <w:nsid w:val="7BC93258"/>
+    <w:multiLevelType w:val="multilevel"/>
+    <w:tmpl w:val="45D2121C"/>
+    <w:lvl w:ilvl="0">
+      <w:start w:val="1"/>
+      <w:numFmt w:val="decimal"/>
+      <w:lvlText w:val="%1."/>
+      <w:lvlJc w:val="left"/>
+      <w:pPr>
+        <w:tabs>
+          <w:tab w:val="num" w:pos="720"/>
+        </w:tabs>
+        <w:ind w:left="720" w:hanging="360"/>
+      </w:pPr>
+    </w:lvl>
+    <w:lvl w:ilvl="1" w:tentative="1">
+      <w:start w:val="1"/>
+      <w:numFmt w:val="decimal"/>
+      <w:lvlText w:val="%2."/>
+      <w:lvlJc w:val="left"/>
+      <w:pPr>
+        <w:tabs>
+          <w:tab w:val="num" w:pos="1440"/>
+        </w:tabs>
+        <w:ind w:left="1440" w:hanging="360"/>
+      </w:pPr>
+    </w:lvl>
+    <w:lvl w:ilvl="2" w:tentative="1">
+      <w:start w:val="1"/>
+      <w:numFmt w:val="decimal"/>
+      <w:lvlText w:val="%3."/>
+      <w:lvlJc w:val="left"/>
+      <w:pPr>
+        <w:tabs>
+          <w:tab w:val="num" w:pos="2160"/>
+        </w:tabs>
+        <w:ind w:left="2160" w:hanging="360"/>
+      </w:pPr>
+    </w:lvl>
+    <w:lvl w:ilvl="3" w:tentative="1">
+      <w:start w:val="1"/>
+      <w:numFmt w:val="decimal"/>
+      <w:lvlText w:val="%4."/>
+      <w:lvlJc w:val="left"/>
+      <w:pPr>
+        <w:tabs>
+          <w:tab w:val="num" w:pos="2880"/>
+        </w:tabs>
+        <w:ind w:left="2880" w:hanging="360"/>
+      </w:pPr>
+    </w:lvl>
+    <w:lvl w:ilvl="4" w:tentative="1">
+      <w:start w:val="1"/>
+      <w:numFmt w:val="decimal"/>
+      <w:lvlText w:val="%5."/>
+      <w:lvlJc w:val="left"/>
+      <w:pPr>
+        <w:tabs>
+          <w:tab w:val="num" w:pos="3600"/>
+        </w:tabs>
+        <w:ind w:left="3600" w:hanging="360"/>
+      </w:pPr>
+    </w:lvl>
+    <w:lvl w:ilvl="5" w:tentative="1">
+      <w:start w:val="1"/>
+      <w:numFmt w:val="decimal"/>
+      <w:lvlText w:val="%6."/>
+      <w:lvlJc w:val="left"/>
+      <w:pPr>
+        <w:tabs>
+          <w:tab w:val="num" w:pos="4320"/>
+        </w:tabs>
+        <w:ind w:left="4320" w:hanging="360"/>
+      </w:pPr>
+    </w:lvl>
+    <w:lvl w:ilvl="6" w:tentative="1">
+      <w:start w:val="1"/>
+      <w:numFmt w:val="decimal"/>
+      <w:lvlText w:val="%7."/>
+      <w:lvlJc w:val="left"/>
+      <w:pPr>
+        <w:tabs>
+          <w:tab w:val="num" w:pos="5040"/>
+        </w:tabs>
+        <w:ind w:left="5040" w:hanging="360"/>
+      </w:pPr>
+    </w:lvl>
+    <w:lvl w:ilvl="7" w:tentative="1">
+      <w:start w:val="1"/>
+      <w:numFmt w:val="decimal"/>
+      <w:lvlText w:val="%8."/>
+      <w:lvlJc w:val="left"/>
+      <w:pPr>
+        <w:tabs>
+          <w:tab w:val="num" w:pos="5760"/>
+        </w:tabs>
+        <w:ind w:left="5760" w:hanging="360"/>
+      </w:pPr>
+    </w:lvl>
+    <w:lvl w:ilvl="8" w:tentative="1">
+      <w:start w:val="1"/>
+      <w:numFmt w:val="decimal"/>
+      <w:lvlText w:val="%9."/>
+      <w:lvlJc w:val="left"/>
+      <w:pPr>
+        <w:tabs>
+          <w:tab w:val="num" w:pos="6480"/>
+        </w:tabs>
+        <w:ind w:left="6480" w:hanging="360"/>
+      </w:pPr>
+    </w:lvl>
+  </w:abstractNum>
+  <w:abstractNum w:abstractNumId="24" w15:restartNumberingAfterBreak="0">
+    <w:nsid w:val="7EDF72E0"/>
+    <w:multiLevelType w:val="multilevel"/>
+    <w:tmpl w:val="8CD68A92"/>
+    <w:lvl w:ilvl="0">
+      <w:start w:val="2"/>
+      <w:numFmt w:val="decimal"/>
+      <w:lvlText w:val="%1."/>
+      <w:lvlJc w:val="left"/>
+      <w:pPr>
+        <w:tabs>
+          <w:tab w:val="num" w:pos="720"/>
+        </w:tabs>
+        <w:ind w:left="720" w:hanging="360"/>
+      </w:pPr>
+    </w:lvl>
+    <w:lvl w:ilvl="1" w:tentative="1">
+      <w:start w:val="1"/>
+      <w:numFmt w:val="decimal"/>
+      <w:lvlText w:val="%2."/>
+      <w:lvlJc w:val="left"/>
+      <w:pPr>
+        <w:tabs>
+          <w:tab w:val="num" w:pos="1440"/>
+        </w:tabs>
+        <w:ind w:left="1440" w:hanging="360"/>
+      </w:pPr>
+    </w:lvl>
+    <w:lvl w:ilvl="2" w:tentative="1">
+      <w:start w:val="1"/>
+      <w:numFmt w:val="decimal"/>
+      <w:lvlText w:val="%3."/>
+      <w:lvlJc w:val="left"/>
+      <w:pPr>
+        <w:tabs>
+          <w:tab w:val="num" w:pos="2160"/>
+        </w:tabs>
+        <w:ind w:left="2160" w:hanging="360"/>
+      </w:pPr>
+    </w:lvl>
+    <w:lvl w:ilvl="3" w:tentative="1">
+      <w:start w:val="1"/>
+      <w:numFmt w:val="decimal"/>
+      <w:lvlText w:val="%4."/>
+      <w:lvlJc w:val="left"/>
+      <w:pPr>
+        <w:tabs>
+          <w:tab w:val="num" w:pos="2880"/>
+        </w:tabs>
+        <w:ind w:left="2880" w:hanging="360"/>
+      </w:pPr>
+    </w:lvl>
+    <w:lvl w:ilvl="4" w:tentative="1">
+      <w:start w:val="1"/>
+      <w:numFmt w:val="decimal"/>
+      <w:lvlText w:val="%5."/>
+      <w:lvlJc w:val="left"/>
+      <w:pPr>
+        <w:tabs>
+          <w:tab w:val="num" w:pos="3600"/>
+        </w:tabs>
+        <w:ind w:left="3600" w:hanging="360"/>
+      </w:pPr>
+    </w:lvl>
+    <w:lvl w:ilvl="5" w:tentative="1">
+      <w:start w:val="1"/>
+      <w:numFmt w:val="decimal"/>
+      <w:lvlText w:val="%6."/>
+      <w:lvlJc w:val="left"/>
+      <w:pPr>
+        <w:tabs>
+          <w:tab w:val="num" w:pos="4320"/>
+        </w:tabs>
+        <w:ind w:left="4320" w:hanging="360"/>
+      </w:pPr>
+    </w:lvl>
+    <w:lvl w:ilvl="6" w:tentative="1">
+      <w:start w:val="1"/>
+      <w:numFmt w:val="decimal"/>
+      <w:lvlText w:val="%7."/>
+      <w:lvlJc w:val="left"/>
+      <w:pPr>
+        <w:tabs>
+          <w:tab w:val="num" w:pos="5040"/>
+        </w:tabs>
+        <w:ind w:left="5040" w:hanging="360"/>
+      </w:pPr>
+    </w:lvl>
+    <w:lvl w:ilvl="7" w:tentative="1">
+      <w:start w:val="1"/>
+      <w:numFmt w:val="decimal"/>
+      <w:lvlText w:val="%8."/>
+      <w:lvlJc w:val="left"/>
+      <w:pPr>
+        <w:tabs>
+          <w:tab w:val="num" w:pos="5760"/>
+        </w:tabs>
+        <w:ind w:left="5760" w:hanging="360"/>
+      </w:pPr>
+    </w:lvl>
+    <w:lvl w:ilvl="8" w:tentative="1">
+      <w:start w:val="1"/>
+      <w:numFmt w:val="decimal"/>
+      <w:lvlText w:val="%9."/>
+      <w:lvlJc w:val="left"/>
+      <w:pPr>
+        <w:tabs>
+          <w:tab w:val="num" w:pos="6480"/>
+        </w:tabs>
+        <w:ind w:left="6480" w:hanging="360"/>
+      </w:pPr>
+    </w:lvl>
+  </w:abstractNum>
   <w:num w:numId="1" w16cid:durableId="682904152">
+    <w:abstractNumId w:val="17"/>
+  </w:num>
+  <w:num w:numId="2" w16cid:durableId="1126312968">
     <w:abstractNumId w:val="12"/>
   </w:num>
-  <w:num w:numId="2" w16cid:durableId="1126312968">
+  <w:num w:numId="3" w16cid:durableId="104813619">
+    <w:abstractNumId w:val="5"/>
+  </w:num>
+  <w:num w:numId="4" w16cid:durableId="719473609">
     <w:abstractNumId w:val="8"/>
   </w:num>
-  <w:num w:numId="3" w16cid:durableId="104813619">
+  <w:num w:numId="5" w16cid:durableId="1746370517">
+    <w:abstractNumId w:val="1"/>
+  </w:num>
+  <w:num w:numId="6" w16cid:durableId="1668560530">
+    <w:abstractNumId w:val="18"/>
+  </w:num>
+  <w:num w:numId="7" w16cid:durableId="420758171">
+    <w:abstractNumId w:val="9"/>
+  </w:num>
+  <w:num w:numId="8" w16cid:durableId="1624455510">
+    <w:abstractNumId w:val="21"/>
+  </w:num>
+  <w:num w:numId="9" w16cid:durableId="1519194818">
+    <w:abstractNumId w:val="16"/>
+  </w:num>
+  <w:num w:numId="10" w16cid:durableId="1510631548">
+    <w:abstractNumId w:val="14"/>
+  </w:num>
+  <w:num w:numId="11" w16cid:durableId="1479807338">
+    <w:abstractNumId w:val="11"/>
+  </w:num>
+  <w:num w:numId="12" w16cid:durableId="40594383">
+    <w:abstractNumId w:val="3"/>
+  </w:num>
+  <w:num w:numId="13" w16cid:durableId="400644016">
+    <w:abstractNumId w:val="7"/>
+  </w:num>
+  <w:num w:numId="14" w16cid:durableId="662970194">
+    <w:abstractNumId w:val="22"/>
+  </w:num>
+  <w:num w:numId="15" w16cid:durableId="961613063">
+    <w:abstractNumId w:val="13"/>
+  </w:num>
+  <w:num w:numId="16" w16cid:durableId="1035272561">
+    <w:abstractNumId w:val="10"/>
+  </w:num>
+  <w:num w:numId="17" w16cid:durableId="1109088506">
+    <w:abstractNumId w:val="6"/>
+  </w:num>
+  <w:num w:numId="18" w16cid:durableId="558051035">
+    <w:abstractNumId w:val="0"/>
+  </w:num>
+  <w:num w:numId="19" w16cid:durableId="1443257328">
+    <w:abstractNumId w:val="19"/>
+  </w:num>
+  <w:num w:numId="20" w16cid:durableId="915818144">
+    <w:abstractNumId w:val="15"/>
+  </w:num>
+  <w:num w:numId="21" w16cid:durableId="813063790">
+    <w:abstractNumId w:val="4"/>
+  </w:num>
+  <w:num w:numId="22" w16cid:durableId="534198525">
+    <w:abstractNumId w:val="23"/>
+  </w:num>
+  <w:num w:numId="23" w16cid:durableId="1266813579">
+    <w:abstractNumId w:val="24"/>
+  </w:num>
+  <w:num w:numId="24" w16cid:durableId="2078892568">
     <w:abstractNumId w:val="2"/>
   </w:num>
-  <w:num w:numId="4" w16cid:durableId="719473609">
-    <w:abstractNumId w:val="4"/>
-  </w:num>
-  <w:num w:numId="5" w16cid:durableId="1746370517">
-    <w:abstractNumId w:val="0"/>
-  </w:num>
-  <w:num w:numId="6" w16cid:durableId="1668560530">
-    <w:abstractNumId w:val="13"/>
-  </w:num>
-  <w:num w:numId="7" w16cid:durableId="420758171">
-    <w:abstractNumId w:val="5"/>
-  </w:num>
-  <w:num w:numId="8" w16cid:durableId="1624455510">
-    <w:abstractNumId w:val="14"/>
-  </w:num>
-  <w:num w:numId="9" w16cid:durableId="1519194818">
-    <w:abstractNumId w:val="11"/>
-  </w:num>
-  <w:num w:numId="10" w16cid:durableId="1510631548">
-    <w:abstractNumId w:val="10"/>
-  </w:num>
-  <w:num w:numId="11" w16cid:durableId="1479807338">
-    <w:abstractNumId w:val="7"/>
-  </w:num>
-  <w:num w:numId="12" w16cid:durableId="40594383">
-    <w:abstractNumId w:val="1"/>
-  </w:num>
-  <w:num w:numId="13" w16cid:durableId="400644016">
-    <w:abstractNumId w:val="3"/>
-  </w:num>
-  <w:num w:numId="14" w16cid:durableId="662970194">
-    <w:abstractNumId w:val="15"/>
-  </w:num>
-  <w:num w:numId="15" w16cid:durableId="961613063">
-    <w:abstractNumId w:val="9"/>
-  </w:num>
-  <w:num w:numId="16" w16cid:durableId="1035272561">
-    <w:abstractNumId w:val="6"/>
+  <w:num w:numId="25" w16cid:durableId="1024289231">
+    <w:abstractNumId w:val="20"/>
   </w:num>
 </w:numbering>
 </file>
@@ -6421,6 +8863,29 @@
       <w:spacing w:val="5"/>
     </w:rPr>
   </w:style>
+  <w:style w:type="character" w:styleId="Hipervnculo">
+    <w:name w:val="Hyperlink"/>
+    <w:basedOn w:val="Fuentedeprrafopredeter"/>
+    <w:uiPriority w:val="99"/>
+    <w:unhideWhenUsed/>
+    <w:rsid w:val="00DD6C4B"/>
+    <w:rPr>
+      <w:color w:val="467886" w:themeColor="hyperlink"/>
+      <w:u w:val="single"/>
+    </w:rPr>
+  </w:style>
+  <w:style w:type="character" w:styleId="Mencinsinresolver">
+    <w:name w:val="Unresolved Mention"/>
+    <w:basedOn w:val="Fuentedeprrafopredeter"/>
+    <w:uiPriority w:val="99"/>
+    <w:semiHidden/>
+    <w:unhideWhenUsed/>
+    <w:rsid w:val="00DD6C4B"/>
+    <w:rPr>
+      <w:color w:val="605E5C"/>
+      <w:shd w:val="clear" w:color="auto" w:fill="E1DFDD"/>
+    </w:rPr>
+  </w:style>
 </w:styles>
 </file>
 

--- a/Practica del 27 de abril de 2026.docx
+++ b/Practica del 27 de abril de 2026.docx
@@ -483,7 +483,7 @@
     <w:p>
       <w:pPr>
         <w:spacing w:after="0"/>
-        <w:ind w:left="708"/>
+        <w:ind w:left="2124"/>
         <w:rPr>
           <w:lang w:val="en-US"/>
         </w:rPr>
@@ -832,6 +832,69 @@
       <w:pPr>
         <w:spacing w:after="0"/>
       </w:pPr>
+      <w:r>
+        <w:tab/>
+      </w:r>
+      <w:r>
+        <w:tab/>
+        <w:t xml:space="preserve">Consideraciones usa el </w:t>
+      </w:r>
+      <w:proofErr w:type="spellStart"/>
+      <w:r>
+        <w:t>key</w:t>
+      </w:r>
+      <w:proofErr w:type="spellEnd"/>
+      <w:r>
+        <w:t>-par-</w:t>
+      </w:r>
+      <w:proofErr w:type="spellStart"/>
+      <w:r>
+        <w:t>name</w:t>
+      </w:r>
+      <w:proofErr w:type="spellEnd"/>
+      <w:r>
+        <w:t xml:space="preserve"> que generaste “</w:t>
+      </w:r>
+      <w:proofErr w:type="spellStart"/>
+      <w:r>
+        <w:t>lab-key</w:t>
+      </w:r>
+      <w:proofErr w:type="spellEnd"/>
+      <w:r>
+        <w:t>”</w:t>
+      </w:r>
+    </w:p>
+    <w:p>
+      <w:pPr>
+        <w:spacing w:after="0"/>
+      </w:pPr>
+      <w:r>
+        <w:tab/>
+      </w:r>
+      <w:r>
+        <w:tab/>
+      </w:r>
+      <w:r>
+        <w:rPr>
+          <w:highlight w:val="green"/>
+        </w:rPr>
+        <w:t>Creado “</w:t>
+      </w:r>
+      <w:hyperlink r:id="rId5" w:anchor="/stacks/stackinfo?filteringStatus=active&amp;filteringText=&amp;stackId=arn%3Aaws%3Acloudformation%3Aus-east-1%3A285565786875%3Astack%2FLab-MySQL-S3%2Fc03107d0-4341-11f1-8c65-1224dc5563a1&amp;viewNested=true" w:history="1">
+        <w:r>
+          <w:rPr>
+            <w:rStyle w:val="Hipervnculo"/>
+            <w:highlight w:val="green"/>
+          </w:rPr>
+          <w:t>Lab-MySQL-S3</w:t>
+        </w:r>
+      </w:hyperlink>
+      <w:r>
+        <w:rPr>
+          <w:highlight w:val="green"/>
+        </w:rPr>
+        <w:t>”</w:t>
+      </w:r>
     </w:p>
     <w:p>
       <w:pPr>
@@ -884,29 +947,31 @@
           <w:b/>
           <w:bCs/>
         </w:rPr>
+        <w:lastRenderedPageBreak/>
         <w:t>Conectar EC2</w:t>
       </w:r>
     </w:p>
     <w:p>
       <w:pPr>
         <w:spacing w:after="0"/>
-        <w:rPr>
-          <w:b/>
-          <w:bCs/>
-        </w:rPr>
-      </w:pPr>
-      <w:r>
-        <w:rPr>
-          <w:b/>
-          <w:bCs/>
-        </w:rPr>
-        <w:lastRenderedPageBreak/>
+        <w:ind w:firstLine="708"/>
+        <w:rPr>
+          <w:b/>
+          <w:bCs/>
+        </w:rPr>
+      </w:pPr>
+      <w:r>
+        <w:rPr>
+          <w:b/>
+          <w:bCs/>
+        </w:rPr>
         <w:t>PASO 1 — Conectarte a la EC2</w:t>
       </w:r>
     </w:p>
     <w:p>
       <w:pPr>
         <w:spacing w:after="0"/>
+        <w:ind w:left="708" w:firstLine="708"/>
       </w:pPr>
       <w:r>
         <w:t xml:space="preserve">Tienes 2 formas en Amazon Web </w:t>
@@ -923,11 +988,7 @@
     <w:p>
       <w:pPr>
         <w:spacing w:after="0"/>
-      </w:pPr>
-    </w:p>
-    <w:p>
-      <w:pPr>
-        <w:spacing w:after="0"/>
+        <w:ind w:left="1068"/>
         <w:rPr>
           <w:b/>
           <w:bCs/>
@@ -979,7 +1040,12 @@
           <w:ilvl w:val="0"/>
           <w:numId w:val="14"/>
         </w:numPr>
-        <w:spacing w:after="0"/>
+        <w:tabs>
+          <w:tab w:val="clear" w:pos="720"/>
+          <w:tab w:val="num" w:pos="1788"/>
+        </w:tabs>
+        <w:spacing w:after="0"/>
+        <w:ind w:left="1788"/>
       </w:pPr>
       <w:r>
         <w:t xml:space="preserve">Ve a </w:t>
@@ -1010,7 +1076,12 @@
           <w:ilvl w:val="0"/>
           <w:numId w:val="14"/>
         </w:numPr>
-        <w:spacing w:after="0"/>
+        <w:tabs>
+          <w:tab w:val="clear" w:pos="720"/>
+          <w:tab w:val="num" w:pos="1788"/>
+        </w:tabs>
+        <w:spacing w:after="0"/>
+        <w:ind w:left="1788"/>
       </w:pPr>
       <w:r>
         <w:t xml:space="preserve">Selecciona tu instancia </w:t>
@@ -1022,7 +1093,12 @@
           <w:ilvl w:val="0"/>
           <w:numId w:val="14"/>
         </w:numPr>
-        <w:spacing w:after="0"/>
+        <w:tabs>
+          <w:tab w:val="clear" w:pos="720"/>
+          <w:tab w:val="num" w:pos="1788"/>
+        </w:tabs>
+        <w:spacing w:after="0"/>
+        <w:ind w:left="1788"/>
       </w:pPr>
       <w:r>
         <w:t xml:space="preserve">Clic en </w:t>
@@ -1046,7 +1122,12 @@
           <w:ilvl w:val="0"/>
           <w:numId w:val="14"/>
         </w:numPr>
-        <w:spacing w:after="0"/>
+        <w:tabs>
+          <w:tab w:val="clear" w:pos="720"/>
+          <w:tab w:val="num" w:pos="1788"/>
+        </w:tabs>
+        <w:spacing w:after="0"/>
+        <w:ind w:left="1788"/>
       </w:pPr>
       <w:r>
         <w:t>Elige:</w:t>
@@ -1096,7 +1177,12 @@
           <w:ilvl w:val="0"/>
           <w:numId w:val="14"/>
         </w:numPr>
-        <w:spacing w:after="0"/>
+        <w:tabs>
+          <w:tab w:val="clear" w:pos="720"/>
+          <w:tab w:val="num" w:pos="1788"/>
+        </w:tabs>
+        <w:spacing w:after="0"/>
+        <w:ind w:left="1788"/>
       </w:pPr>
       <w:r>
         <w:t xml:space="preserve">Clic en </w:t>
@@ -1117,6 +1203,7 @@
     <w:p>
       <w:pPr>
         <w:spacing w:after="0"/>
+        <w:ind w:left="1068"/>
       </w:pPr>
       <w:r>
         <w:rPr>
@@ -1143,11 +1230,13 @@
     <w:p>
       <w:pPr>
         <w:spacing w:after="0"/>
-      </w:pPr>
-    </w:p>
-    <w:p>
-      <w:pPr>
-        <w:spacing w:after="0"/>
+        <w:ind w:left="1068"/>
+      </w:pPr>
+    </w:p>
+    <w:p>
+      <w:pPr>
+        <w:spacing w:after="0"/>
+        <w:ind w:left="1068"/>
         <w:rPr>
           <w:b/>
           <w:bCs/>
@@ -1164,7 +1253,7 @@
     <w:p>
       <w:pPr>
         <w:spacing w:after="0"/>
-        <w:ind w:firstLine="360"/>
+        <w:ind w:left="1068" w:firstLine="360"/>
       </w:pPr>
       <w:r>
         <w:t xml:space="preserve">Si </w:t>
@@ -1186,7 +1275,7 @@
     <w:p>
       <w:pPr>
         <w:spacing w:after="0"/>
-        <w:ind w:left="360"/>
+        <w:ind w:left="1428"/>
       </w:pPr>
       <w:proofErr w:type="spellStart"/>
       <w:r>
@@ -1201,9 +1290,6 @@
         <w:t>llave.pem</w:t>
       </w:r>
       <w:proofErr w:type="spellEnd"/>
-      <w:r>
-        <w:br/>
-      </w:r>
       <w:r>
         <w:br/>
       </w:r>
@@ -1230,7 +1316,12 @@
           <w:ilvl w:val="0"/>
           <w:numId w:val="15"/>
         </w:numPr>
-        <w:spacing w:after="0"/>
+        <w:tabs>
+          <w:tab w:val="clear" w:pos="720"/>
+          <w:tab w:val="num" w:pos="1788"/>
+        </w:tabs>
+        <w:spacing w:after="0"/>
+        <w:ind w:left="1788"/>
       </w:pPr>
       <w:r>
         <w:t xml:space="preserve">Usuario: </w:t>
@@ -1242,7 +1333,12 @@
           <w:ilvl w:val="1"/>
           <w:numId w:val="15"/>
         </w:numPr>
-        <w:spacing w:after="0"/>
+        <w:tabs>
+          <w:tab w:val="clear" w:pos="1440"/>
+          <w:tab w:val="num" w:pos="2508"/>
+        </w:tabs>
+        <w:spacing w:after="0"/>
+        <w:ind w:left="2508"/>
       </w:pPr>
       <w:r>
         <w:t xml:space="preserve">Amazon Linux → ec2-user </w:t>
@@ -1254,7 +1350,12 @@
           <w:ilvl w:val="1"/>
           <w:numId w:val="15"/>
         </w:numPr>
-        <w:spacing w:after="0"/>
+        <w:tabs>
+          <w:tab w:val="clear" w:pos="1440"/>
+          <w:tab w:val="num" w:pos="2508"/>
+        </w:tabs>
+        <w:spacing w:after="0"/>
+        <w:ind w:left="2508"/>
       </w:pPr>
       <w:r>
         <w:t xml:space="preserve">Ubuntu → </w:t>
@@ -1271,11 +1372,13 @@
     <w:p>
       <w:pPr>
         <w:spacing w:after="0"/>
-      </w:pPr>
-    </w:p>
-    <w:p>
-      <w:pPr>
-        <w:spacing w:after="0"/>
+        <w:ind w:left="360"/>
+      </w:pPr>
+    </w:p>
+    <w:p>
+      <w:pPr>
+        <w:spacing w:after="0"/>
+        <w:ind w:left="360"/>
         <w:rPr>
           <w:b/>
           <w:bCs/>
@@ -1292,7 +1395,7 @@
     <w:p>
       <w:pPr>
         <w:spacing w:after="0"/>
-        <w:ind w:left="284"/>
+        <w:ind w:left="644"/>
       </w:pPr>
       <w:r>
         <w:t>Debe verse algo así:</w:t>
@@ -1301,7 +1404,7 @@
     <w:p>
       <w:pPr>
         <w:spacing w:after="0"/>
-        <w:ind w:left="284"/>
+        <w:ind w:left="644"/>
       </w:pPr>
       <w:r>
         <w:t>ec2-user@ip-10-0-1-6 ~]$</w:t>
@@ -1310,7 +1413,7 @@
     <w:p>
       <w:pPr>
         <w:spacing w:after="0"/>
-        <w:ind w:left="284"/>
+        <w:ind w:left="644"/>
       </w:pPr>
       <w:r>
         <w:rPr>
@@ -1325,27 +1428,76 @@
     <w:p>
       <w:pPr>
         <w:spacing w:after="0"/>
-      </w:pPr>
-    </w:p>
-    <w:p>
-      <w:pPr>
-        <w:spacing w:after="0"/>
-        <w:rPr>
-          <w:b/>
-          <w:bCs/>
-        </w:rPr>
-      </w:pPr>
-      <w:r>
-        <w:rPr>
-          <w:b/>
-          <w:bCs/>
-        </w:rPr>
-        <w:t>PASO 3 — Instalar cliente MySQL (si no está)</w:t>
-      </w:r>
-    </w:p>
-    <w:p>
-      <w:pPr>
-        <w:spacing w:after="0"/>
+        <w:ind w:left="360"/>
+      </w:pPr>
+    </w:p>
+    <w:p>
+      <w:pPr>
+        <w:spacing w:after="0"/>
+        <w:ind w:left="360"/>
+        <w:rPr>
+          <w:b/>
+          <w:bCs/>
+        </w:rPr>
+      </w:pPr>
+      <w:r>
+        <w:rPr>
+          <w:b/>
+          <w:bCs/>
+        </w:rPr>
+        <w:t xml:space="preserve">PASO 3 — Instalar cliente </w:t>
+      </w:r>
+      <w:proofErr w:type="gramStart"/>
+      <w:r>
+        <w:rPr>
+          <w:b/>
+          <w:bCs/>
+        </w:rPr>
+        <w:t xml:space="preserve">MySQL </w:t>
+      </w:r>
+      <w:r>
+        <w:rPr>
+          <w:b/>
+          <w:bCs/>
+        </w:rPr>
+        <w:t xml:space="preserve"> y</w:t>
+      </w:r>
+      <w:proofErr w:type="gramEnd"/>
+      <w:r>
+        <w:rPr>
+          <w:b/>
+          <w:bCs/>
+        </w:rPr>
+        <w:t xml:space="preserve"> </w:t>
+      </w:r>
+      <w:proofErr w:type="spellStart"/>
+      <w:r>
+        <w:rPr>
+          <w:b/>
+          <w:bCs/>
+        </w:rPr>
+        <w:t>Netcat</w:t>
+      </w:r>
+      <w:proofErr w:type="spellEnd"/>
+      <w:r>
+        <w:rPr>
+          <w:b/>
+          <w:bCs/>
+        </w:rPr>
+        <w:t xml:space="preserve"> </w:t>
+      </w:r>
+      <w:r>
+        <w:rPr>
+          <w:b/>
+          <w:bCs/>
+        </w:rPr>
+        <w:t>(si no está)</w:t>
+      </w:r>
+    </w:p>
+    <w:p>
+      <w:pPr>
+        <w:spacing w:after="0"/>
+        <w:ind w:left="360"/>
         <w:rPr>
           <w:b/>
           <w:bCs/>
@@ -1357,29 +1509,24 @@
           <w:bCs/>
         </w:rPr>
         <w:tab/>
-      </w:r>
-      <w:proofErr w:type="spellStart"/>
-      <w:r>
-        <w:rPr>
-          <w:b/>
-          <w:bCs/>
-        </w:rPr>
+        <w:t>Valida que tengas MySQL</w:t>
+      </w:r>
+    </w:p>
+    <w:p>
+      <w:pPr>
+        <w:spacing w:after="0"/>
+        <w:ind w:left="720" w:firstLine="348"/>
+      </w:pPr>
+      <w:proofErr w:type="spellStart"/>
+      <w:r>
         <w:t>mysql</w:t>
       </w:r>
       <w:proofErr w:type="spellEnd"/>
       <w:r>
-        <w:rPr>
-          <w:b/>
-          <w:bCs/>
-        </w:rPr>
         <w:t xml:space="preserve"> --</w:t>
       </w:r>
       <w:proofErr w:type="spellStart"/>
       <w:r>
-        <w:rPr>
-          <w:b/>
-          <w:bCs/>
-        </w:rPr>
         <w:t>version</w:t>
       </w:r>
       <w:proofErr w:type="spellEnd"/>
@@ -1387,16 +1534,83 @@
     <w:p>
       <w:pPr>
         <w:spacing w:after="0"/>
-        <w:ind w:firstLine="708"/>
-      </w:pPr>
-      <w:r>
-        <w:t>En Amazon Linux:</w:t>
-      </w:r>
-    </w:p>
-    <w:p>
-      <w:pPr>
-        <w:spacing w:after="0"/>
-        <w:ind w:firstLine="708"/>
+        <w:ind w:left="720" w:firstLine="696"/>
+      </w:pPr>
+      <w:r>
+        <w:t xml:space="preserve">si la </w:t>
+      </w:r>
+      <w:r>
+        <w:t xml:space="preserve">versión es </w:t>
+      </w:r>
+      <w:proofErr w:type="spellStart"/>
+      <w:r>
+        <w:t>paresida</w:t>
+      </w:r>
+      <w:proofErr w:type="spellEnd"/>
+      <w:r>
+        <w:t xml:space="preserve"> a esto ya no hay que instalar nada: </w:t>
+      </w:r>
+      <w:proofErr w:type="spellStart"/>
+      <w:proofErr w:type="gramStart"/>
+      <w:r>
+        <w:rPr>
+          <w:i/>
+          <w:iCs/>
+        </w:rPr>
+        <w:t>mysql</w:t>
+      </w:r>
+      <w:proofErr w:type="spellEnd"/>
+      <w:r>
+        <w:rPr>
+          <w:i/>
+          <w:iCs/>
+        </w:rPr>
+        <w:t xml:space="preserve">  Ver</w:t>
+      </w:r>
+      <w:proofErr w:type="gramEnd"/>
+      <w:r>
+        <w:rPr>
+          <w:i/>
+          <w:iCs/>
+        </w:rPr>
+        <w:t xml:space="preserve"> 8.0.46 </w:t>
+      </w:r>
+      <w:proofErr w:type="spellStart"/>
+      <w:r>
+        <w:rPr>
+          <w:i/>
+          <w:iCs/>
+        </w:rPr>
+        <w:t>for</w:t>
+      </w:r>
+      <w:proofErr w:type="spellEnd"/>
+      <w:r>
+        <w:rPr>
+          <w:i/>
+          <w:iCs/>
+        </w:rPr>
+        <w:t xml:space="preserve"> Linux</w:t>
+      </w:r>
+      <w:r>
+        <w:t xml:space="preserve"> </w:t>
+      </w:r>
+    </w:p>
+    <w:p>
+      <w:pPr>
+        <w:spacing w:after="0"/>
+        <w:ind w:left="360" w:firstLine="708"/>
+      </w:pPr>
+      <w:r>
+        <w:t>pero si no lo tiene usa esto solo para</w:t>
+      </w:r>
+      <w:r>
+        <w:t xml:space="preserve"> Amazon Linux:</w:t>
+      </w:r>
+    </w:p>
+    <w:p>
+      <w:pPr>
+        <w:spacing w:after="0"/>
+        <w:ind w:left="708" w:firstLine="708"/>
       </w:pPr>
       <w:r>
         <w:t xml:space="preserve">sudo </w:t>
@@ -1429,7 +1643,32 @@
     <w:p>
       <w:pPr>
         <w:spacing w:after="0"/>
-        <w:ind w:firstLine="708"/>
+      </w:pPr>
+      <w:r>
+        <w:tab/>
+        <w:t xml:space="preserve">Instala </w:t>
+      </w:r>
+      <w:proofErr w:type="spellStart"/>
+      <w:r>
+        <w:rPr>
+          <w:b/>
+          <w:bCs/>
+        </w:rPr>
+        <w:t>Netcat</w:t>
+      </w:r>
+      <w:proofErr w:type="spellEnd"/>
+      <w:r>
+        <w:rPr>
+          <w:b/>
+          <w:bCs/>
+        </w:rPr>
+        <w:t>:</w:t>
+      </w:r>
+    </w:p>
+    <w:p>
+      <w:pPr>
+        <w:spacing w:after="0"/>
+        <w:ind w:left="708" w:firstLine="708"/>
       </w:pPr>
       <w:r>
         <w:t xml:space="preserve">sudo </w:t>
@@ -1462,12 +1701,13 @@
     <w:p>
       <w:pPr>
         <w:spacing w:after="0"/>
-        <w:ind w:firstLine="708"/>
-      </w:pPr>
-    </w:p>
-    <w:p>
-      <w:pPr>
-        <w:spacing w:after="0"/>
+        <w:ind w:left="360" w:firstLine="708"/>
+      </w:pPr>
+    </w:p>
+    <w:p>
+      <w:pPr>
+        <w:spacing w:after="0"/>
+        <w:ind w:left="360"/>
         <w:rPr>
           <w:b/>
           <w:bCs/>
@@ -1484,7 +1724,7 @@
     <w:p>
       <w:pPr>
         <w:spacing w:after="0"/>
-        <w:ind w:firstLine="708"/>
+        <w:ind w:left="360" w:firstLine="708"/>
       </w:pPr>
       <w:r>
         <w:t>Antes de conectar:</w:t>
@@ -1493,17 +1733,37 @@
     <w:p>
       <w:pPr>
         <w:spacing w:after="0"/>
-        <w:ind w:firstLine="708"/>
-      </w:pPr>
-      <w:r>
+        <w:ind w:left="360" w:firstLine="708"/>
+      </w:pPr>
+      <w:r>
+        <w:lastRenderedPageBreak/>
         <w:t>Desde RDS</w:t>
       </w:r>
     </w:p>
     <w:p>
       <w:pPr>
         <w:spacing w:after="0"/>
-        <w:ind w:firstLine="708"/>
-      </w:pPr>
+        <w:ind w:left="360" w:firstLine="708"/>
+      </w:pPr>
+      <w:r>
+        <w:tab/>
+        <w:t>Bases de datos -&gt; Conectividad y seguridad</w:t>
+      </w:r>
+      <w:r>
+        <w:t xml:space="preserve"> -&gt; punto de conexión</w:t>
+      </w:r>
+    </w:p>
+    <w:p>
+      <w:pPr>
+        <w:spacing w:after="0"/>
+        <w:ind w:left="360" w:firstLine="708"/>
+      </w:pPr>
+      <w:r>
+        <w:tab/>
+      </w:r>
+      <w:r>
+        <w:tab/>
+      </w:r>
       <w:proofErr w:type="spellStart"/>
       <w:r>
         <w:t>nc</w:t>
@@ -1518,35 +1778,109 @@
       </w:r>
       <w:proofErr w:type="spellEnd"/>
       <w:r>
-        <w:t xml:space="preserve"> lab-db.cwrln6b3dhug.us-east-1.rds.amazonaws.com 3306</w:t>
-      </w:r>
-    </w:p>
-    <w:p>
-      <w:pPr>
-        <w:spacing w:after="0"/>
-      </w:pPr>
-    </w:p>
-    <w:p>
-      <w:pPr>
-        <w:spacing w:after="0"/>
-        <w:rPr>
-          <w:b/>
-          <w:bCs/>
-        </w:rPr>
-      </w:pPr>
-      <w:r>
-        <w:rPr>
-          <w:b/>
-          <w:bCs/>
-        </w:rPr>
-        <w:lastRenderedPageBreak/>
+        <w:t xml:space="preserve"> “tu punto de conexión” 3306 </w:t>
+      </w:r>
+    </w:p>
+    <w:p>
+      <w:pPr>
+        <w:spacing w:after="0"/>
+        <w:ind w:left="360" w:firstLine="708"/>
+      </w:pPr>
+      <w:r>
+        <w:tab/>
+        <w:t>armado:</w:t>
+      </w:r>
+    </w:p>
+    <w:p>
+      <w:pPr>
+        <w:spacing w:after="0"/>
+        <w:ind w:left="1416" w:firstLine="708"/>
+      </w:pPr>
+      <w:proofErr w:type="spellStart"/>
+      <w:r>
+        <w:t>nc</w:t>
+      </w:r>
+      <w:proofErr w:type="spellEnd"/>
+      <w:r>
+        <w:t xml:space="preserve"> -</w:t>
+      </w:r>
+      <w:proofErr w:type="spellStart"/>
+      <w:r>
+        <w:t>zv</w:t>
+      </w:r>
+      <w:proofErr w:type="spellEnd"/>
+      <w:r>
+        <w:t xml:space="preserve"> </w:t>
+      </w:r>
+      <w:r>
+        <w:t>lab-db.c8x25hqxol6l.us-east-1.rds.amazonaws.com</w:t>
+      </w:r>
+      <w:r>
+        <w:t xml:space="preserve"> 3306</w:t>
+      </w:r>
+    </w:p>
+    <w:p>
+      <w:pPr>
+        <w:spacing w:after="0"/>
+        <w:ind w:left="360"/>
+      </w:pPr>
+    </w:p>
+    <w:p>
+      <w:pPr>
+        <w:spacing w:after="0"/>
+        <w:ind w:left="360"/>
+        <w:rPr>
+          <w:b/>
+          <w:bCs/>
+        </w:rPr>
+      </w:pPr>
+      <w:r>
+        <w:rPr>
+          <w:b/>
+          <w:bCs/>
+        </w:rPr>
         <w:t>PASO 5 — Conectarte a la base de datos</w:t>
       </w:r>
     </w:p>
     <w:p>
       <w:pPr>
         <w:spacing w:after="0"/>
-        <w:ind w:firstLine="708"/>
+        <w:ind w:left="360" w:firstLine="708"/>
+      </w:pPr>
+      <w:r>
+        <w:t>La primera liga se ejecuta completa</w:t>
+      </w:r>
+    </w:p>
+    <w:p>
+      <w:pPr>
+        <w:spacing w:after="0"/>
+        <w:ind w:left="360" w:firstLine="708"/>
+      </w:pPr>
+      <w:r>
+        <w:tab/>
+        <w:t xml:space="preserve"> </w:t>
+      </w:r>
+      <w:proofErr w:type="spellStart"/>
+      <w:r>
+        <w:t>curl</w:t>
+      </w:r>
+      <w:proofErr w:type="spellEnd"/>
+      <w:r>
+        <w:t xml:space="preserve"> -o global-</w:t>
+      </w:r>
+      <w:proofErr w:type="spellStart"/>
+      <w:r>
+        <w:t>bundle.pem</w:t>
+      </w:r>
+      <w:proofErr w:type="spellEnd"/>
+      <w:r>
+        <w:t xml:space="preserve"> https://truststore.pki.rds.amazonaws.com/global/global-bundle.pem</w:t>
+      </w:r>
+    </w:p>
+    <w:p>
+      <w:pPr>
+        <w:spacing w:after="0"/>
+        <w:ind w:left="360" w:firstLine="708"/>
       </w:pPr>
       <w:r>
         <w:t>Usa este comando (sin SSL complicado por ahora):</w:t>
@@ -1555,7 +1889,7 @@
     <w:p>
       <w:pPr>
         <w:spacing w:after="0"/>
-        <w:ind w:left="708" w:firstLine="708"/>
+        <w:ind w:left="1068" w:firstLine="348"/>
       </w:pPr>
       <w:proofErr w:type="spellStart"/>
       <w:r>
@@ -1577,7 +1911,7 @@
     <w:p>
       <w:pPr>
         <w:spacing w:after="0"/>
-        <w:ind w:left="708" w:firstLine="708"/>
+        <w:ind w:left="1068" w:firstLine="708"/>
       </w:pPr>
       <w:r>
         <w:rPr>
@@ -1599,7 +1933,7 @@
                     <pic:cNvPicPr/>
                   </pic:nvPicPr>
                   <pic:blipFill>
-                    <a:blip r:embed="rId5"/>
+                    <a:blip r:embed="rId6"/>
                     <a:stretch>
                       <a:fillRect/>
                     </a:stretch>
@@ -1623,7 +1957,7 @@
     <w:p>
       <w:pPr>
         <w:spacing w:after="0"/>
-        <w:ind w:left="708" w:firstLine="708"/>
+        <w:ind w:left="1068" w:firstLine="708"/>
         <w:rPr>
           <w:color w:val="EE0000"/>
         </w:rPr>
@@ -1666,7 +2000,7 @@
     <w:p>
       <w:pPr>
         <w:spacing w:after="0"/>
-        <w:ind w:firstLine="708"/>
+        <w:ind w:left="360" w:firstLine="708"/>
       </w:pPr>
       <w:r>
         <w:t>Luego:</w:t>
@@ -1675,7 +2009,7 @@
     <w:p>
       <w:pPr>
         <w:spacing w:after="0"/>
-        <w:ind w:left="708"/>
+        <w:ind w:left="1068"/>
       </w:pPr>
       <w:r>
         <w:t xml:space="preserve">Te pedirá </w:t>
@@ -1691,7 +2025,7 @@
     <w:p>
       <w:pPr>
         <w:spacing w:after="0"/>
-        <w:ind w:left="708" w:firstLine="708"/>
+        <w:ind w:left="1068" w:firstLine="708"/>
         <w:rPr>
           <w:color w:val="EE0000"/>
         </w:rPr>
@@ -1719,7 +2053,23 @@
           <w:bCs/>
           <w:color w:val="747474" w:themeColor="background2" w:themeShade="80"/>
         </w:rPr>
-        <w:t>Pasos para cambiar contraseña:</w:t>
+        <w:t>Pasos para cambiar contraseña</w:t>
+      </w:r>
+      <w:r>
+        <w:rPr>
+          <w:b/>
+          <w:bCs/>
+          <w:color w:val="747474" w:themeColor="background2" w:themeShade="80"/>
+        </w:rPr>
+        <w:t xml:space="preserve"> (solo si se requiere)</w:t>
+      </w:r>
+      <w:r>
+        <w:rPr>
+          <w:b/>
+          <w:bCs/>
+          <w:color w:val="747474" w:themeColor="background2" w:themeShade="80"/>
+        </w:rPr>
+        <w:t>:</w:t>
       </w:r>
     </w:p>
     <w:p>
@@ -1728,8 +2078,12 @@
           <w:ilvl w:val="0"/>
           <w:numId w:val="16"/>
         </w:numPr>
-        <w:spacing w:after="0"/>
-        <w:ind w:left="714" w:hanging="357"/>
+        <w:tabs>
+          <w:tab w:val="clear" w:pos="720"/>
+          <w:tab w:val="num" w:pos="1071"/>
+        </w:tabs>
+        <w:spacing w:after="0"/>
+        <w:ind w:left="1065" w:hanging="357"/>
         <w:rPr>
           <w:color w:val="747474" w:themeColor="background2" w:themeShade="80"/>
         </w:rPr>
@@ -1771,8 +2125,12 @@
           <w:ilvl w:val="0"/>
           <w:numId w:val="16"/>
         </w:numPr>
-        <w:spacing w:after="0"/>
-        <w:ind w:left="714" w:hanging="357"/>
+        <w:tabs>
+          <w:tab w:val="clear" w:pos="720"/>
+          <w:tab w:val="num" w:pos="1071"/>
+        </w:tabs>
+        <w:spacing w:after="0"/>
+        <w:ind w:left="1065" w:hanging="357"/>
         <w:rPr>
           <w:color w:val="747474" w:themeColor="background2" w:themeShade="80"/>
         </w:rPr>
@@ -1790,8 +2148,12 @@
           <w:ilvl w:val="0"/>
           <w:numId w:val="16"/>
         </w:numPr>
-        <w:spacing w:after="0"/>
-        <w:ind w:left="714" w:hanging="357"/>
+        <w:tabs>
+          <w:tab w:val="clear" w:pos="720"/>
+          <w:tab w:val="num" w:pos="1071"/>
+        </w:tabs>
+        <w:spacing w:after="0"/>
+        <w:ind w:left="1065" w:hanging="357"/>
         <w:rPr>
           <w:color w:val="747474" w:themeColor="background2" w:themeShade="80"/>
         </w:rPr>
@@ -1825,8 +2187,12 @@
           <w:ilvl w:val="0"/>
           <w:numId w:val="16"/>
         </w:numPr>
-        <w:spacing w:after="0"/>
-        <w:ind w:left="714" w:hanging="357"/>
+        <w:tabs>
+          <w:tab w:val="clear" w:pos="720"/>
+          <w:tab w:val="num" w:pos="1071"/>
+        </w:tabs>
+        <w:spacing w:after="0"/>
+        <w:ind w:left="1065" w:hanging="357"/>
         <w:rPr>
           <w:color w:val="747474" w:themeColor="background2" w:themeShade="80"/>
         </w:rPr>
@@ -1880,8 +2246,12 @@
           <w:ilvl w:val="0"/>
           <w:numId w:val="16"/>
         </w:numPr>
-        <w:spacing w:after="0"/>
-        <w:ind w:left="714" w:hanging="357"/>
+        <w:tabs>
+          <w:tab w:val="clear" w:pos="720"/>
+          <w:tab w:val="num" w:pos="1071"/>
+        </w:tabs>
+        <w:spacing w:after="0"/>
+        <w:ind w:left="1065" w:hanging="357"/>
         <w:rPr>
           <w:color w:val="747474" w:themeColor="background2" w:themeShade="80"/>
         </w:rPr>
@@ -1921,8 +2291,12 @@
           <w:ilvl w:val="0"/>
           <w:numId w:val="16"/>
         </w:numPr>
-        <w:spacing w:after="0"/>
-        <w:ind w:left="714" w:hanging="357"/>
+        <w:tabs>
+          <w:tab w:val="clear" w:pos="720"/>
+          <w:tab w:val="num" w:pos="1071"/>
+        </w:tabs>
+        <w:spacing w:after="0"/>
+        <w:ind w:left="1065" w:hanging="357"/>
         <w:rPr>
           <w:color w:val="747474" w:themeColor="background2" w:themeShade="80"/>
         </w:rPr>
@@ -1940,8 +2314,12 @@
           <w:ilvl w:val="0"/>
           <w:numId w:val="16"/>
         </w:numPr>
-        <w:spacing w:after="0"/>
-        <w:ind w:left="714" w:hanging="357"/>
+        <w:tabs>
+          <w:tab w:val="clear" w:pos="720"/>
+          <w:tab w:val="num" w:pos="1071"/>
+        </w:tabs>
+        <w:spacing w:after="0"/>
+        <w:ind w:left="1065" w:hanging="357"/>
         <w:rPr>
           <w:color w:val="747474" w:themeColor="background2" w:themeShade="80"/>
         </w:rPr>
@@ -1996,7 +2374,7 @@
     <w:p>
       <w:pPr>
         <w:spacing w:after="0"/>
-        <w:ind w:left="357" w:firstLine="351"/>
+        <w:ind w:left="708" w:firstLine="351"/>
         <w:rPr>
           <w:color w:val="747474" w:themeColor="background2" w:themeShade="80"/>
         </w:rPr>
@@ -2075,6 +2453,14 @@
           <w:bCs/>
           <w:color w:val="747474" w:themeColor="background2" w:themeShade="80"/>
         </w:rPr>
+        <w:t xml:space="preserve"> solo si se requiere</w:t>
+      </w:r>
+      <w:r>
+        <w:rPr>
+          <w:b/>
+          <w:bCs/>
+          <w:color w:val="747474" w:themeColor="background2" w:themeShade="80"/>
+        </w:rPr>
         <w:t>:</w:t>
       </w:r>
     </w:p>
@@ -2147,6 +2533,7 @@
         <w:rPr>
           <w:color w:val="747474" w:themeColor="background2" w:themeShade="80"/>
         </w:rPr>
+        <w:lastRenderedPageBreak/>
         <w:t>sudo rpm -</w:t>
       </w:r>
       <w:proofErr w:type="spellStart"/>
@@ -2241,6 +2628,29 @@
         </w:rPr>
         <w:t>PASO 6 — Verificar conexión</w:t>
       </w:r>
+      <w:r>
+        <w:rPr>
+          <w:b/>
+          <w:bCs/>
+        </w:rPr>
+        <w:t xml:space="preserve"> </w:t>
+      </w:r>
+      <w:proofErr w:type="gramStart"/>
+      <w:r>
+        <w:rPr>
+          <w:b/>
+          <w:bCs/>
+        </w:rPr>
+        <w:t>( ec</w:t>
+      </w:r>
+      <w:proofErr w:type="gramEnd"/>
+      <w:r>
+        <w:rPr>
+          <w:b/>
+          <w:bCs/>
+        </w:rPr>
+        <w:t>2 -&gt; Aurora RDS MySQL)</w:t>
+      </w:r>
     </w:p>
     <w:p>
       <w:pPr>
@@ -2255,51 +2665,183 @@
       <w:pPr>
         <w:spacing w:after="0"/>
         <w:ind w:left="708" w:firstLine="708"/>
-        <w:rPr>
-          <w:lang w:val="en-US"/>
-        </w:rPr>
-      </w:pPr>
-      <w:r>
-        <w:rPr>
-          <w:lang w:val="en-US"/>
-        </w:rPr>
-        <w:t xml:space="preserve">SHOW </w:t>
-      </w:r>
+      </w:pPr>
       <w:proofErr w:type="gramStart"/>
       <w:r>
-        <w:rPr>
-          <w:lang w:val="en-US"/>
-        </w:rPr>
-        <w:t>DATABASES;</w:t>
+        <w:t>SHOW</w:t>
       </w:r>
       <w:proofErr w:type="gramEnd"/>
-    </w:p>
-    <w:p>
-      <w:pPr>
-        <w:spacing w:after="0"/>
-        <w:rPr>
-          <w:lang w:val="en-US"/>
-        </w:rPr>
-      </w:pPr>
+      <w:r>
+        <w:t xml:space="preserve"> DATABASES;</w:t>
+      </w:r>
+    </w:p>
+    <w:p>
+      <w:pPr>
+        <w:spacing w:after="0"/>
+      </w:pPr>
+    </w:p>
+    <w:p>
+      <w:pPr>
+        <w:spacing w:after="0"/>
+        <w:rPr>
+          <w:color w:val="EE0000"/>
+        </w:rPr>
+      </w:pPr>
+      <w:r>
+        <w:rPr>
+          <w:b/>
+          <w:bCs/>
+        </w:rPr>
+        <w:t xml:space="preserve">PASO </w:t>
+      </w:r>
+      <w:r>
+        <w:rPr>
+          <w:b/>
+          <w:bCs/>
+        </w:rPr>
+        <w:t>7</w:t>
+      </w:r>
+      <w:r>
+        <w:rPr>
+          <w:b/>
+          <w:bCs/>
+        </w:rPr>
+        <w:t xml:space="preserve"> —</w:t>
+      </w:r>
+      <w:r>
+        <w:rPr>
+          <w:b/>
+          <w:bCs/>
+        </w:rPr>
+        <w:t xml:space="preserve"> Carga los comandos del archivo </w:t>
+      </w:r>
+      <w:proofErr w:type="spellStart"/>
+      <w:r>
+        <w:rPr>
+          <w:b/>
+          <w:bCs/>
+        </w:rPr>
+        <w:t>CrearBD</w:t>
+      </w:r>
+      <w:proofErr w:type="spellEnd"/>
+      <w:r>
+        <w:rPr>
+          <w:b/>
+          <w:bCs/>
+        </w:rPr>
+        <w:t>-Tablas-</w:t>
+      </w:r>
+      <w:proofErr w:type="spellStart"/>
+      <w:r>
+        <w:rPr>
+          <w:b/>
+          <w:bCs/>
+        </w:rPr>
+        <w:t>refgistros.SQL</w:t>
+      </w:r>
+      <w:proofErr w:type="spellEnd"/>
     </w:p>
     <w:p>
       <w:pPr>
         <w:spacing w:after="0"/>
         <w:ind w:firstLine="708"/>
-        <w:rPr>
-          <w:b/>
-          <w:bCs/>
-          <w:lang w:val="en-US"/>
-        </w:rPr>
-      </w:pPr>
-      <w:r>
-        <w:rPr>
-          <w:b/>
-          <w:bCs/>
-          <w:lang w:val="en-US"/>
+      </w:pPr>
+      <w:r>
+        <w:rPr>
+          <w:color w:val="EE0000"/>
+        </w:rPr>
+        <w:tab/>
+      </w:r>
+      <w:r>
+        <w:t>Dentro de MySQL:</w:t>
+      </w:r>
+    </w:p>
+    <w:p>
+      <w:pPr>
+        <w:spacing w:after="0"/>
+        <w:ind w:left="1416" w:firstLine="708"/>
+        <w:rPr>
+          <w:color w:val="EE0000"/>
+        </w:rPr>
+      </w:pPr>
+      <w:proofErr w:type="gramStart"/>
+      <w:r>
+        <w:t>SHOW</w:t>
+      </w:r>
+      <w:proofErr w:type="gramEnd"/>
+      <w:r>
+        <w:t xml:space="preserve"> DATABASES;</w:t>
+      </w:r>
+    </w:p>
+    <w:p>
+      <w:pPr>
+        <w:spacing w:after="0"/>
+      </w:pPr>
+      <w:r>
+        <w:rPr>
+          <w:b/>
+          <w:bCs/>
+        </w:rPr>
+        <w:tab/>
+      </w:r>
+      <w:r>
+        <w:rPr>
+          <w:b/>
+          <w:bCs/>
+        </w:rPr>
+        <w:tab/>
+      </w:r>
+      <w:proofErr w:type="spellStart"/>
+      <w:r>
+        <w:t>Patra</w:t>
+      </w:r>
+      <w:proofErr w:type="spellEnd"/>
+      <w:r>
+        <w:t xml:space="preserve"> salir de la consola de SQL</w:t>
+      </w:r>
+    </w:p>
+    <w:p>
+      <w:pPr>
+        <w:spacing w:after="0"/>
+      </w:pPr>
+      <w:r>
+        <w:tab/>
+      </w:r>
+      <w:r>
+        <w:tab/>
+      </w:r>
+      <w:r>
+        <w:tab/>
+      </w:r>
+      <w:proofErr w:type="spellStart"/>
+      <w:r>
+        <w:t>q</w:t>
+      </w:r>
+      <w:r>
+        <w:t>uit</w:t>
+      </w:r>
+      <w:proofErr w:type="spellEnd"/>
+      <w:r>
+        <w:t>;</w:t>
+      </w:r>
+    </w:p>
+    <w:p>
+      <w:pPr>
+        <w:spacing w:after="0"/>
+        <w:rPr>
+          <w:b/>
+          <w:bCs/>
+        </w:rPr>
+      </w:pPr>
+      <w:proofErr w:type="spellStart"/>
+      <w:r>
+        <w:rPr>
+          <w:b/>
+          <w:bCs/>
         </w:rPr>
         <w:t>Backup</w:t>
       </w:r>
+      <w:proofErr w:type="spellEnd"/>
     </w:p>
     <w:p>
       <w:pPr>
@@ -2309,12 +2851,20 @@
           <w:lang w:val="en-US"/>
         </w:rPr>
       </w:pPr>
-      <w:proofErr w:type="spellStart"/>
-      <w:r>
-        <w:rPr>
-          <w:lang w:val="en-US"/>
-        </w:rPr>
-        <w:lastRenderedPageBreak/>
+    </w:p>
+    <w:p>
+      <w:pPr>
+        <w:spacing w:after="0"/>
+        <w:ind w:left="708" w:firstLine="708"/>
+        <w:rPr>
+          <w:lang w:val="en-US"/>
+        </w:rPr>
+      </w:pPr>
+      <w:proofErr w:type="spellStart"/>
+      <w:r>
+        <w:rPr>
+          <w:lang w:val="en-US"/>
+        </w:rPr>
         <w:t>mysqldump</w:t>
       </w:r>
       <w:proofErr w:type="spellEnd"/>
@@ -2322,7 +2872,150 @@
         <w:rPr>
           <w:lang w:val="en-US"/>
         </w:rPr>
-        <w:t xml:space="preserve"> -h ENDPOINT_RDS -u admin -p --all-databases --single-transaction &gt; </w:t>
+        <w:t xml:space="preserve"> --no-defaults \</w:t>
+      </w:r>
+    </w:p>
+    <w:p>
+      <w:pPr>
+        <w:spacing w:after="0"/>
+        <w:ind w:left="708" w:firstLine="708"/>
+        <w:rPr>
+          <w:lang w:val="en-US"/>
+        </w:rPr>
+      </w:pPr>
+      <w:r>
+        <w:rPr>
+          <w:lang w:val="en-US"/>
+        </w:rPr>
+        <w:t xml:space="preserve">&gt; -h </w:t>
+      </w:r>
+      <w:r>
+        <w:rPr>
+          <w:lang w:val="en-US"/>
+        </w:rPr>
+        <w:t>ENDPOINT_RDS</w:t>
+      </w:r>
+      <w:r>
+        <w:rPr>
+          <w:lang w:val="en-US"/>
+        </w:rPr>
+        <w:t xml:space="preserve"> \</w:t>
+      </w:r>
+    </w:p>
+    <w:p>
+      <w:pPr>
+        <w:spacing w:after="0"/>
+        <w:ind w:left="708" w:firstLine="708"/>
+      </w:pPr>
+      <w:r>
+        <w:t xml:space="preserve">&gt; -u </w:t>
+      </w:r>
+      <w:proofErr w:type="spellStart"/>
+      <w:r>
+        <w:t>admin</w:t>
+      </w:r>
+      <w:proofErr w:type="spellEnd"/>
+      <w:r>
+        <w:t xml:space="preserve"> -p \</w:t>
+      </w:r>
+    </w:p>
+    <w:p>
+      <w:pPr>
+        <w:spacing w:after="0"/>
+        <w:ind w:left="708" w:firstLine="708"/>
+      </w:pPr>
+      <w:r>
+        <w:t>&gt; --</w:t>
+      </w:r>
+      <w:proofErr w:type="spellStart"/>
+      <w:r>
+        <w:t>databases</w:t>
+      </w:r>
+      <w:proofErr w:type="spellEnd"/>
+      <w:r>
+        <w:t xml:space="preserve"> </w:t>
+      </w:r>
+      <w:proofErr w:type="spellStart"/>
+      <w:r>
+        <w:t>tu_db</w:t>
+      </w:r>
+      <w:proofErr w:type="spellEnd"/>
+      <w:r>
+        <w:t xml:space="preserve"> \</w:t>
+      </w:r>
+    </w:p>
+    <w:p>
+      <w:pPr>
+        <w:spacing w:after="0"/>
+        <w:ind w:left="708" w:firstLine="708"/>
+        <w:rPr>
+          <w:lang w:val="en-US"/>
+        </w:rPr>
+      </w:pPr>
+      <w:r>
+        <w:rPr>
+          <w:lang w:val="en-US"/>
+        </w:rPr>
+        <w:t>&gt; --single-transaction \</w:t>
+      </w:r>
+    </w:p>
+    <w:p>
+      <w:pPr>
+        <w:spacing w:after="0"/>
+        <w:ind w:left="708" w:firstLine="708"/>
+        <w:rPr>
+          <w:lang w:val="en-US"/>
+        </w:rPr>
+      </w:pPr>
+      <w:r>
+        <w:rPr>
+          <w:lang w:val="en-US"/>
+        </w:rPr>
+        <w:t>&gt; --skip-lock-tables \</w:t>
+      </w:r>
+    </w:p>
+    <w:p>
+      <w:pPr>
+        <w:spacing w:after="0"/>
+        <w:ind w:left="708" w:firstLine="708"/>
+        <w:rPr>
+          <w:lang w:val="en-US"/>
+        </w:rPr>
+      </w:pPr>
+      <w:r>
+        <w:rPr>
+          <w:lang w:val="en-US"/>
+        </w:rPr>
+        <w:t>&gt; --set-</w:t>
+      </w:r>
+      <w:proofErr w:type="spellStart"/>
+      <w:r>
+        <w:rPr>
+          <w:lang w:val="en-US"/>
+        </w:rPr>
+        <w:t>gtid</w:t>
+      </w:r>
+      <w:proofErr w:type="spellEnd"/>
+      <w:r>
+        <w:rPr>
+          <w:lang w:val="en-US"/>
+        </w:rPr>
+        <w:t>-purged=OFF \</w:t>
+      </w:r>
+    </w:p>
+    <w:p>
+      <w:pPr>
+        <w:spacing w:after="0"/>
+        <w:ind w:left="708" w:firstLine="708"/>
+        <w:rPr>
+          <w:lang w:val="en-US"/>
+        </w:rPr>
+      </w:pPr>
+      <w:r>
+        <w:rPr>
+          <w:lang w:val="en-US"/>
+        </w:rPr>
+        <w:t xml:space="preserve">&gt; &gt; </w:t>
       </w:r>
       <w:proofErr w:type="spellStart"/>
       <w:r>
@@ -2332,6 +3025,56 @@
         <w:t>backup.sql</w:t>
       </w:r>
       <w:proofErr w:type="spellEnd"/>
+    </w:p>
+    <w:p>
+      <w:pPr>
+        <w:spacing w:after="0"/>
+        <w:ind w:left="708" w:firstLine="708"/>
+        <w:rPr>
+          <w:lang w:val="en-US"/>
+        </w:rPr>
+      </w:pPr>
+      <w:r>
+        <w:rPr>
+          <w:lang w:val="en-US"/>
+        </w:rPr>
+        <w:t xml:space="preserve">Enter password: </w:t>
+      </w:r>
+    </w:p>
+    <w:p>
+      <w:pPr>
+        <w:spacing w:after="0"/>
+        <w:ind w:left="708" w:firstLine="708"/>
+        <w:rPr>
+          <w:lang w:val="en-US"/>
+        </w:rPr>
+      </w:pPr>
+      <w:proofErr w:type="spellStart"/>
+      <w:r>
+        <w:rPr>
+          <w:lang w:val="en-US"/>
+        </w:rPr>
+        <w:t>mysqldump</w:t>
+      </w:r>
+      <w:proofErr w:type="spellEnd"/>
+      <w:r>
+        <w:rPr>
+          <w:lang w:val="en-US"/>
+        </w:rPr>
+        <w:t xml:space="preserve">: Got error: 1049: Unknown database </w:t>
+      </w:r>
+      <w:r>
+        <w:rPr>
+          <w:lang w:val="en-US"/>
+        </w:rPr>
+        <w:t>'TU_DB</w:t>
+      </w:r>
+      <w:r>
+        <w:rPr>
+          <w:lang w:val="en-US"/>
+        </w:rPr>
+        <w:t>' when selecting the database</w:t>
+      </w:r>
     </w:p>
     <w:p>
       <w:pPr>
@@ -2697,6 +3440,7 @@
         <w:rPr>
           <w:lang w:val="en-US"/>
         </w:rPr>
+        <w:lastRenderedPageBreak/>
         <w:t>Endpoint-</w:t>
       </w:r>
       <w:proofErr w:type="spellStart"/>
@@ -2732,7 +3476,7 @@
         <w:rPr>
           <w:lang w:val="en-US"/>
         </w:rPr>
-        <w:t>lab-db.cwrln6b3dhug.us-east-1.rds.amazonaws.com</w:t>
+        <w:t>lab-db.c8x25hqxol6l.us-east-1.rds.amazonaws.com</w:t>
       </w:r>
     </w:p>
     <w:p>
@@ -2761,6 +3505,517 @@
     <w:p>
       <w:pPr>
         <w:spacing w:after="0"/>
+        <w:ind w:left="1416"/>
+        <w:rPr>
+          <w:lang w:val="en-US"/>
+        </w:rPr>
+      </w:pPr>
+      <w:proofErr w:type="spellStart"/>
+      <w:r>
+        <w:rPr>
+          <w:lang w:val="en-US"/>
+        </w:rPr>
+        <w:t>mysqldump</w:t>
+      </w:r>
+      <w:proofErr w:type="spellEnd"/>
+      <w:r>
+        <w:rPr>
+          <w:lang w:val="en-US"/>
+        </w:rPr>
+        <w:t xml:space="preserve"> --no-defaults \</w:t>
+      </w:r>
+    </w:p>
+    <w:p>
+      <w:pPr>
+        <w:spacing w:after="0"/>
+        <w:ind w:left="1416"/>
+        <w:rPr>
+          <w:lang w:val="en-US"/>
+        </w:rPr>
+      </w:pPr>
+      <w:r>
+        <w:rPr>
+          <w:lang w:val="en-US"/>
+        </w:rPr>
+        <w:t>-h lab-db.c8x25hqxol6l.us-east-1.rds.amazonaws.com \</w:t>
+      </w:r>
+    </w:p>
+    <w:p>
+      <w:pPr>
+        <w:spacing w:after="0"/>
+        <w:ind w:left="1416"/>
+      </w:pPr>
+      <w:r>
+        <w:t xml:space="preserve">-u </w:t>
+      </w:r>
+      <w:proofErr w:type="spellStart"/>
+      <w:r>
+        <w:t>admin</w:t>
+      </w:r>
+      <w:proofErr w:type="spellEnd"/>
+      <w:r>
+        <w:t xml:space="preserve"> -p \</w:t>
+      </w:r>
+    </w:p>
+    <w:p>
+      <w:pPr>
+        <w:spacing w:after="0"/>
+        <w:ind w:left="1416"/>
+      </w:pPr>
+      <w:r>
+        <w:t>--</w:t>
+      </w:r>
+      <w:proofErr w:type="spellStart"/>
+      <w:r>
+        <w:t>databases</w:t>
+      </w:r>
+      <w:proofErr w:type="spellEnd"/>
+      <w:r>
+        <w:t xml:space="preserve"> </w:t>
+      </w:r>
+      <w:proofErr w:type="spellStart"/>
+      <w:r>
+        <w:rPr>
+          <w:lang w:val="en-US"/>
+        </w:rPr>
+        <w:t>transporte_lab</w:t>
+      </w:r>
+      <w:proofErr w:type="spellEnd"/>
+      <w:r>
+        <w:t xml:space="preserve"> </w:t>
+      </w:r>
+      <w:r>
+        <w:t>\</w:t>
+      </w:r>
+    </w:p>
+    <w:p>
+      <w:pPr>
+        <w:spacing w:after="0"/>
+        <w:ind w:left="1416"/>
+        <w:rPr>
+          <w:lang w:val="en-US"/>
+        </w:rPr>
+      </w:pPr>
+      <w:r>
+        <w:rPr>
+          <w:lang w:val="en-US"/>
+        </w:rPr>
+        <w:t>--single-transaction \</w:t>
+      </w:r>
+    </w:p>
+    <w:p>
+      <w:pPr>
+        <w:spacing w:after="0"/>
+        <w:ind w:left="1416"/>
+        <w:rPr>
+          <w:lang w:val="en-US"/>
+        </w:rPr>
+      </w:pPr>
+      <w:r>
+        <w:rPr>
+          <w:lang w:val="en-US"/>
+        </w:rPr>
+        <w:t>--skip-lock-tables \</w:t>
+      </w:r>
+    </w:p>
+    <w:p>
+      <w:pPr>
+        <w:spacing w:after="0"/>
+        <w:ind w:left="1416"/>
+        <w:rPr>
+          <w:lang w:val="en-US"/>
+        </w:rPr>
+      </w:pPr>
+      <w:r>
+        <w:rPr>
+          <w:lang w:val="en-US"/>
+        </w:rPr>
+        <w:t>--set-</w:t>
+      </w:r>
+      <w:proofErr w:type="spellStart"/>
+      <w:r>
+        <w:rPr>
+          <w:lang w:val="en-US"/>
+        </w:rPr>
+        <w:t>gtid</w:t>
+      </w:r>
+      <w:proofErr w:type="spellEnd"/>
+      <w:r>
+        <w:rPr>
+          <w:lang w:val="en-US"/>
+        </w:rPr>
+        <w:t>-purged=OFF \</w:t>
+      </w:r>
+    </w:p>
+    <w:p>
+      <w:pPr>
+        <w:spacing w:after="0"/>
+        <w:ind w:left="1416"/>
+        <w:rPr>
+          <w:lang w:val="en-US"/>
+        </w:rPr>
+      </w:pPr>
+      <w:r>
+        <w:rPr>
+          <w:lang w:val="en-US"/>
+        </w:rPr>
+        <w:t xml:space="preserve">&gt; </w:t>
+      </w:r>
+      <w:proofErr w:type="spellStart"/>
+      <w:r>
+        <w:rPr>
+          <w:lang w:val="en-US"/>
+        </w:rPr>
+        <w:t>backup.sql</w:t>
+      </w:r>
+      <w:proofErr w:type="spellEnd"/>
+    </w:p>
+    <w:p>
+      <w:pPr>
+        <w:spacing w:after="0"/>
+        <w:rPr>
+          <w:lang w:val="en-US"/>
+        </w:rPr>
+      </w:pPr>
+      <w:r>
+        <w:rPr>
+          <w:lang w:val="en-US"/>
+        </w:rPr>
+        <w:tab/>
+      </w:r>
+    </w:p>
+    <w:p>
+      <w:pPr>
+        <w:spacing w:after="0"/>
+        <w:rPr>
+          <w:lang w:val="en-US"/>
+        </w:rPr>
+      </w:pPr>
+      <w:r>
+        <w:rPr>
+          <w:lang w:val="en-US"/>
+        </w:rPr>
+        <w:tab/>
+        <w:t xml:space="preserve">Valida </w:t>
+      </w:r>
+      <w:proofErr w:type="spellStart"/>
+      <w:r>
+        <w:rPr>
+          <w:lang w:val="en-US"/>
+        </w:rPr>
+        <w:t>que</w:t>
+      </w:r>
+      <w:proofErr w:type="spellEnd"/>
+      <w:r>
+        <w:rPr>
+          <w:lang w:val="en-US"/>
+        </w:rPr>
+        <w:t xml:space="preserve"> </w:t>
+      </w:r>
+      <w:proofErr w:type="spellStart"/>
+      <w:r>
+        <w:rPr>
+          <w:lang w:val="en-US"/>
+        </w:rPr>
+        <w:t>funcine</w:t>
+      </w:r>
+      <w:proofErr w:type="spellEnd"/>
+      <w:r>
+        <w:rPr>
+          <w:lang w:val="en-US"/>
+        </w:rPr>
+        <w:t xml:space="preserve"> con:</w:t>
+      </w:r>
+    </w:p>
+    <w:p>
+      <w:pPr>
+        <w:spacing w:after="0"/>
+        <w:rPr>
+          <w:lang w:val="en-US"/>
+        </w:rPr>
+      </w:pPr>
+      <w:r>
+        <w:rPr>
+          <w:lang w:val="en-US"/>
+        </w:rPr>
+        <w:tab/>
+      </w:r>
+      <w:r>
+        <w:rPr>
+          <w:lang w:val="en-US"/>
+        </w:rPr>
+        <w:tab/>
+      </w:r>
+      <w:r>
+        <w:rPr>
+          <w:lang w:val="en-US"/>
+        </w:rPr>
+        <w:t xml:space="preserve">head </w:t>
+      </w:r>
+      <w:proofErr w:type="spellStart"/>
+      <w:r>
+        <w:rPr>
+          <w:lang w:val="en-US"/>
+        </w:rPr>
+        <w:t>backup.sql</w:t>
+      </w:r>
+      <w:proofErr w:type="spellEnd"/>
+    </w:p>
+    <w:p>
+      <w:pPr>
+        <w:spacing w:after="0"/>
+        <w:rPr>
+          <w:lang w:val="en-US"/>
+        </w:rPr>
+      </w:pPr>
+    </w:p>
+    <w:p>
+      <w:pPr>
+        <w:spacing w:after="0"/>
+        <w:rPr>
+          <w:b/>
+          <w:bCs/>
+        </w:rPr>
+      </w:pPr>
+      <w:r>
+        <w:rPr>
+          <w:b/>
+          <w:bCs/>
+        </w:rPr>
+        <w:t xml:space="preserve">Dar permisos para subir </w:t>
+      </w:r>
+      <w:r>
+        <w:rPr>
+          <w:b/>
+          <w:bCs/>
+        </w:rPr>
+        <w:t>de</w:t>
+      </w:r>
+      <w:r>
+        <w:rPr>
+          <w:b/>
+          <w:bCs/>
+        </w:rPr>
+        <w:t xml:space="preserve"> EC2</w:t>
+      </w:r>
+      <w:r>
+        <w:rPr>
+          <w:b/>
+          <w:bCs/>
+        </w:rPr>
+        <w:t xml:space="preserve"> a S3</w:t>
+      </w:r>
+    </w:p>
+    <w:p>
+      <w:pPr>
+        <w:spacing w:after="0"/>
+        <w:ind w:left="708"/>
+      </w:pPr>
+      <w:r>
+        <w:t>Usar un Role ya existente</w:t>
+      </w:r>
+    </w:p>
+    <w:p>
+      <w:pPr>
+        <w:spacing w:after="0"/>
+        <w:ind w:left="708"/>
+      </w:pPr>
+      <w:r>
+        <w:t>Ve a:</w:t>
+      </w:r>
+      <w:r>
+        <w:t xml:space="preserve"> </w:t>
+      </w:r>
+      <w:r>
+        <w:rPr>
+          <w:lang w:val="en-US"/>
+        </w:rPr>
+        <w:t>Amazon EC2</w:t>
+      </w:r>
+      <w:r>
+        <w:rPr>
+          <w:lang w:val="en-US"/>
+        </w:rPr>
+        <w:t xml:space="preserve"> </w:t>
+      </w:r>
+      <w:r>
+        <w:rPr>
+          <w:lang w:val="en-US"/>
+        </w:rPr>
+        <w:t xml:space="preserve">→ </w:t>
+      </w:r>
+      <w:proofErr w:type="spellStart"/>
+      <w:r>
+        <w:rPr>
+          <w:lang w:val="en-US"/>
+        </w:rPr>
+        <w:t>tu</w:t>
+      </w:r>
+      <w:proofErr w:type="spellEnd"/>
+      <w:r>
+        <w:rPr>
+          <w:lang w:val="en-US"/>
+        </w:rPr>
+        <w:t xml:space="preserve"> </w:t>
+      </w:r>
+      <w:proofErr w:type="spellStart"/>
+      <w:r>
+        <w:rPr>
+          <w:lang w:val="en-US"/>
+        </w:rPr>
+        <w:t>instancia</w:t>
+      </w:r>
+      <w:proofErr w:type="spellEnd"/>
+      <w:r>
+        <w:rPr>
+          <w:lang w:val="en-US"/>
+        </w:rPr>
+        <w:t xml:space="preserve"> </w:t>
+      </w:r>
+      <w:r>
+        <w:rPr>
+          <w:lang w:val="en-US"/>
+        </w:rPr>
+        <w:t>→ Actions → Security → Modify IAM Role</w:t>
+      </w:r>
+    </w:p>
+    <w:p>
+      <w:pPr>
+        <w:spacing w:after="0"/>
+        <w:ind w:left="708"/>
+      </w:pPr>
+      <w:r>
+        <w:t>Y revisa si aparece algo como:</w:t>
+      </w:r>
+    </w:p>
+    <w:p>
+      <w:pPr>
+        <w:numPr>
+          <w:ilvl w:val="0"/>
+          <w:numId w:val="26"/>
+        </w:numPr>
+        <w:tabs>
+          <w:tab w:val="clear" w:pos="720"/>
+          <w:tab w:val="num" w:pos="1428"/>
+        </w:tabs>
+        <w:spacing w:after="0"/>
+        <w:ind w:left="1428"/>
+      </w:pPr>
+      <w:proofErr w:type="spellStart"/>
+      <w:r>
+        <w:t>LabRole</w:t>
+      </w:r>
+      <w:proofErr w:type="spellEnd"/>
+      <w:r>
+        <w:t xml:space="preserve"> </w:t>
+      </w:r>
+    </w:p>
+    <w:p>
+      <w:pPr>
+        <w:numPr>
+          <w:ilvl w:val="0"/>
+          <w:numId w:val="26"/>
+        </w:numPr>
+        <w:tabs>
+          <w:tab w:val="clear" w:pos="720"/>
+          <w:tab w:val="num" w:pos="1428"/>
+        </w:tabs>
+        <w:spacing w:after="0"/>
+        <w:ind w:left="1428"/>
+      </w:pPr>
+      <w:proofErr w:type="spellStart"/>
+      <w:r>
+        <w:t>LabInstanceProfile</w:t>
+      </w:r>
+      <w:proofErr w:type="spellEnd"/>
+      <w:r>
+        <w:t xml:space="preserve"> </w:t>
+      </w:r>
+    </w:p>
+    <w:p>
+      <w:pPr>
+        <w:numPr>
+          <w:ilvl w:val="0"/>
+          <w:numId w:val="26"/>
+        </w:numPr>
+        <w:tabs>
+          <w:tab w:val="clear" w:pos="720"/>
+          <w:tab w:val="num" w:pos="1428"/>
+        </w:tabs>
+        <w:spacing w:after="0"/>
+        <w:ind w:left="1428"/>
+      </w:pPr>
+      <w:proofErr w:type="spellStart"/>
+      <w:r>
+        <w:t>voclabs</w:t>
+      </w:r>
+      <w:proofErr w:type="spellEnd"/>
+      <w:r>
+        <w:t xml:space="preserve">-* </w:t>
+      </w:r>
+    </w:p>
+    <w:p>
+      <w:pPr>
+        <w:spacing w:after="0"/>
+        <w:ind w:left="708"/>
+      </w:pPr>
+      <w:r>
+        <w:t>Si existe uno, selecciónalo.</w:t>
+      </w:r>
+    </w:p>
+    <w:p>
+      <w:pPr>
+        <w:spacing w:after="0"/>
+        <w:rPr>
+          <w:b/>
+          <w:bCs/>
+        </w:rPr>
+      </w:pPr>
+    </w:p>
+    <w:p>
+      <w:pPr>
+        <w:spacing w:after="0"/>
+        <w:rPr>
+          <w:b/>
+          <w:bCs/>
+        </w:rPr>
+      </w:pPr>
+    </w:p>
+    <w:p>
+      <w:pPr>
+        <w:spacing w:after="0"/>
+        <w:rPr>
+          <w:b/>
+          <w:bCs/>
+        </w:rPr>
+      </w:pPr>
+      <w:r>
+        <w:rPr>
+          <w:b/>
+          <w:bCs/>
+        </w:rPr>
+        <w:t xml:space="preserve">Subir a S3 (SIN </w:t>
+      </w:r>
+      <w:proofErr w:type="spellStart"/>
+      <w:r>
+        <w:rPr>
+          <w:b/>
+          <w:bCs/>
+        </w:rPr>
+        <w:t>aws</w:t>
+      </w:r>
+      <w:proofErr w:type="spellEnd"/>
+      <w:r>
+        <w:rPr>
+          <w:b/>
+          <w:bCs/>
+        </w:rPr>
+        <w:t xml:space="preserve"> configure)</w:t>
+      </w:r>
+    </w:p>
+    <w:p>
+      <w:pPr>
+        <w:spacing w:after="0"/>
         <w:ind w:left="708" w:firstLine="708"/>
         <w:rPr>
           <w:lang w:val="en-US"/>
@@ -2771,6 +4026,476 @@
         <w:rPr>
           <w:lang w:val="en-US"/>
         </w:rPr>
+        <w:t>aws</w:t>
+      </w:r>
+      <w:proofErr w:type="spellEnd"/>
+      <w:r>
+        <w:rPr>
+          <w:lang w:val="en-US"/>
+        </w:rPr>
+        <w:t xml:space="preserve"> s3 cp </w:t>
+      </w:r>
+      <w:proofErr w:type="spellStart"/>
+      <w:r>
+        <w:rPr>
+          <w:lang w:val="en-US"/>
+        </w:rPr>
+        <w:t>backup.sql</w:t>
+      </w:r>
+      <w:proofErr w:type="spellEnd"/>
+      <w:r>
+        <w:rPr>
+          <w:lang w:val="en-US"/>
+        </w:rPr>
+        <w:t xml:space="preserve"> s3://NOMBRE_BUCKET/</w:t>
+      </w:r>
+    </w:p>
+    <w:p>
+      <w:pPr>
+        <w:spacing w:after="0"/>
+        <w:ind w:left="708" w:firstLine="708"/>
+        <w:rPr>
+          <w:lang w:val="en-US"/>
+        </w:rPr>
+      </w:pPr>
+    </w:p>
+    <w:p>
+      <w:pPr>
+        <w:spacing w:after="0"/>
+        <w:ind w:left="708" w:firstLine="708"/>
+        <w:rPr>
+          <w:lang w:val="en-US"/>
+        </w:rPr>
+      </w:pPr>
+      <w:r>
+        <w:rPr>
+          <w:lang w:val="en-US"/>
+        </w:rPr>
+        <w:t>lab-mysql-s3-backupbucket-tvx1kfow9q7r</w:t>
+      </w:r>
+    </w:p>
+    <w:p>
+      <w:pPr>
+        <w:spacing w:after="0"/>
+        <w:rPr>
+          <w:lang w:val="en-US"/>
+        </w:rPr>
+      </w:pPr>
+      <w:r>
+        <w:rPr>
+          <w:lang w:val="en-US"/>
+        </w:rPr>
+        <w:tab/>
+      </w:r>
+      <w:proofErr w:type="spellStart"/>
+      <w:r>
+        <w:rPr>
+          <w:lang w:val="en-US"/>
+        </w:rPr>
+        <w:t>Armado</w:t>
+      </w:r>
+      <w:proofErr w:type="spellEnd"/>
+    </w:p>
+    <w:p>
+      <w:pPr>
+        <w:spacing w:after="0"/>
+        <w:rPr>
+          <w:lang w:val="en-US"/>
+        </w:rPr>
+      </w:pPr>
+      <w:r>
+        <w:rPr>
+          <w:lang w:val="en-US"/>
+        </w:rPr>
+        <w:tab/>
+      </w:r>
+      <w:r>
+        <w:rPr>
+          <w:lang w:val="en-US"/>
+        </w:rPr>
+        <w:tab/>
+      </w:r>
+      <w:proofErr w:type="spellStart"/>
+      <w:r>
+        <w:rPr>
+          <w:lang w:val="en-US"/>
+        </w:rPr>
+        <w:t>aws</w:t>
+      </w:r>
+      <w:proofErr w:type="spellEnd"/>
+      <w:r>
+        <w:rPr>
+          <w:lang w:val="en-US"/>
+        </w:rPr>
+        <w:t xml:space="preserve"> s3 cp </w:t>
+      </w:r>
+      <w:proofErr w:type="spellStart"/>
+      <w:r>
+        <w:rPr>
+          <w:lang w:val="en-US"/>
+        </w:rPr>
+        <w:t>backup.sql</w:t>
+      </w:r>
+      <w:proofErr w:type="spellEnd"/>
+      <w:r>
+        <w:rPr>
+          <w:lang w:val="en-US"/>
+        </w:rPr>
+        <w:t xml:space="preserve"> s3://</w:t>
+      </w:r>
+      <w:r>
+        <w:rPr>
+          <w:lang w:val="en-US"/>
+        </w:rPr>
+        <w:t>lab-mysql-s3-backupbucket-tvx1kfow9q7r</w:t>
+      </w:r>
+    </w:p>
+    <w:p>
+      <w:pPr>
+        <w:spacing w:after="0"/>
+        <w:rPr>
+          <w:lang w:val="en-US"/>
+        </w:rPr>
+      </w:pPr>
+    </w:p>
+    <w:p>
+      <w:pPr>
+        <w:spacing w:after="0"/>
+      </w:pPr>
+      <w:r>
+        <w:rPr>
+          <w:lang w:val="en-US"/>
+        </w:rPr>
+        <w:tab/>
+      </w:r>
+      <w:r>
+        <w:t xml:space="preserve">Validamos la creación del archivo </w:t>
+      </w:r>
+    </w:p>
+    <w:p>
+      <w:pPr>
+        <w:spacing w:after="0"/>
+      </w:pPr>
+      <w:r>
+        <w:tab/>
+      </w:r>
+      <w:r>
+        <w:tab/>
+      </w:r>
+      <w:proofErr w:type="spellStart"/>
+      <w:r>
+        <w:t>Backup.sql</w:t>
+      </w:r>
+      <w:proofErr w:type="spellEnd"/>
+    </w:p>
+    <w:p>
+      <w:pPr>
+        <w:spacing w:after="0"/>
+        <w:rPr>
+          <w:b/>
+          <w:bCs/>
+        </w:rPr>
+      </w:pPr>
+    </w:p>
+    <w:p>
+      <w:pPr>
+        <w:spacing w:after="0"/>
+        <w:rPr>
+          <w:b/>
+          <w:bCs/>
+        </w:rPr>
+      </w:pPr>
+      <w:r>
+        <w:rPr>
+          <w:b/>
+          <w:bCs/>
+        </w:rPr>
+        <w:t>Automatizamos el respaldo</w:t>
+      </w:r>
+    </w:p>
+    <w:p>
+      <w:pPr>
+        <w:spacing w:after="0"/>
+        <w:ind w:firstLine="708"/>
+      </w:pPr>
+      <w:r>
+        <w:t xml:space="preserve">Creamos un </w:t>
+      </w:r>
+      <w:proofErr w:type="spellStart"/>
+      <w:r>
+        <w:t>arvhivo</w:t>
+      </w:r>
+      <w:proofErr w:type="spellEnd"/>
+      <w:r>
+        <w:t xml:space="preserve"> .</w:t>
+      </w:r>
+      <w:proofErr w:type="spellStart"/>
+      <w:r>
+        <w:t>sh</w:t>
+      </w:r>
+      <w:proofErr w:type="spellEnd"/>
+      <w:r>
+        <w:t>, dentro del EC2.</w:t>
+      </w:r>
+    </w:p>
+    <w:p>
+      <w:pPr>
+        <w:spacing w:after="0"/>
+      </w:pPr>
+      <w:r>
+        <w:tab/>
+        <w:t xml:space="preserve">Primero identifica el </w:t>
+      </w:r>
+      <w:proofErr w:type="spellStart"/>
+      <w:r>
+        <w:t>end</w:t>
+      </w:r>
+      <w:proofErr w:type="spellEnd"/>
+      <w:r>
+        <w:t xml:space="preserve"> </w:t>
+      </w:r>
+      <w:proofErr w:type="spellStart"/>
+      <w:r>
+        <w:t>poin</w:t>
+      </w:r>
+      <w:proofErr w:type="spellEnd"/>
+      <w:r>
+        <w:t xml:space="preserve"> de RDS</w:t>
+      </w:r>
+    </w:p>
+    <w:p>
+      <w:pPr>
+        <w:spacing w:after="0"/>
+      </w:pPr>
+      <w:r>
+        <w:lastRenderedPageBreak/>
+        <w:tab/>
+      </w:r>
+      <w:r>
+        <w:tab/>
+      </w:r>
+      <w:r>
+        <w:t>lab-db.c8x25hqxol6l.us-east-1.rds.amazonaws.com</w:t>
+      </w:r>
+    </w:p>
+    <w:p>
+      <w:pPr>
+        <w:spacing w:after="0"/>
+        <w:ind w:left="708"/>
+        <w:rPr>
+          <w:b/>
+          <w:bCs/>
+        </w:rPr>
+      </w:pPr>
+      <w:r>
+        <w:rPr>
+          <w:b/>
+          <w:bCs/>
+        </w:rPr>
+        <w:t>Primero crear el archivo</w:t>
+      </w:r>
+    </w:p>
+    <w:p>
+      <w:pPr>
+        <w:spacing w:after="0"/>
+        <w:ind w:left="708"/>
+      </w:pPr>
+      <w:r>
+        <w:tab/>
+      </w:r>
+      <w:r>
+        <w:t>nano ~/backup.sh</w:t>
+      </w:r>
+    </w:p>
+    <w:p>
+      <w:pPr>
+        <w:spacing w:after="0"/>
+        <w:ind w:left="708"/>
+      </w:pPr>
+    </w:p>
+    <w:p>
+      <w:pPr>
+        <w:spacing w:after="0"/>
+        <w:ind w:left="708"/>
+        <w:rPr>
+          <w:b/>
+          <w:bCs/>
+        </w:rPr>
+      </w:pPr>
+      <w:r>
+        <w:rPr>
+          <w:b/>
+          <w:bCs/>
+        </w:rPr>
+        <w:t>pegar estos dentro de el:</w:t>
+      </w:r>
+    </w:p>
+    <w:p>
+      <w:pPr>
+        <w:spacing w:after="0"/>
+        <w:ind w:left="1416"/>
+        <w:rPr>
+          <w:lang w:val="en-US"/>
+        </w:rPr>
+      </w:pPr>
+      <w:proofErr w:type="gramStart"/>
+      <w:r>
+        <w:rPr>
+          <w:lang w:val="en-US"/>
+        </w:rPr>
+        <w:t>#!/</w:t>
+      </w:r>
+      <w:proofErr w:type="gramEnd"/>
+      <w:r>
+        <w:rPr>
+          <w:lang w:val="en-US"/>
+        </w:rPr>
+        <w:t>bin/bash</w:t>
+      </w:r>
+    </w:p>
+    <w:p>
+      <w:pPr>
+        <w:spacing w:after="0"/>
+        <w:ind w:left="1416"/>
+        <w:rPr>
+          <w:lang w:val="en-US"/>
+        </w:rPr>
+      </w:pPr>
+    </w:p>
+    <w:p>
+      <w:pPr>
+        <w:spacing w:after="0"/>
+        <w:ind w:left="1416"/>
+        <w:rPr>
+          <w:lang w:val="en-US"/>
+        </w:rPr>
+      </w:pPr>
+      <w:r>
+        <w:rPr>
+          <w:lang w:val="en-US"/>
+        </w:rPr>
+        <w:t>DATE=$(date +%F-%H-%M)</w:t>
+      </w:r>
+    </w:p>
+    <w:p>
+      <w:pPr>
+        <w:spacing w:after="0"/>
+        <w:ind w:left="1416"/>
+        <w:rPr>
+          <w:lang w:val="en-US"/>
+        </w:rPr>
+      </w:pPr>
+      <w:r>
+        <w:rPr>
+          <w:lang w:val="en-US"/>
+        </w:rPr>
+        <w:t>FILE="backup-$</w:t>
+      </w:r>
+      <w:proofErr w:type="spellStart"/>
+      <w:r>
+        <w:rPr>
+          <w:lang w:val="en-US"/>
+        </w:rPr>
+        <w:t>DATE.sql</w:t>
+      </w:r>
+      <w:proofErr w:type="spellEnd"/>
+      <w:r>
+        <w:rPr>
+          <w:lang w:val="en-US"/>
+        </w:rPr>
+        <w:t>"</w:t>
+      </w:r>
+    </w:p>
+    <w:p>
+      <w:pPr>
+        <w:spacing w:after="0"/>
+        <w:ind w:left="1416"/>
+        <w:rPr>
+          <w:lang w:val="en-US"/>
+        </w:rPr>
+      </w:pPr>
+      <w:r>
+        <w:rPr>
+          <w:lang w:val="en-US"/>
+        </w:rPr>
+        <w:t>BUCKET="lab-mysql-s3-backupbucket-tvx1kfow9q7r"</w:t>
+      </w:r>
+    </w:p>
+    <w:p>
+      <w:pPr>
+        <w:spacing w:after="0"/>
+        <w:ind w:left="1416"/>
+        <w:rPr>
+          <w:lang w:val="en-US"/>
+        </w:rPr>
+      </w:pPr>
+      <w:r>
+        <w:rPr>
+          <w:lang w:val="en-US"/>
+        </w:rPr>
+        <w:t>RDS_HOST="lab-db.c8x25hqxol6l.us-east-1.rds.amazonaws.com"</w:t>
+      </w:r>
+    </w:p>
+    <w:p>
+      <w:pPr>
+        <w:spacing w:after="0"/>
+        <w:ind w:left="1416"/>
+        <w:rPr>
+          <w:lang w:val="en-US"/>
+        </w:rPr>
+      </w:pPr>
+    </w:p>
+    <w:p>
+      <w:pPr>
+        <w:spacing w:after="0"/>
+        <w:ind w:left="1416"/>
+        <w:rPr>
+          <w:lang w:val="en-US"/>
+        </w:rPr>
+      </w:pPr>
+      <w:r>
+        <w:rPr>
+          <w:lang w:val="en-US"/>
+        </w:rPr>
+        <w:t>echo "</w:t>
+      </w:r>
+      <w:proofErr w:type="spellStart"/>
+      <w:r>
+        <w:rPr>
+          <w:lang w:val="en-US"/>
+        </w:rPr>
+        <w:t>Iniciando</w:t>
+      </w:r>
+      <w:proofErr w:type="spellEnd"/>
+      <w:r>
+        <w:rPr>
+          <w:lang w:val="en-US"/>
+        </w:rPr>
+        <w:t xml:space="preserve"> backup $DATE"</w:t>
+      </w:r>
+    </w:p>
+    <w:p>
+      <w:pPr>
+        <w:spacing w:after="0"/>
+        <w:ind w:left="1416"/>
+        <w:rPr>
+          <w:lang w:val="en-US"/>
+        </w:rPr>
+      </w:pPr>
+    </w:p>
+    <w:p>
+      <w:pPr>
+        <w:spacing w:after="0"/>
+        <w:ind w:left="1416"/>
+        <w:rPr>
+          <w:lang w:val="en-US"/>
+        </w:rPr>
+      </w:pPr>
+      <w:proofErr w:type="spellStart"/>
+      <w:r>
+        <w:rPr>
+          <w:lang w:val="en-US"/>
+        </w:rPr>
         <w:t>mysqldump</w:t>
       </w:r>
       <w:proofErr w:type="spellEnd"/>
@@ -2778,7 +4503,79 @@
         <w:rPr>
           <w:lang w:val="en-US"/>
         </w:rPr>
-        <w:t xml:space="preserve"> -h lab-db.cwrln6b3dhug.us-east-1.rds.amazonaws.com -u admin -p --all-databases --single-transaction --set-</w:t>
+        <w:t xml:space="preserve"> -h $RDS_HOST \</w:t>
+      </w:r>
+    </w:p>
+    <w:p>
+      <w:pPr>
+        <w:spacing w:after="0"/>
+        <w:ind w:left="1416"/>
+        <w:rPr>
+          <w:lang w:val="en-US"/>
+        </w:rPr>
+      </w:pPr>
+      <w:r>
+        <w:rPr>
+          <w:lang w:val="en-US"/>
+        </w:rPr>
+        <w:t>-u admin -p</w:t>
+      </w:r>
+      <w:r>
+        <w:rPr>
+          <w:lang w:val="en-US"/>
+        </w:rPr>
+        <w:t xml:space="preserve"> </w:t>
+      </w:r>
+      <w:r>
+        <w:rPr>
+          <w:lang w:val="en-US"/>
+        </w:rPr>
+        <w:t>\</w:t>
+      </w:r>
+    </w:p>
+    <w:p>
+      <w:pPr>
+        <w:spacing w:after="0"/>
+        <w:ind w:left="1416"/>
+        <w:rPr>
+          <w:lang w:val="en-US"/>
+        </w:rPr>
+      </w:pPr>
+      <w:r>
+        <w:rPr>
+          <w:lang w:val="en-US"/>
+        </w:rPr>
+        <w:t>--single-transaction \</w:t>
+      </w:r>
+    </w:p>
+    <w:p>
+      <w:pPr>
+        <w:spacing w:after="0"/>
+        <w:ind w:left="1416"/>
+        <w:rPr>
+          <w:lang w:val="en-US"/>
+        </w:rPr>
+      </w:pPr>
+      <w:r>
+        <w:rPr>
+          <w:lang w:val="en-US"/>
+        </w:rPr>
+        <w:t>--skip-lock-tables \</w:t>
+      </w:r>
+    </w:p>
+    <w:p>
+      <w:pPr>
+        <w:spacing w:after="0"/>
+        <w:ind w:left="1416"/>
+        <w:rPr>
+          <w:lang w:val="en-US"/>
+        </w:rPr>
+      </w:pPr>
+      <w:r>
+        <w:rPr>
+          <w:lang w:val="en-US"/>
+        </w:rPr>
+        <w:t>--set-</w:t>
       </w:r>
       <w:proofErr w:type="spellStart"/>
       <w:r>
@@ -2792,139 +4589,506 @@
         <w:rPr>
           <w:lang w:val="en-US"/>
         </w:rPr>
-        <w:t xml:space="preserve">-purged=OFF &gt; </w:t>
-      </w:r>
-      <w:proofErr w:type="spellStart"/>
-      <w:r>
-        <w:rPr>
-          <w:lang w:val="en-US"/>
-        </w:rPr>
-        <w:t>backup.sql</w:t>
-      </w:r>
-      <w:proofErr w:type="spellEnd"/>
-    </w:p>
-    <w:p>
-      <w:pPr>
-        <w:spacing w:after="0"/>
-        <w:rPr>
-          <w:b/>
-          <w:bCs/>
-          <w:lang w:val="en-US"/>
-        </w:rPr>
-      </w:pPr>
-    </w:p>
-    <w:p>
-      <w:pPr>
-        <w:spacing w:after="0"/>
-        <w:rPr>
-          <w:b/>
-          <w:bCs/>
-          <w:lang w:val="en-US"/>
-        </w:rPr>
+        <w:t>-purged=OFF \</w:t>
+      </w:r>
+    </w:p>
+    <w:p>
+      <w:pPr>
+        <w:spacing w:after="0"/>
+        <w:ind w:left="1416"/>
+        <w:rPr>
+          <w:lang w:val="en-US"/>
+        </w:rPr>
+      </w:pPr>
+      <w:proofErr w:type="spellStart"/>
+      <w:r>
+        <w:rPr>
+          <w:lang w:val="en-US"/>
+        </w:rPr>
+        <w:t>transporte_lab</w:t>
+      </w:r>
+      <w:proofErr w:type="spellEnd"/>
+      <w:r>
+        <w:rPr>
+          <w:lang w:val="en-US"/>
+        </w:rPr>
+        <w:t xml:space="preserve"> &gt; $FILE</w:t>
+      </w:r>
+    </w:p>
+    <w:p>
+      <w:pPr>
+        <w:spacing w:after="0"/>
+        <w:ind w:left="1416"/>
+        <w:rPr>
+          <w:lang w:val="en-US"/>
+        </w:rPr>
+      </w:pPr>
+    </w:p>
+    <w:p>
+      <w:pPr>
+        <w:spacing w:after="0"/>
+        <w:ind w:left="1416"/>
+        <w:rPr>
+          <w:lang w:val="en-US"/>
+        </w:rPr>
+      </w:pPr>
+      <w:r>
+        <w:rPr>
+          <w:lang w:val="en-US"/>
+        </w:rPr>
+        <w:t xml:space="preserve">if </w:t>
+      </w:r>
+      <w:proofErr w:type="gramStart"/>
+      <w:r>
+        <w:rPr>
+          <w:lang w:val="en-US"/>
+        </w:rPr>
+        <w:t>[ $</w:t>
+      </w:r>
+      <w:proofErr w:type="gramEnd"/>
+      <w:r>
+        <w:rPr>
+          <w:lang w:val="en-US"/>
+        </w:rPr>
+        <w:t xml:space="preserve">? -eq </w:t>
+      </w:r>
+      <w:proofErr w:type="gramStart"/>
+      <w:r>
+        <w:rPr>
+          <w:lang w:val="en-US"/>
+        </w:rPr>
+        <w:t>0 ]</w:t>
+      </w:r>
+      <w:proofErr w:type="gramEnd"/>
+      <w:r>
+        <w:rPr>
+          <w:lang w:val="en-US"/>
+        </w:rPr>
+        <w:t>; then</w:t>
+      </w:r>
+    </w:p>
+    <w:p>
+      <w:pPr>
+        <w:spacing w:after="0"/>
+        <w:ind w:left="1416"/>
+        <w:rPr>
+          <w:lang w:val="en-US"/>
+        </w:rPr>
+      </w:pPr>
+      <w:r>
+        <w:rPr>
+          <w:lang w:val="en-US"/>
+        </w:rPr>
+        <w:t xml:space="preserve">    echo "Backup OK"</w:t>
+      </w:r>
+    </w:p>
+    <w:p>
+      <w:pPr>
+        <w:spacing w:after="0"/>
+        <w:ind w:left="1416"/>
+        <w:rPr>
+          <w:lang w:val="en-US"/>
+        </w:rPr>
+      </w:pPr>
+      <w:r>
+        <w:rPr>
+          <w:lang w:val="en-US"/>
+        </w:rPr>
+        <w:t xml:space="preserve">    </w:t>
+      </w:r>
+      <w:proofErr w:type="spellStart"/>
+      <w:r>
+        <w:rPr>
+          <w:lang w:val="en-US"/>
+        </w:rPr>
+        <w:t>gzip</w:t>
+      </w:r>
+      <w:proofErr w:type="spellEnd"/>
+      <w:r>
+        <w:rPr>
+          <w:lang w:val="en-US"/>
+        </w:rPr>
+        <w:t xml:space="preserve"> $FILE</w:t>
+      </w:r>
+    </w:p>
+    <w:p>
+      <w:pPr>
+        <w:spacing w:after="0"/>
+        <w:ind w:left="1416"/>
+        <w:rPr>
+          <w:lang w:val="en-US"/>
+        </w:rPr>
+      </w:pPr>
+      <w:r>
+        <w:rPr>
+          <w:lang w:val="en-US"/>
+        </w:rPr>
+        <w:t xml:space="preserve">    </w:t>
+      </w:r>
+      <w:proofErr w:type="spellStart"/>
+      <w:r>
+        <w:rPr>
+          <w:lang w:val="en-US"/>
+        </w:rPr>
+        <w:t>aws</w:t>
+      </w:r>
+      <w:proofErr w:type="spellEnd"/>
+      <w:r>
+        <w:rPr>
+          <w:lang w:val="en-US"/>
+        </w:rPr>
+        <w:t xml:space="preserve"> s3 cp $FILE.gz s3://$BUCKET/backups/</w:t>
+      </w:r>
+    </w:p>
+    <w:p>
+      <w:pPr>
+        <w:spacing w:after="0"/>
+        <w:ind w:left="1416"/>
+      </w:pPr>
+      <w:proofErr w:type="spellStart"/>
+      <w:r>
+        <w:t>else</w:t>
+      </w:r>
+      <w:proofErr w:type="spellEnd"/>
+    </w:p>
+    <w:p>
+      <w:pPr>
+        <w:spacing w:after="0"/>
+        <w:ind w:left="1416"/>
+      </w:pPr>
+      <w:r>
+        <w:t xml:space="preserve">    echo "Error en </w:t>
+      </w:r>
+      <w:proofErr w:type="spellStart"/>
+      <w:r>
+        <w:t>backup</w:t>
+      </w:r>
+      <w:proofErr w:type="spellEnd"/>
+      <w:r>
+        <w:t>"</w:t>
+      </w:r>
+    </w:p>
+    <w:p>
+      <w:pPr>
+        <w:spacing w:after="0"/>
+        <w:ind w:left="1416"/>
+        <w:rPr>
+          <w:b/>
+          <w:bCs/>
+        </w:rPr>
+      </w:pPr>
+      <w:r>
+        <w:t>fi</w:t>
+      </w:r>
+    </w:p>
+    <w:p>
+      <w:pPr>
+        <w:spacing w:after="0"/>
+        <w:ind w:left="708"/>
+        <w:rPr>
+          <w:b/>
+          <w:bCs/>
+        </w:rPr>
+      </w:pPr>
+      <w:r>
+        <w:rPr>
+          <w:b/>
+          <w:bCs/>
+        </w:rPr>
+        <w:t>guarda los cambio</w:t>
+      </w:r>
+      <w:r>
+        <w:rPr>
+          <w:b/>
+          <w:bCs/>
+        </w:rPr>
+        <w:t>s</w:t>
+      </w:r>
+      <w:r>
+        <w:rPr>
+          <w:b/>
+          <w:bCs/>
+        </w:rPr>
+        <w:t xml:space="preserve"> (^</w:t>
+      </w:r>
+      <w:r>
+        <w:rPr>
+          <w:b/>
+          <w:bCs/>
+        </w:rPr>
+        <w:t>s</w:t>
+      </w:r>
+      <w:r>
+        <w:rPr>
+          <w:b/>
+          <w:bCs/>
+        </w:rPr>
+        <w:t>)</w:t>
+      </w:r>
+    </w:p>
+    <w:p>
+      <w:pPr>
+        <w:spacing w:after="0"/>
+        <w:ind w:left="708"/>
+        <w:rPr>
+          <w:b/>
+          <w:bCs/>
+        </w:rPr>
+      </w:pPr>
+      <w:r>
+        <w:rPr>
+          <w:b/>
+          <w:bCs/>
+        </w:rPr>
+        <w:t>D</w:t>
+      </w:r>
+      <w:r>
+        <w:rPr>
+          <w:b/>
+          <w:bCs/>
+        </w:rPr>
+        <w:t>a</w:t>
+      </w:r>
+      <w:r>
+        <w:rPr>
+          <w:b/>
+          <w:bCs/>
+        </w:rPr>
+        <w:t>r</w:t>
+      </w:r>
+      <w:r>
+        <w:rPr>
+          <w:b/>
+          <w:bCs/>
+        </w:rPr>
+        <w:t xml:space="preserve"> permisos de </w:t>
+      </w:r>
+      <w:r>
+        <w:rPr>
+          <w:b/>
+          <w:bCs/>
+        </w:rPr>
+        <w:t>ejecución</w:t>
+      </w:r>
+      <w:r>
+        <w:rPr>
+          <w:b/>
+          <w:bCs/>
+        </w:rPr>
+        <w:t xml:space="preserve"> </w:t>
+      </w:r>
+    </w:p>
+    <w:p>
+      <w:pPr>
+        <w:spacing w:after="0"/>
+      </w:pPr>
+      <w:r>
+        <w:tab/>
+      </w:r>
+      <w:r>
+        <w:tab/>
+      </w:r>
+      <w:proofErr w:type="spellStart"/>
+      <w:r>
+        <w:t>chmod</w:t>
+      </w:r>
+      <w:proofErr w:type="spellEnd"/>
+      <w:r>
+        <w:t xml:space="preserve"> +x backup.sh</w:t>
+      </w:r>
+    </w:p>
+    <w:p>
+      <w:pPr>
+        <w:spacing w:after="0"/>
+      </w:pPr>
+      <w:r>
+        <w:tab/>
+      </w:r>
+      <w:proofErr w:type="spellStart"/>
+      <w:r>
+        <w:t>Ejecutalo</w:t>
+      </w:r>
+      <w:proofErr w:type="spellEnd"/>
+    </w:p>
+    <w:p>
+      <w:pPr>
+        <w:spacing w:after="0"/>
+      </w:pPr>
+      <w:r>
+        <w:tab/>
+      </w:r>
+      <w:r>
+        <w:tab/>
+      </w:r>
+      <w:r>
+        <w:t>./backup.sh</w:t>
+      </w:r>
+    </w:p>
+    <w:p>
+      <w:pPr>
+        <w:spacing w:after="0"/>
+      </w:pPr>
+      <w:r>
+        <w:t xml:space="preserve">Si todo salió bien solo falta automatizar el </w:t>
+      </w:r>
+      <w:r>
+        <w:t>respaldo,</w:t>
+      </w:r>
+      <w:r>
+        <w:t xml:space="preserve"> pero como viste en el script anterior no tenemos la contraseña y la tenemos que poner en cada ejecución, para evitar esto configuraremos </w:t>
+      </w:r>
+      <w:r>
+        <w:t>él</w:t>
+      </w:r>
+      <w:r>
+        <w:t xml:space="preserve"> </w:t>
+      </w:r>
+      <w:proofErr w:type="gramStart"/>
+      <w:r>
+        <w:t>“</w:t>
+      </w:r>
+      <w:r>
+        <w:rPr>
+          <w:b/>
+          <w:bCs/>
+        </w:rPr>
+        <w:t>.</w:t>
+      </w:r>
+      <w:proofErr w:type="spellStart"/>
+      <w:r>
+        <w:rPr>
+          <w:b/>
+          <w:bCs/>
+        </w:rPr>
+        <w:t>my.cnf</w:t>
+      </w:r>
+      <w:proofErr w:type="spellEnd"/>
+      <w:proofErr w:type="gramEnd"/>
+      <w:r>
+        <w:t xml:space="preserve">” </w:t>
+      </w:r>
+    </w:p>
+    <w:p>
+      <w:pPr>
+        <w:spacing w:after="0"/>
       </w:pPr>
     </w:p>
     <w:p>
       <w:pPr>
         <w:spacing w:after="0"/>
         <w:ind w:firstLine="708"/>
-        <w:rPr>
-          <w:lang w:val="en-US"/>
-        </w:rPr>
-      </w:pPr>
-      <w:r>
-        <w:rPr>
-          <w:lang w:val="en-US"/>
-        </w:rPr>
-        <w:t xml:space="preserve">Subir a S3 (SIN </w:t>
-      </w:r>
-      <w:proofErr w:type="spellStart"/>
-      <w:r>
-        <w:rPr>
-          <w:lang w:val="en-US"/>
-        </w:rPr>
-        <w:t>aws</w:t>
-      </w:r>
-      <w:proofErr w:type="spellEnd"/>
-      <w:r>
-        <w:rPr>
-          <w:lang w:val="en-US"/>
-        </w:rPr>
-        <w:t xml:space="preserve"> configure)</w:t>
+      </w:pPr>
+      <w:r>
+        <w:t>Crea archivo de credenciales:</w:t>
       </w:r>
     </w:p>
     <w:p>
       <w:pPr>
         <w:spacing w:after="0"/>
         <w:ind w:left="708" w:firstLine="708"/>
-        <w:rPr>
-          <w:lang w:val="en-US"/>
-        </w:rPr>
-      </w:pPr>
-      <w:proofErr w:type="spellStart"/>
-      <w:r>
-        <w:rPr>
-          <w:lang w:val="en-US"/>
-        </w:rPr>
-        <w:t>aws</w:t>
-      </w:r>
-      <w:proofErr w:type="spellEnd"/>
-      <w:r>
-        <w:rPr>
-          <w:lang w:val="en-US"/>
-        </w:rPr>
-        <w:t xml:space="preserve"> s3 cp </w:t>
-      </w:r>
-      <w:proofErr w:type="spellStart"/>
-      <w:r>
-        <w:rPr>
-          <w:lang w:val="en-US"/>
-        </w:rPr>
-        <w:t>backup.sql</w:t>
-      </w:r>
-      <w:proofErr w:type="spellEnd"/>
-      <w:r>
-        <w:rPr>
-          <w:lang w:val="en-US"/>
-        </w:rPr>
-        <w:t xml:space="preserve"> s3://NOMBRE_BUCKET/</w:t>
-      </w:r>
-    </w:p>
-    <w:p>
-      <w:pPr>
-        <w:spacing w:after="0"/>
-        <w:rPr>
-          <w:lang w:val="en-US"/>
-        </w:rPr>
-      </w:pPr>
-    </w:p>
-    <w:p>
-      <w:pPr>
-        <w:spacing w:after="0"/>
-        <w:rPr>
-          <w:lang w:val="en-US"/>
-        </w:rPr>
-      </w:pPr>
-      <w:r>
-        <w:rPr>
-          <w:lang w:val="en-US"/>
-        </w:rPr>
+      </w:pPr>
+      <w:r>
+        <w:lastRenderedPageBreak/>
+        <w:t>nano ~</w:t>
+      </w:r>
+      <w:proofErr w:type="gramStart"/>
+      <w:r>
+        <w:t>/.</w:t>
+      </w:r>
+      <w:proofErr w:type="spellStart"/>
+      <w:r>
+        <w:t>my.cnf</w:t>
+      </w:r>
+      <w:proofErr w:type="spellEnd"/>
+      <w:proofErr w:type="gramEnd"/>
+    </w:p>
+    <w:p>
+      <w:pPr>
+        <w:spacing w:after="0"/>
+        <w:ind w:left="708"/>
+      </w:pPr>
+      <w:r>
+        <w:t>Contenido:</w:t>
+      </w:r>
+    </w:p>
+    <w:p>
+      <w:pPr>
+        <w:spacing w:after="0"/>
+        <w:ind w:left="708"/>
+        <w:rPr>
+          <w:lang w:val="en-US"/>
+        </w:rPr>
+      </w:pPr>
+      <w:r>
         <w:tab/>
       </w:r>
-      <w:proofErr w:type="spellStart"/>
-      <w:r>
-        <w:rPr>
-          <w:lang w:val="en-US"/>
-        </w:rPr>
-        <w:t>Armado</w:t>
-      </w:r>
-      <w:proofErr w:type="spellEnd"/>
-    </w:p>
-    <w:p>
-      <w:pPr>
-        <w:spacing w:after="0"/>
-        <w:rPr>
-          <w:lang w:val="en-US"/>
-        </w:rPr>
+      <w:r>
+        <w:rPr>
+          <w:lang w:val="en-US"/>
+        </w:rPr>
+        <w:t>[client]</w:t>
+      </w:r>
+    </w:p>
+    <w:p>
+      <w:pPr>
+        <w:spacing w:after="0"/>
+        <w:ind w:left="708" w:firstLine="708"/>
+        <w:rPr>
+          <w:lang w:val="en-US"/>
+        </w:rPr>
+      </w:pPr>
+      <w:r>
+        <w:rPr>
+          <w:lang w:val="en-US"/>
+        </w:rPr>
+        <w:t>user=admin</w:t>
+      </w:r>
+    </w:p>
+    <w:p>
+      <w:pPr>
+        <w:spacing w:after="0"/>
+        <w:ind w:left="708" w:firstLine="708"/>
+        <w:rPr>
+          <w:lang w:val="en-US"/>
+        </w:rPr>
+      </w:pPr>
+      <w:r>
+        <w:rPr>
+          <w:lang w:val="en-US"/>
+        </w:rPr>
+        <w:t>password=</w:t>
+      </w:r>
+      <w:r>
+        <w:rPr>
+          <w:lang w:val="en-US"/>
+        </w:rPr>
+        <w:t>Admin1234</w:t>
+      </w:r>
+      <w:r>
+        <w:rPr>
+          <w:lang w:val="en-US"/>
+        </w:rPr>
+        <w:t>.</w:t>
+      </w:r>
+    </w:p>
+    <w:p>
+      <w:pPr>
+        <w:spacing w:after="0"/>
+        <w:ind w:left="708" w:firstLine="708"/>
+        <w:rPr>
+          <w:lang w:val="en-US"/>
+        </w:rPr>
+      </w:pPr>
+      <w:r>
+        <w:rPr>
+          <w:lang w:val="en-US"/>
+        </w:rPr>
+        <w:t>host=lab-db.c8x25hqxol6l.us-east-1.rds.amazonaws.com</w:t>
+      </w:r>
+    </w:p>
+    <w:p>
+      <w:pPr>
+        <w:spacing w:after="0"/>
       </w:pPr>
       <w:r>
         <w:rPr>
@@ -2933,707 +5097,69 @@
         <w:tab/>
       </w:r>
       <w:r>
-        <w:rPr>
-          <w:lang w:val="en-US"/>
-        </w:rPr>
-        <w:tab/>
-      </w:r>
-      <w:proofErr w:type="spellStart"/>
-      <w:r>
-        <w:rPr>
-          <w:lang w:val="en-US"/>
-        </w:rPr>
-        <w:t>aws</w:t>
-      </w:r>
-      <w:proofErr w:type="spellEnd"/>
-      <w:r>
-        <w:rPr>
-          <w:lang w:val="en-US"/>
-        </w:rPr>
-        <w:t xml:space="preserve"> s3 cp </w:t>
-      </w:r>
-      <w:proofErr w:type="spellStart"/>
-      <w:r>
-        <w:rPr>
-          <w:lang w:val="en-US"/>
-        </w:rPr>
-        <w:t>backup.sql</w:t>
-      </w:r>
-      <w:proofErr w:type="spellEnd"/>
-      <w:r>
-        <w:rPr>
-          <w:lang w:val="en-US"/>
-        </w:rPr>
-        <w:t xml:space="preserve"> s3:// </w:t>
-      </w:r>
-      <w:hyperlink r:id="rId6" w:history="1">
-        <w:r>
-          <w:rPr>
-            <w:rStyle w:val="Hipervnculo"/>
-            <w:lang w:val="en-US"/>
-          </w:rPr>
-          <w:t>lab-mysql-s3-backupbucket-r6px6suhmwaf</w:t>
-        </w:r>
-      </w:hyperlink>
-    </w:p>
-    <w:p>
-      <w:pPr>
-        <w:spacing w:after="0"/>
-        <w:rPr>
-          <w:lang w:val="en-US"/>
-        </w:rPr>
-      </w:pPr>
-    </w:p>
-    <w:p>
-      <w:pPr>
-        <w:spacing w:after="0"/>
-      </w:pPr>
-      <w:r>
-        <w:rPr>
-          <w:lang w:val="en-US"/>
-        </w:rPr>
-        <w:tab/>
-      </w:r>
-      <w:r>
-        <w:t xml:space="preserve">Validamos la creación del archivo </w:t>
-      </w:r>
-    </w:p>
-    <w:p>
-      <w:pPr>
-        <w:spacing w:after="0"/>
-      </w:pPr>
-      <w:r>
-        <w:tab/>
-      </w:r>
-      <w:r>
-        <w:tab/>
-      </w:r>
-      <w:proofErr w:type="spellStart"/>
-      <w:r>
-        <w:t>Backup.sql</w:t>
-      </w:r>
-      <w:proofErr w:type="spellEnd"/>
-    </w:p>
-    <w:p>
-      <w:pPr>
-        <w:spacing w:after="0"/>
-        <w:rPr>
-          <w:b/>
-          <w:bCs/>
-        </w:rPr>
-      </w:pPr>
-    </w:p>
-    <w:p>
-      <w:pPr>
-        <w:spacing w:after="0"/>
-        <w:rPr>
-          <w:b/>
-          <w:bCs/>
-        </w:rPr>
-      </w:pPr>
-      <w:r>
-        <w:rPr>
-          <w:b/>
-          <w:bCs/>
-        </w:rPr>
-        <w:t>Automatizamos el respaldo</w:t>
-      </w:r>
-    </w:p>
-    <w:p>
-      <w:pPr>
-        <w:spacing w:after="0"/>
-        <w:ind w:firstLine="708"/>
-      </w:pPr>
-      <w:r>
-        <w:t xml:space="preserve">Creamos un </w:t>
-      </w:r>
-      <w:proofErr w:type="spellStart"/>
-      <w:r>
-        <w:t>arvhivo</w:t>
-      </w:r>
-      <w:proofErr w:type="spellEnd"/>
-      <w:r>
-        <w:t xml:space="preserve"> .</w:t>
-      </w:r>
-      <w:proofErr w:type="spellStart"/>
-      <w:r>
-        <w:t>sh</w:t>
-      </w:r>
-      <w:proofErr w:type="spellEnd"/>
-      <w:r>
-        <w:t>, dentro del EC2.</w:t>
-      </w:r>
-    </w:p>
-    <w:p>
-      <w:pPr>
-        <w:spacing w:after="0"/>
-        <w:rPr>
-          <w:b/>
-          <w:bCs/>
-        </w:rPr>
-      </w:pPr>
-      <w:r>
-        <w:rPr>
-          <w:b/>
-          <w:bCs/>
-        </w:rPr>
-        <w:t>Primero crear el archivo</w:t>
-      </w:r>
-    </w:p>
-    <w:p>
-      <w:pPr>
-        <w:spacing w:after="0"/>
-      </w:pPr>
-      <w:r>
-        <w:tab/>
-      </w:r>
-      <w:r>
-        <w:t>nano ~/backup.sh</w:t>
-      </w:r>
-    </w:p>
-    <w:p>
-      <w:pPr>
-        <w:spacing w:after="0"/>
-      </w:pPr>
-    </w:p>
-    <w:p>
-      <w:pPr>
-        <w:spacing w:after="0"/>
-        <w:rPr>
-          <w:b/>
-          <w:bCs/>
-        </w:rPr>
-      </w:pPr>
-      <w:r>
-        <w:rPr>
-          <w:b/>
-          <w:bCs/>
-        </w:rPr>
-        <w:t>pegar estos dentro de el:</w:t>
-      </w:r>
-    </w:p>
-    <w:p>
-      <w:pPr>
-        <w:spacing w:after="0"/>
-        <w:ind w:left="708"/>
-        <w:rPr>
-          <w:lang w:val="en-US"/>
-        </w:rPr>
-      </w:pPr>
+        <w:t>Luego:</w:t>
+      </w:r>
+    </w:p>
+    <w:p>
+      <w:pPr>
+        <w:spacing w:after="0"/>
+        <w:ind w:left="708" w:firstLine="708"/>
+      </w:pPr>
+      <w:proofErr w:type="spellStart"/>
+      <w:r>
+        <w:t>chmod</w:t>
+      </w:r>
+      <w:proofErr w:type="spellEnd"/>
+      <w:r>
+        <w:t xml:space="preserve"> 600 ~</w:t>
+      </w:r>
       <w:proofErr w:type="gramStart"/>
       <w:r>
-        <w:rPr>
-          <w:lang w:val="en-US"/>
-        </w:rPr>
-        <w:t>#!/</w:t>
-      </w:r>
+        <w:t>/.</w:t>
+      </w:r>
+      <w:proofErr w:type="spellStart"/>
+      <w:r>
+        <w:t>my.cnf</w:t>
+      </w:r>
+      <w:proofErr w:type="spellEnd"/>
       <w:proofErr w:type="gramEnd"/>
-      <w:r>
-        <w:rPr>
-          <w:lang w:val="en-US"/>
-        </w:rPr>
-        <w:t>bin/bash</w:t>
-      </w:r>
-    </w:p>
-    <w:p>
-      <w:pPr>
-        <w:spacing w:after="0"/>
-        <w:ind w:left="708"/>
-        <w:rPr>
-          <w:lang w:val="en-US"/>
-        </w:rPr>
-      </w:pPr>
-    </w:p>
-    <w:p>
-      <w:pPr>
-        <w:spacing w:after="0"/>
-        <w:ind w:left="708"/>
-        <w:rPr>
-          <w:lang w:val="en-US"/>
-        </w:rPr>
-      </w:pPr>
-      <w:r>
-        <w:rPr>
-          <w:lang w:val="en-US"/>
-        </w:rPr>
-        <w:t>DATE=$(date +%F-%H-%M)</w:t>
-      </w:r>
-    </w:p>
-    <w:p>
-      <w:pPr>
-        <w:spacing w:after="0"/>
-        <w:ind w:left="708"/>
-        <w:rPr>
-          <w:lang w:val="en-US"/>
-        </w:rPr>
-      </w:pPr>
-      <w:r>
-        <w:rPr>
-          <w:lang w:val="en-US"/>
-        </w:rPr>
-        <w:t>FILE="backup-$</w:t>
-      </w:r>
-      <w:proofErr w:type="spellStart"/>
-      <w:r>
-        <w:rPr>
-          <w:lang w:val="en-US"/>
-        </w:rPr>
-        <w:t>DATE.sql</w:t>
-      </w:r>
-      <w:proofErr w:type="spellEnd"/>
-      <w:r>
-        <w:rPr>
-          <w:lang w:val="en-US"/>
-        </w:rPr>
-        <w:t>"</w:t>
-      </w:r>
-    </w:p>
-    <w:p>
-      <w:pPr>
-        <w:spacing w:after="0"/>
-        <w:ind w:left="708"/>
-        <w:rPr>
-          <w:lang w:val="en-US"/>
-        </w:rPr>
-      </w:pPr>
-      <w:r>
-        <w:rPr>
-          <w:lang w:val="en-US"/>
-        </w:rPr>
-        <w:t>BUCKET="lab-mysql-s3-backupbucket-r6px6suhmwaf"</w:t>
-      </w:r>
-    </w:p>
-    <w:p>
-      <w:pPr>
-        <w:spacing w:after="0"/>
-        <w:ind w:left="708"/>
-        <w:rPr>
-          <w:lang w:val="en-US"/>
-        </w:rPr>
-      </w:pPr>
-    </w:p>
-    <w:p>
-      <w:pPr>
-        <w:spacing w:after="0"/>
-        <w:ind w:left="708"/>
-        <w:rPr>
-          <w:lang w:val="en-US"/>
-        </w:rPr>
-      </w:pPr>
-      <w:r>
-        <w:rPr>
-          <w:lang w:val="en-US"/>
-        </w:rPr>
-        <w:t>echo "</w:t>
-      </w:r>
-      <w:proofErr w:type="spellStart"/>
-      <w:r>
-        <w:rPr>
-          <w:lang w:val="en-US"/>
-        </w:rPr>
-        <w:t>Iniciando</w:t>
-      </w:r>
-      <w:proofErr w:type="spellEnd"/>
-      <w:r>
-        <w:rPr>
-          <w:lang w:val="en-US"/>
-        </w:rPr>
-        <w:t xml:space="preserve"> backup $DATE"</w:t>
-      </w:r>
-    </w:p>
-    <w:p>
-      <w:pPr>
-        <w:spacing w:after="0"/>
-        <w:ind w:left="708"/>
-        <w:rPr>
-          <w:lang w:val="en-US"/>
-        </w:rPr>
-      </w:pPr>
-    </w:p>
-    <w:p>
-      <w:pPr>
-        <w:spacing w:after="0"/>
-        <w:ind w:left="708"/>
-        <w:rPr>
-          <w:lang w:val="en-US"/>
-        </w:rPr>
-      </w:pPr>
-      <w:proofErr w:type="spellStart"/>
-      <w:r>
-        <w:rPr>
-          <w:lang w:val="en-US"/>
-        </w:rPr>
-        <w:t>mysqldump</w:t>
-      </w:r>
-      <w:proofErr w:type="spellEnd"/>
-      <w:r>
-        <w:rPr>
-          <w:lang w:val="en-US"/>
-        </w:rPr>
-        <w:t xml:space="preserve"> -h lab-db.cwrln6b3dhug.us-east-1.rds.amazonaws.com \</w:t>
-      </w:r>
-    </w:p>
-    <w:p>
-      <w:pPr>
-        <w:spacing w:after="0"/>
-        <w:ind w:left="708"/>
-        <w:rPr>
-          <w:lang w:val="en-US"/>
-        </w:rPr>
-      </w:pPr>
-      <w:r>
-        <w:rPr>
-          <w:lang w:val="en-US"/>
-        </w:rPr>
-        <w:t>-u admin -p'Tec147-.' \</w:t>
-      </w:r>
-    </w:p>
-    <w:p>
-      <w:pPr>
-        <w:spacing w:after="0"/>
-        <w:ind w:left="708"/>
-        <w:rPr>
-          <w:lang w:val="en-US"/>
-        </w:rPr>
-      </w:pPr>
-      <w:r>
-        <w:rPr>
-          <w:lang w:val="en-US"/>
-        </w:rPr>
-        <w:t>--all-databases \</w:t>
-      </w:r>
-    </w:p>
-    <w:p>
-      <w:pPr>
-        <w:spacing w:after="0"/>
-        <w:ind w:left="708"/>
-        <w:rPr>
-          <w:lang w:val="en-US"/>
-        </w:rPr>
-      </w:pPr>
-      <w:r>
-        <w:rPr>
-          <w:lang w:val="en-US"/>
-        </w:rPr>
-        <w:t>--single-transaction \</w:t>
-      </w:r>
-    </w:p>
-    <w:p>
-      <w:pPr>
-        <w:spacing w:after="0"/>
-        <w:ind w:left="708"/>
-        <w:rPr>
-          <w:lang w:val="en-US"/>
-        </w:rPr>
-      </w:pPr>
-      <w:r>
-        <w:rPr>
-          <w:lang w:val="en-US"/>
-        </w:rPr>
-        <w:t>--skip-lock-tables \</w:t>
-      </w:r>
-    </w:p>
-    <w:p>
-      <w:pPr>
-        <w:spacing w:after="0"/>
-        <w:ind w:left="708"/>
-        <w:rPr>
-          <w:lang w:val="en-US"/>
-        </w:rPr>
-      </w:pPr>
-      <w:r>
-        <w:rPr>
-          <w:lang w:val="en-US"/>
-        </w:rPr>
-        <w:t>--set-</w:t>
-      </w:r>
-      <w:proofErr w:type="spellStart"/>
-      <w:r>
-        <w:rPr>
-          <w:lang w:val="en-US"/>
-        </w:rPr>
-        <w:t>gtid</w:t>
-      </w:r>
-      <w:proofErr w:type="spellEnd"/>
-      <w:r>
-        <w:rPr>
-          <w:lang w:val="en-US"/>
-        </w:rPr>
-        <w:t>-purged=OFF \</w:t>
-      </w:r>
-    </w:p>
-    <w:p>
-      <w:pPr>
-        <w:spacing w:after="0"/>
-        <w:ind w:left="708"/>
-        <w:rPr>
-          <w:lang w:val="en-US"/>
-        </w:rPr>
-      </w:pPr>
-      <w:r>
-        <w:rPr>
-          <w:lang w:val="en-US"/>
-        </w:rPr>
-        <w:t>--lock-all-tables=0 &gt; $FILE</w:t>
-      </w:r>
-    </w:p>
-    <w:p>
-      <w:pPr>
-        <w:spacing w:after="0"/>
-        <w:ind w:left="708"/>
-        <w:rPr>
-          <w:lang w:val="en-US"/>
-        </w:rPr>
-      </w:pPr>
-    </w:p>
-    <w:p>
-      <w:pPr>
-        <w:spacing w:after="0"/>
-        <w:ind w:left="708"/>
-        <w:rPr>
-          <w:lang w:val="en-US"/>
-        </w:rPr>
-      </w:pPr>
-      <w:r>
-        <w:rPr>
-          <w:lang w:val="en-US"/>
-        </w:rPr>
-        <w:t xml:space="preserve">if </w:t>
-      </w:r>
-      <w:proofErr w:type="gramStart"/>
-      <w:r>
-        <w:rPr>
-          <w:lang w:val="en-US"/>
-        </w:rPr>
-        <w:t>[ $</w:t>
-      </w:r>
-      <w:proofErr w:type="gramEnd"/>
-      <w:r>
-        <w:rPr>
-          <w:lang w:val="en-US"/>
-        </w:rPr>
-        <w:t xml:space="preserve">? -eq </w:t>
-      </w:r>
-      <w:proofErr w:type="gramStart"/>
-      <w:r>
-        <w:rPr>
-          <w:lang w:val="en-US"/>
-        </w:rPr>
-        <w:t>0 ]</w:t>
-      </w:r>
-      <w:proofErr w:type="gramEnd"/>
-      <w:r>
-        <w:rPr>
-          <w:lang w:val="en-US"/>
-        </w:rPr>
-        <w:t>; then</w:t>
-      </w:r>
-    </w:p>
-    <w:p>
-      <w:pPr>
-        <w:spacing w:after="0"/>
-        <w:ind w:left="708"/>
-        <w:rPr>
-          <w:lang w:val="en-US"/>
-        </w:rPr>
-      </w:pPr>
-      <w:r>
-        <w:rPr>
-          <w:lang w:val="en-US"/>
-        </w:rPr>
-        <w:t xml:space="preserve">    echo "Backup OK"</w:t>
-      </w:r>
-    </w:p>
-    <w:p>
-      <w:pPr>
-        <w:spacing w:after="0"/>
-        <w:ind w:left="708"/>
-        <w:rPr>
-          <w:lang w:val="en-US"/>
-        </w:rPr>
-      </w:pPr>
-      <w:r>
-        <w:rPr>
-          <w:lang w:val="en-US"/>
-        </w:rPr>
-        <w:t xml:space="preserve">    </w:t>
-      </w:r>
-      <w:proofErr w:type="spellStart"/>
-      <w:r>
-        <w:rPr>
-          <w:lang w:val="en-US"/>
-        </w:rPr>
-        <w:t>gzip</w:t>
-      </w:r>
-      <w:proofErr w:type="spellEnd"/>
-      <w:r>
-        <w:rPr>
-          <w:lang w:val="en-US"/>
-        </w:rPr>
-        <w:t xml:space="preserve"> $FILE</w:t>
-      </w:r>
-    </w:p>
-    <w:p>
-      <w:pPr>
-        <w:spacing w:after="0"/>
-        <w:ind w:left="708"/>
-        <w:rPr>
-          <w:lang w:val="en-US"/>
-        </w:rPr>
-      </w:pPr>
-      <w:r>
-        <w:rPr>
-          <w:lang w:val="en-US"/>
-        </w:rPr>
-        <w:t xml:space="preserve">    </w:t>
-      </w:r>
-      <w:proofErr w:type="spellStart"/>
-      <w:r>
-        <w:rPr>
-          <w:lang w:val="en-US"/>
-        </w:rPr>
-        <w:t>aws</w:t>
-      </w:r>
-      <w:proofErr w:type="spellEnd"/>
-      <w:r>
-        <w:rPr>
-          <w:lang w:val="en-US"/>
-        </w:rPr>
-        <w:t xml:space="preserve"> s3 cp $FILE.gz s3://$BUCKET/backups/</w:t>
-      </w:r>
-    </w:p>
-    <w:p>
-      <w:pPr>
-        <w:spacing w:after="0"/>
-        <w:ind w:left="708"/>
-      </w:pPr>
-      <w:proofErr w:type="spellStart"/>
-      <w:r>
-        <w:t>else</w:t>
-      </w:r>
-      <w:proofErr w:type="spellEnd"/>
-    </w:p>
-    <w:p>
-      <w:pPr>
-        <w:spacing w:after="0"/>
-        <w:ind w:left="708"/>
-      </w:pPr>
-      <w:r>
-        <w:t xml:space="preserve">    echo "Error en </w:t>
-      </w:r>
-      <w:proofErr w:type="spellStart"/>
-      <w:r>
-        <w:t>backup</w:t>
-      </w:r>
-      <w:proofErr w:type="spellEnd"/>
-      <w:r>
-        <w:t>"</w:t>
-      </w:r>
-    </w:p>
-    <w:p>
-      <w:pPr>
-        <w:spacing w:after="0"/>
-        <w:ind w:left="708"/>
-      </w:pPr>
-      <w:r>
-        <w:t>fi</w:t>
-      </w:r>
-    </w:p>
-    <w:p>
-      <w:pPr>
-        <w:spacing w:after="0"/>
-        <w:rPr>
-          <w:b/>
-          <w:bCs/>
-        </w:rPr>
-      </w:pPr>
-    </w:p>
-    <w:p>
-      <w:pPr>
-        <w:spacing w:after="0"/>
-        <w:rPr>
-          <w:b/>
-          <w:bCs/>
-        </w:rPr>
-      </w:pPr>
-      <w:r>
-        <w:rPr>
-          <w:b/>
-          <w:bCs/>
-        </w:rPr>
-        <w:t xml:space="preserve">guarda </w:t>
-      </w:r>
-      <w:proofErr w:type="gramStart"/>
-      <w:r>
-        <w:rPr>
-          <w:b/>
-          <w:bCs/>
-        </w:rPr>
-        <w:t>los cambio</w:t>
-      </w:r>
-      <w:proofErr w:type="gramEnd"/>
-      <w:r>
-        <w:rPr>
-          <w:b/>
-          <w:bCs/>
-        </w:rPr>
-        <w:t xml:space="preserve"> (^X)</w:t>
-      </w:r>
-    </w:p>
-    <w:p>
-      <w:pPr>
-        <w:spacing w:after="0"/>
-        <w:rPr>
-          <w:b/>
-          <w:bCs/>
-        </w:rPr>
-      </w:pPr>
-      <w:r>
-        <w:rPr>
-          <w:b/>
-          <w:bCs/>
-        </w:rPr>
-        <w:t xml:space="preserve">da permisos de </w:t>
-      </w:r>
-      <w:r>
-        <w:rPr>
-          <w:b/>
-          <w:bCs/>
-        </w:rPr>
-        <w:t>ejecución</w:t>
-      </w:r>
-      <w:r>
-        <w:rPr>
-          <w:b/>
-          <w:bCs/>
-        </w:rPr>
-        <w:t xml:space="preserve"> </w:t>
-      </w:r>
-    </w:p>
-    <w:p>
-      <w:pPr>
-        <w:spacing w:after="0"/>
-      </w:pPr>
-    </w:p>
-    <w:p>
-      <w:pPr>
-        <w:spacing w:after="0"/>
-      </w:pPr>
-      <w:r>
+    </w:p>
+    <w:p>
+      <w:pPr>
+        <w:spacing w:after="0"/>
+        <w:rPr>
+          <w:lang w:val="en-US"/>
+        </w:rPr>
+      </w:pPr>
+    </w:p>
+    <w:p>
+      <w:pPr>
+        <w:spacing w:after="0"/>
+        <w:rPr>
+          <w:b/>
+          <w:bCs/>
+        </w:rPr>
+      </w:pPr>
+      <w:r>
+        <w:rPr>
+          <w:b/>
+          <w:bCs/>
+        </w:rPr>
         <w:t xml:space="preserve">Dentro de la instancia de EC2 </w:t>
       </w:r>
-    </w:p>
-    <w:p>
-      <w:pPr>
-        <w:spacing w:after="0"/>
-      </w:pPr>
-    </w:p>
-    <w:p>
-      <w:pPr>
-        <w:spacing w:after="0"/>
-      </w:pPr>
-      <w:r>
-        <w:t>Ejecuta en tu EC2:</w:t>
+      <w:r>
+        <w:rPr>
+          <w:b/>
+          <w:bCs/>
+        </w:rPr>
+        <w:t>e</w:t>
+      </w:r>
+      <w:r>
+        <w:rPr>
+          <w:b/>
+          <w:bCs/>
+        </w:rPr>
+        <w:t xml:space="preserve">jecuta </w:t>
       </w:r>
     </w:p>
     <w:p>
@@ -3709,6 +5235,7 @@
     <w:p>
       <w:pPr>
         <w:spacing w:after="0"/>
+        <w:ind w:left="708"/>
         <w:rPr>
           <w:color w:val="747474" w:themeColor="background2" w:themeShade="80"/>
         </w:rPr>
@@ -3723,6 +5250,7 @@
     <w:p>
       <w:pPr>
         <w:spacing w:after="0"/>
+        <w:ind w:left="708"/>
         <w:rPr>
           <w:color w:val="747474" w:themeColor="background2" w:themeShade="80"/>
         </w:rPr>
@@ -3754,7 +5282,12 @@
           <w:ilvl w:val="0"/>
           <w:numId w:val="18"/>
         </w:numPr>
-        <w:spacing w:after="0"/>
+        <w:tabs>
+          <w:tab w:val="clear" w:pos="720"/>
+          <w:tab w:val="num" w:pos="1428"/>
+        </w:tabs>
+        <w:spacing w:after="0"/>
+        <w:ind w:left="1428"/>
         <w:rPr>
           <w:color w:val="747474" w:themeColor="background2" w:themeShade="80"/>
         </w:rPr>
@@ -3772,16 +5305,20 @@
           <w:ilvl w:val="0"/>
           <w:numId w:val="18"/>
         </w:numPr>
-        <w:spacing w:after="0"/>
-        <w:rPr>
-          <w:color w:val="747474" w:themeColor="background2" w:themeShade="80"/>
-        </w:rPr>
-      </w:pPr>
-      <w:r>
-        <w:rPr>
-          <w:color w:val="747474" w:themeColor="background2" w:themeShade="80"/>
-        </w:rPr>
-        <w:lastRenderedPageBreak/>
+        <w:tabs>
+          <w:tab w:val="clear" w:pos="720"/>
+          <w:tab w:val="num" w:pos="1428"/>
+        </w:tabs>
+        <w:spacing w:after="0"/>
+        <w:ind w:left="1428"/>
+        <w:rPr>
+          <w:color w:val="747474" w:themeColor="background2" w:themeShade="80"/>
+        </w:rPr>
+      </w:pPr>
+      <w:r>
+        <w:rPr>
+          <w:color w:val="747474" w:themeColor="background2" w:themeShade="80"/>
+        </w:rPr>
         <w:t xml:space="preserve">Busca algo como: </w:t>
       </w:r>
     </w:p>
@@ -3791,7 +5328,12 @@
           <w:ilvl w:val="1"/>
           <w:numId w:val="18"/>
         </w:numPr>
-        <w:spacing w:after="0"/>
+        <w:tabs>
+          <w:tab w:val="clear" w:pos="1440"/>
+          <w:tab w:val="num" w:pos="2148"/>
+        </w:tabs>
+        <w:spacing w:after="0"/>
+        <w:ind w:left="2148"/>
         <w:rPr>
           <w:color w:val="747474" w:themeColor="background2" w:themeShade="80"/>
         </w:rPr>
@@ -3823,7 +5365,12 @@
           <w:ilvl w:val="1"/>
           <w:numId w:val="18"/>
         </w:numPr>
-        <w:spacing w:after="0"/>
+        <w:tabs>
+          <w:tab w:val="clear" w:pos="1440"/>
+          <w:tab w:val="num" w:pos="2148"/>
+        </w:tabs>
+        <w:spacing w:after="0"/>
+        <w:ind w:left="2148"/>
         <w:rPr>
           <w:color w:val="747474" w:themeColor="background2" w:themeShade="80"/>
         </w:rPr>
@@ -3841,7 +5388,12 @@
           <w:ilvl w:val="0"/>
           <w:numId w:val="18"/>
         </w:numPr>
-        <w:spacing w:after="0"/>
+        <w:tabs>
+          <w:tab w:val="clear" w:pos="720"/>
+          <w:tab w:val="num" w:pos="1428"/>
+        </w:tabs>
+        <w:spacing w:after="0"/>
+        <w:ind w:left="1428"/>
         <w:rPr>
           <w:color w:val="747474" w:themeColor="background2" w:themeShade="80"/>
         </w:rPr>
@@ -3859,7 +5411,12 @@
           <w:ilvl w:val="1"/>
           <w:numId w:val="18"/>
         </w:numPr>
-        <w:spacing w:after="0"/>
+        <w:tabs>
+          <w:tab w:val="clear" w:pos="1440"/>
+          <w:tab w:val="num" w:pos="2148"/>
+        </w:tabs>
+        <w:spacing w:after="0"/>
+        <w:ind w:left="2148"/>
         <w:rPr>
           <w:color w:val="747474" w:themeColor="background2" w:themeShade="80"/>
         </w:rPr>
@@ -3877,7 +5434,12 @@
           <w:ilvl w:val="1"/>
           <w:numId w:val="18"/>
         </w:numPr>
-        <w:spacing w:after="0"/>
+        <w:tabs>
+          <w:tab w:val="clear" w:pos="1440"/>
+          <w:tab w:val="num" w:pos="2148"/>
+        </w:tabs>
+        <w:spacing w:after="0"/>
+        <w:ind w:left="2148"/>
         <w:rPr>
           <w:color w:val="747474" w:themeColor="background2" w:themeShade="80"/>
         </w:rPr>
@@ -3892,16 +5454,18 @@
     <w:p>
       <w:pPr>
         <w:spacing w:after="0"/>
-        <w:ind w:firstLine="708"/>
-        <w:rPr>
-          <w:color w:val="747474" w:themeColor="background2" w:themeShade="80"/>
-        </w:rPr>
-      </w:pPr>
-      <w:r>
-        <w:rPr>
-          <w:color w:val="747474" w:themeColor="background2" w:themeShade="80"/>
-          <w:lang w:val="en-US"/>
-        </w:rPr>
+        <w:ind w:left="708" w:firstLine="708"/>
+        <w:rPr>
+          <w:color w:val="747474" w:themeColor="background2" w:themeShade="80"/>
+        </w:rPr>
+      </w:pPr>
+      <w:r>
+        <w:rPr>
+          <w:noProof/>
+          <w:color w:val="747474" w:themeColor="background2" w:themeShade="80"/>
+          <w:lang w:val="en-US"/>
+        </w:rPr>
+        <w:lastRenderedPageBreak/>
         <w:drawing>
           <wp:inline distT="0" distB="0" distL="0" distR="0" wp14:anchorId="409EB1B6" wp14:editId="497CC0C4">
             <wp:extent cx="2789767" cy="2885250"/>
@@ -4019,14 +5583,8 @@
       <w:pPr>
         <w:spacing w:after="0"/>
         <w:ind w:left="1416"/>
-        <w:rPr>
-          <w:lang w:val="en-US"/>
-        </w:rPr>
-      </w:pPr>
-      <w:r>
-        <w:rPr>
-          <w:lang w:val="en-US"/>
-        </w:rPr>
+      </w:pPr>
+      <w:r>
         <w:t>[default]</w:t>
       </w:r>
     </w:p>
@@ -4303,7 +5861,6 @@
           <w:b/>
           <w:bCs/>
         </w:rPr>
-        <w:lastRenderedPageBreak/>
         <w:t>programarlo en tu Amazon EC2</w:t>
       </w:r>
     </w:p>
@@ -4320,14 +5877,15 @@
       <w:pPr>
         <w:spacing w:after="0"/>
         <w:ind w:left="708" w:firstLine="708"/>
-      </w:pPr>
-      <w:proofErr w:type="spellStart"/>
-      <w:r>
-        <w:t>crontab</w:t>
-      </w:r>
-      <w:proofErr w:type="spellEnd"/>
-      <w:r>
-        <w:t xml:space="preserve"> -e</w:t>
+        <w:rPr>
+          <w:lang w:val="en-US"/>
+        </w:rPr>
+      </w:pPr>
+      <w:r>
+        <w:rPr>
+          <w:lang w:val="en-US"/>
+        </w:rPr>
+        <w:t>crontab -e</w:t>
       </w:r>
     </w:p>
     <w:p>
@@ -4538,6 +6096,9 @@
       <w:pPr>
         <w:spacing w:after="0" w:line="240" w:lineRule="auto"/>
         <w:ind w:left="1416"/>
+        <w:rPr>
+          <w:lang w:val="en-US"/>
+        </w:rPr>
       </w:pPr>
     </w:p>
     <w:p>
@@ -4713,6 +6274,155 @@
 <file path=word/numbering.xml><?xml version="1.0" encoding="utf-8"?>
 <w:numbering xmlns:wpc="http://schemas.microsoft.com/office/word/2010/wordprocessingCanvas" xmlns:cx="http://schemas.microsoft.com/office/drawing/2014/chartex" xmlns:cx1="http://schemas.microsoft.com/office/drawing/2015/9/8/chartex" xmlns:cx2="http://schemas.microsoft.com/office/drawing/2015/10/21/chartex" xmlns:cx3="http://schemas.microsoft.com/office/drawing/2016/5/9/chartex" xmlns:cx4="http://schemas.microsoft.com/office/drawing/2016/5/10/chartex" xmlns:cx5="http://schemas.microsoft.com/office/drawing/2016/5/11/chartex" xmlns:cx6="http://schemas.microsoft.com/office/drawing/2016/5/12/chartex" xmlns:cx7="http://schemas.microsoft.com/office/drawing/2016/5/13/chartex" xmlns:cx8="http://schemas.microsoft.com/office/drawing/2016/5/14/chartex" xmlns:mc="http://schemas.openxmlformats.org/markup-compatibility/2006" xmlns:aink="http://schemas.microsoft.com/office/drawing/2016/ink" xmlns:am3d="http://schemas.microsoft.com/office/drawing/2017/model3d" xmlns:o="urn:schemas-microsoft-com:office:office" xmlns:oel="http://schemas.microsoft.com/office/2019/extlst" xmlns:r="http://schemas.openxmlformats.org/officeDocument/2006/relationships" xmlns:m="http://schemas.openxmlformats.org/officeDocument/2006/math" xmlns:v="urn:schemas-microsoft-com:vml" xmlns:wp14="http://schemas.microsoft.com/office/word/2010/wordprocessingDrawing" xmlns:wp="http://schemas.openxmlformats.org/drawingml/2006/wordprocessingDrawing" xmlns:w10="urn:schemas-microsoft-com:office:word" xmlns:w="http://schemas.openxmlformats.org/wordprocessingml/2006/main" xmlns:w14="http://schemas.microsoft.com/office/word/2010/wordml" xmlns:w15="http://schemas.microsoft.com/office/word/2012/wordml" xmlns:w16cex="http://schemas.microsoft.com/office/word/2018/wordml/cex" xmlns:w16cid="http://schemas.microsoft.com/office/word/2016/wordml/cid" xmlns:w16="http://schemas.microsoft.com/office/word/2018/wordml" xmlns:w16du="http://schemas.microsoft.com/office/word/2023/wordml/word16du" xmlns:w16sdtdh="http://schemas.microsoft.com/office/word/2020/wordml/sdtdatahash" xmlns:w16sdtfl="http://schemas.microsoft.com/office/word/2024/wordml/sdtformatlock" xmlns:w16se="http://schemas.microsoft.com/office/word/2015/wordml/symex" xmlns:wpg="http://schemas.microsoft.com/office/word/2010/wordprocessingGroup" xmlns:wpi="http://schemas.microsoft.com/office/word/2010/wordprocessingInk" xmlns:wne="http://schemas.microsoft.com/office/word/2006/wordml" xmlns:wps="http://schemas.microsoft.com/office/word/2010/wordprocessingShape" mc:Ignorable="w14 w15 w16se w16cid w16 w16cex w16sdtdh w16sdtfl w16du wp14">
   <w:abstractNum w:abstractNumId="0" w15:restartNumberingAfterBreak="0">
+    <w:nsid w:val="13C22BA6"/>
+    <w:multiLevelType w:val="multilevel"/>
+    <w:tmpl w:val="82FED1BA"/>
+    <w:lvl w:ilvl="0">
+      <w:start w:val="1"/>
+      <w:numFmt w:val="bullet"/>
+      <w:lvlText w:val=""/>
+      <w:lvlJc w:val="left"/>
+      <w:pPr>
+        <w:tabs>
+          <w:tab w:val="num" w:pos="720"/>
+        </w:tabs>
+        <w:ind w:left="720" w:hanging="360"/>
+      </w:pPr>
+      <w:rPr>
+        <w:rFonts w:ascii="Symbol" w:hAnsi="Symbol" w:hint="default"/>
+        <w:sz w:val="20"/>
+      </w:rPr>
+    </w:lvl>
+    <w:lvl w:ilvl="1" w:tentative="1">
+      <w:start w:val="1"/>
+      <w:numFmt w:val="bullet"/>
+      <w:lvlText w:val="o"/>
+      <w:lvlJc w:val="left"/>
+      <w:pPr>
+        <w:tabs>
+          <w:tab w:val="num" w:pos="1440"/>
+        </w:tabs>
+        <w:ind w:left="1440" w:hanging="360"/>
+      </w:pPr>
+      <w:rPr>
+        <w:rFonts w:ascii="Courier New" w:hAnsi="Courier New" w:hint="default"/>
+        <w:sz w:val="20"/>
+      </w:rPr>
+    </w:lvl>
+    <w:lvl w:ilvl="2" w:tentative="1">
+      <w:start w:val="1"/>
+      <w:numFmt w:val="bullet"/>
+      <w:lvlText w:val=""/>
+      <w:lvlJc w:val="left"/>
+      <w:pPr>
+        <w:tabs>
+          <w:tab w:val="num" w:pos="2160"/>
+        </w:tabs>
+        <w:ind w:left="2160" w:hanging="360"/>
+      </w:pPr>
+      <w:rPr>
+        <w:rFonts w:ascii="Wingdings" w:hAnsi="Wingdings" w:hint="default"/>
+        <w:sz w:val="20"/>
+      </w:rPr>
+    </w:lvl>
+    <w:lvl w:ilvl="3" w:tentative="1">
+      <w:start w:val="1"/>
+      <w:numFmt w:val="bullet"/>
+      <w:lvlText w:val=""/>
+      <w:lvlJc w:val="left"/>
+      <w:pPr>
+        <w:tabs>
+          <w:tab w:val="num" w:pos="2880"/>
+        </w:tabs>
+        <w:ind w:left="2880" w:hanging="360"/>
+      </w:pPr>
+      <w:rPr>
+        <w:rFonts w:ascii="Wingdings" w:hAnsi="Wingdings" w:hint="default"/>
+        <w:sz w:val="20"/>
+      </w:rPr>
+    </w:lvl>
+    <w:lvl w:ilvl="4" w:tentative="1">
+      <w:start w:val="1"/>
+      <w:numFmt w:val="bullet"/>
+      <w:lvlText w:val=""/>
+      <w:lvlJc w:val="left"/>
+      <w:pPr>
+        <w:tabs>
+          <w:tab w:val="num" w:pos="3600"/>
+        </w:tabs>
+        <w:ind w:left="3600" w:hanging="360"/>
+      </w:pPr>
+      <w:rPr>
+        <w:rFonts w:ascii="Wingdings" w:hAnsi="Wingdings" w:hint="default"/>
+        <w:sz w:val="20"/>
+      </w:rPr>
+    </w:lvl>
+    <w:lvl w:ilvl="5" w:tentative="1">
+      <w:start w:val="1"/>
+      <w:numFmt w:val="bullet"/>
+      <w:lvlText w:val=""/>
+      <w:lvlJc w:val="left"/>
+      <w:pPr>
+        <w:tabs>
+          <w:tab w:val="num" w:pos="4320"/>
+        </w:tabs>
+        <w:ind w:left="4320" w:hanging="360"/>
+      </w:pPr>
+      <w:rPr>
+        <w:rFonts w:ascii="Wingdings" w:hAnsi="Wingdings" w:hint="default"/>
+        <w:sz w:val="20"/>
+      </w:rPr>
+    </w:lvl>
+    <w:lvl w:ilvl="6" w:tentative="1">
+      <w:start w:val="1"/>
+      <w:numFmt w:val="bullet"/>
+      <w:lvlText w:val=""/>
+      <w:lvlJc w:val="left"/>
+      <w:pPr>
+        <w:tabs>
+          <w:tab w:val="num" w:pos="5040"/>
+        </w:tabs>
+        <w:ind w:left="5040" w:hanging="360"/>
+      </w:pPr>
+      <w:rPr>
+        <w:rFonts w:ascii="Wingdings" w:hAnsi="Wingdings" w:hint="default"/>
+        <w:sz w:val="20"/>
+      </w:rPr>
+    </w:lvl>
+    <w:lvl w:ilvl="7" w:tentative="1">
+      <w:start w:val="1"/>
+      <w:numFmt w:val="bullet"/>
+      <w:lvlText w:val=""/>
+      <w:lvlJc w:val="left"/>
+      <w:pPr>
+        <w:tabs>
+          <w:tab w:val="num" w:pos="5760"/>
+        </w:tabs>
+        <w:ind w:left="5760" w:hanging="360"/>
+      </w:pPr>
+      <w:rPr>
+        <w:rFonts w:ascii="Wingdings" w:hAnsi="Wingdings" w:hint="default"/>
+        <w:sz w:val="20"/>
+      </w:rPr>
+    </w:lvl>
+    <w:lvl w:ilvl="8" w:tentative="1">
+      <w:start w:val="1"/>
+      <w:numFmt w:val="bullet"/>
+      <w:lvlText w:val=""/>
+      <w:lvlJc w:val="left"/>
+      <w:pPr>
+        <w:tabs>
+          <w:tab w:val="num" w:pos="6480"/>
+        </w:tabs>
+        <w:ind w:left="6480" w:hanging="360"/>
+      </w:pPr>
+      <w:rPr>
+        <w:rFonts w:ascii="Wingdings" w:hAnsi="Wingdings" w:hint="default"/>
+        <w:sz w:val="20"/>
+      </w:rPr>
+    </w:lvl>
+  </w:abstractNum>
+  <w:abstractNum w:abstractNumId="1" w15:restartNumberingAfterBreak="0">
     <w:nsid w:val="19B60781"/>
     <w:multiLevelType w:val="multilevel"/>
     <w:tmpl w:val="074E84CE"/>
@@ -4829,7 +6539,7 @@
       </w:pPr>
     </w:lvl>
   </w:abstractNum>
-  <w:abstractNum w:abstractNumId="1" w15:restartNumberingAfterBreak="0">
+  <w:abstractNum w:abstractNumId="2" w15:restartNumberingAfterBreak="0">
     <w:nsid w:val="1C3834BB"/>
     <w:multiLevelType w:val="multilevel"/>
     <w:tmpl w:val="48425B9C"/>
@@ -4978,7 +6688,7 @@
       </w:rPr>
     </w:lvl>
   </w:abstractNum>
-  <w:abstractNum w:abstractNumId="2" w15:restartNumberingAfterBreak="0">
+  <w:abstractNum w:abstractNumId="3" w15:restartNumberingAfterBreak="0">
     <w:nsid w:val="1C594B97"/>
     <w:multiLevelType w:val="multilevel"/>
     <w:tmpl w:val="6B54DF10"/>
@@ -5091,7 +6801,7 @@
       </w:pPr>
     </w:lvl>
   </w:abstractNum>
-  <w:abstractNum w:abstractNumId="3" w15:restartNumberingAfterBreak="0">
+  <w:abstractNum w:abstractNumId="4" w15:restartNumberingAfterBreak="0">
     <w:nsid w:val="1FB46A36"/>
     <w:multiLevelType w:val="hybridMultilevel"/>
     <w:tmpl w:val="C2A85F3E"/>
@@ -5204,7 +6914,7 @@
       </w:rPr>
     </w:lvl>
   </w:abstractNum>
-  <w:abstractNum w:abstractNumId="4" w15:restartNumberingAfterBreak="0">
+  <w:abstractNum w:abstractNumId="5" w15:restartNumberingAfterBreak="0">
     <w:nsid w:val="26902E99"/>
     <w:multiLevelType w:val="multilevel"/>
     <w:tmpl w:val="C8888A48"/>
@@ -5317,7 +7027,7 @@
       </w:pPr>
     </w:lvl>
   </w:abstractNum>
-  <w:abstractNum w:abstractNumId="5" w15:restartNumberingAfterBreak="0">
+  <w:abstractNum w:abstractNumId="6" w15:restartNumberingAfterBreak="0">
     <w:nsid w:val="30D77779"/>
     <w:multiLevelType w:val="multilevel"/>
     <w:tmpl w:val="56989F0C"/>
@@ -5466,7 +7176,7 @@
       </w:rPr>
     </w:lvl>
   </w:abstractNum>
-  <w:abstractNum w:abstractNumId="6" w15:restartNumberingAfterBreak="0">
+  <w:abstractNum w:abstractNumId="7" w15:restartNumberingAfterBreak="0">
     <w:nsid w:val="327561E5"/>
     <w:multiLevelType w:val="multilevel"/>
     <w:tmpl w:val="BE14B306"/>
@@ -5579,7 +7289,7 @@
       </w:pPr>
     </w:lvl>
   </w:abstractNum>
-  <w:abstractNum w:abstractNumId="7" w15:restartNumberingAfterBreak="0">
+  <w:abstractNum w:abstractNumId="8" w15:restartNumberingAfterBreak="0">
     <w:nsid w:val="33806F2D"/>
     <w:multiLevelType w:val="multilevel"/>
     <w:tmpl w:val="A0A0B564"/>
@@ -5728,7 +7438,7 @@
       </w:rPr>
     </w:lvl>
   </w:abstractNum>
-  <w:abstractNum w:abstractNumId="8" w15:restartNumberingAfterBreak="0">
+  <w:abstractNum w:abstractNumId="9" w15:restartNumberingAfterBreak="0">
     <w:nsid w:val="3B334777"/>
     <w:multiLevelType w:val="multilevel"/>
     <w:tmpl w:val="A85C61C6"/>
@@ -5841,7 +7551,7 @@
       </w:pPr>
     </w:lvl>
   </w:abstractNum>
-  <w:abstractNum w:abstractNumId="9" w15:restartNumberingAfterBreak="0">
+  <w:abstractNum w:abstractNumId="10" w15:restartNumberingAfterBreak="0">
     <w:nsid w:val="3FDC10D4"/>
     <w:multiLevelType w:val="multilevel"/>
     <w:tmpl w:val="86F0201C"/>
@@ -5990,7 +7700,7 @@
       </w:rPr>
     </w:lvl>
   </w:abstractNum>
-  <w:abstractNum w:abstractNumId="10" w15:restartNumberingAfterBreak="0">
+  <w:abstractNum w:abstractNumId="11" w15:restartNumberingAfterBreak="0">
     <w:nsid w:val="43887B9C"/>
     <w:multiLevelType w:val="multilevel"/>
     <w:tmpl w:val="D512CED0"/>
@@ -6103,7 +7813,7 @@
       </w:pPr>
     </w:lvl>
   </w:abstractNum>
-  <w:abstractNum w:abstractNumId="11" w15:restartNumberingAfterBreak="0">
+  <w:abstractNum w:abstractNumId="12" w15:restartNumberingAfterBreak="0">
     <w:nsid w:val="444D7B22"/>
     <w:multiLevelType w:val="hybridMultilevel"/>
     <w:tmpl w:val="4C84D6F2"/>
@@ -6216,7 +7926,7 @@
       </w:rPr>
     </w:lvl>
   </w:abstractNum>
-  <w:abstractNum w:abstractNumId="12" w15:restartNumberingAfterBreak="0">
+  <w:abstractNum w:abstractNumId="13" w15:restartNumberingAfterBreak="0">
     <w:nsid w:val="49FD40BC"/>
     <w:multiLevelType w:val="multilevel"/>
     <w:tmpl w:val="6B7E4CB8"/>
@@ -6333,7 +8043,7 @@
       </w:pPr>
     </w:lvl>
   </w:abstractNum>
-  <w:abstractNum w:abstractNumId="13" w15:restartNumberingAfterBreak="0">
+  <w:abstractNum w:abstractNumId="14" w15:restartNumberingAfterBreak="0">
     <w:nsid w:val="4ABD6F90"/>
     <w:multiLevelType w:val="multilevel"/>
     <w:tmpl w:val="6F2C86EC"/>
@@ -6482,7 +8192,7 @@
       </w:rPr>
     </w:lvl>
   </w:abstractNum>
-  <w:abstractNum w:abstractNumId="14" w15:restartNumberingAfterBreak="0">
+  <w:abstractNum w:abstractNumId="15" w15:restartNumberingAfterBreak="0">
     <w:nsid w:val="4B4A22E4"/>
     <w:multiLevelType w:val="multilevel"/>
     <w:tmpl w:val="90AEF28E"/>
@@ -6631,7 +8341,7 @@
       </w:rPr>
     </w:lvl>
   </w:abstractNum>
-  <w:abstractNum w:abstractNumId="15" w15:restartNumberingAfterBreak="0">
+  <w:abstractNum w:abstractNumId="16" w15:restartNumberingAfterBreak="0">
     <w:nsid w:val="4DE91BFA"/>
     <w:multiLevelType w:val="multilevel"/>
     <w:tmpl w:val="09B4828A"/>
@@ -6744,7 +8454,7 @@
       </w:pPr>
     </w:lvl>
   </w:abstractNum>
-  <w:abstractNum w:abstractNumId="16" w15:restartNumberingAfterBreak="0">
+  <w:abstractNum w:abstractNumId="17" w15:restartNumberingAfterBreak="0">
     <w:nsid w:val="51A43DAA"/>
     <w:multiLevelType w:val="multilevel"/>
     <w:tmpl w:val="D7963A94"/>
@@ -6857,7 +8567,7 @@
       </w:pPr>
     </w:lvl>
   </w:abstractNum>
-  <w:abstractNum w:abstractNumId="17" w15:restartNumberingAfterBreak="0">
+  <w:abstractNum w:abstractNumId="18" w15:restartNumberingAfterBreak="0">
     <w:nsid w:val="58D073C6"/>
     <w:multiLevelType w:val="multilevel"/>
     <w:tmpl w:val="7B0C09F4"/>
@@ -7006,7 +8716,7 @@
       </w:rPr>
     </w:lvl>
   </w:abstractNum>
-  <w:abstractNum w:abstractNumId="18" w15:restartNumberingAfterBreak="0">
+  <w:abstractNum w:abstractNumId="19" w15:restartNumberingAfterBreak="0">
     <w:nsid w:val="6C5B3928"/>
     <w:multiLevelType w:val="multilevel"/>
     <w:tmpl w:val="F8D831C6"/>
@@ -7155,7 +8865,7 @@
       </w:rPr>
     </w:lvl>
   </w:abstractNum>
-  <w:abstractNum w:abstractNumId="19" w15:restartNumberingAfterBreak="0">
+  <w:abstractNum w:abstractNumId="20" w15:restartNumberingAfterBreak="0">
     <w:nsid w:val="70DF71F9"/>
     <w:multiLevelType w:val="multilevel"/>
     <w:tmpl w:val="6DFCDC6C"/>
@@ -7268,7 +8978,7 @@
       </w:pPr>
     </w:lvl>
   </w:abstractNum>
-  <w:abstractNum w:abstractNumId="20" w15:restartNumberingAfterBreak="0">
+  <w:abstractNum w:abstractNumId="21" w15:restartNumberingAfterBreak="0">
     <w:nsid w:val="72FB52CF"/>
     <w:multiLevelType w:val="hybridMultilevel"/>
     <w:tmpl w:val="3094F3B8"/>
@@ -7381,7 +9091,7 @@
       </w:rPr>
     </w:lvl>
   </w:abstractNum>
-  <w:abstractNum w:abstractNumId="21" w15:restartNumberingAfterBreak="0">
+  <w:abstractNum w:abstractNumId="22" w15:restartNumberingAfterBreak="0">
     <w:nsid w:val="7330366E"/>
     <w:multiLevelType w:val="multilevel"/>
     <w:tmpl w:val="C6FAF0C8"/>
@@ -7530,7 +9240,7 @@
       </w:rPr>
     </w:lvl>
   </w:abstractNum>
-  <w:abstractNum w:abstractNumId="22" w15:restartNumberingAfterBreak="0">
+  <w:abstractNum w:abstractNumId="23" w15:restartNumberingAfterBreak="0">
     <w:nsid w:val="75691C8C"/>
     <w:multiLevelType w:val="multilevel"/>
     <w:tmpl w:val="A7BC874E"/>
@@ -7643,7 +9353,7 @@
       </w:pPr>
     </w:lvl>
   </w:abstractNum>
-  <w:abstractNum w:abstractNumId="23" w15:restartNumberingAfterBreak="0">
+  <w:abstractNum w:abstractNumId="24" w15:restartNumberingAfterBreak="0">
     <w:nsid w:val="7BC93258"/>
     <w:multiLevelType w:val="multilevel"/>
     <w:tmpl w:val="45D2121C"/>
@@ -7756,7 +9466,7 @@
       </w:pPr>
     </w:lvl>
   </w:abstractNum>
-  <w:abstractNum w:abstractNumId="24" w15:restartNumberingAfterBreak="0">
+  <w:abstractNum w:abstractNumId="25" w15:restartNumberingAfterBreak="0">
     <w:nsid w:val="7EDF72E0"/>
     <w:multiLevelType w:val="multilevel"/>
     <w:tmpl w:val="8CD68A92"/>
@@ -7870,79 +9580,82 @@
     </w:lvl>
   </w:abstractNum>
   <w:num w:numId="1" w16cid:durableId="682904152">
+    <w:abstractNumId w:val="18"/>
+  </w:num>
+  <w:num w:numId="2" w16cid:durableId="1126312968">
+    <w:abstractNumId w:val="13"/>
+  </w:num>
+  <w:num w:numId="3" w16cid:durableId="104813619">
+    <w:abstractNumId w:val="6"/>
+  </w:num>
+  <w:num w:numId="4" w16cid:durableId="719473609">
+    <w:abstractNumId w:val="9"/>
+  </w:num>
+  <w:num w:numId="5" w16cid:durableId="1746370517">
+    <w:abstractNumId w:val="2"/>
+  </w:num>
+  <w:num w:numId="6" w16cid:durableId="1668560530">
+    <w:abstractNumId w:val="19"/>
+  </w:num>
+  <w:num w:numId="7" w16cid:durableId="420758171">
+    <w:abstractNumId w:val="10"/>
+  </w:num>
+  <w:num w:numId="8" w16cid:durableId="1624455510">
+    <w:abstractNumId w:val="22"/>
+  </w:num>
+  <w:num w:numId="9" w16cid:durableId="1519194818">
     <w:abstractNumId w:val="17"/>
   </w:num>
-  <w:num w:numId="2" w16cid:durableId="1126312968">
+  <w:num w:numId="10" w16cid:durableId="1510631548">
+    <w:abstractNumId w:val="15"/>
+  </w:num>
+  <w:num w:numId="11" w16cid:durableId="1479807338">
     <w:abstractNumId w:val="12"/>
   </w:num>
-  <w:num w:numId="3" w16cid:durableId="104813619">
+  <w:num w:numId="12" w16cid:durableId="40594383">
+    <w:abstractNumId w:val="4"/>
+  </w:num>
+  <w:num w:numId="13" w16cid:durableId="400644016">
+    <w:abstractNumId w:val="8"/>
+  </w:num>
+  <w:num w:numId="14" w16cid:durableId="662970194">
+    <w:abstractNumId w:val="23"/>
+  </w:num>
+  <w:num w:numId="15" w16cid:durableId="961613063">
+    <w:abstractNumId w:val="14"/>
+  </w:num>
+  <w:num w:numId="16" w16cid:durableId="1035272561">
+    <w:abstractNumId w:val="11"/>
+  </w:num>
+  <w:num w:numId="17" w16cid:durableId="1109088506">
+    <w:abstractNumId w:val="7"/>
+  </w:num>
+  <w:num w:numId="18" w16cid:durableId="558051035">
+    <w:abstractNumId w:val="1"/>
+  </w:num>
+  <w:num w:numId="19" w16cid:durableId="1443257328">
+    <w:abstractNumId w:val="20"/>
+  </w:num>
+  <w:num w:numId="20" w16cid:durableId="915818144">
+    <w:abstractNumId w:val="16"/>
+  </w:num>
+  <w:num w:numId="21" w16cid:durableId="813063790">
     <w:abstractNumId w:val="5"/>
   </w:num>
-  <w:num w:numId="4" w16cid:durableId="719473609">
-    <w:abstractNumId w:val="8"/>
+  <w:num w:numId="22" w16cid:durableId="534198525">
+    <w:abstractNumId w:val="24"/>
   </w:num>
-  <w:num w:numId="5" w16cid:durableId="1746370517">
-    <w:abstractNumId w:val="1"/>
+  <w:num w:numId="23" w16cid:durableId="1266813579">
+    <w:abstractNumId w:val="25"/>
   </w:num>
-  <w:num w:numId="6" w16cid:durableId="1668560530">
-    <w:abstractNumId w:val="18"/>
+  <w:num w:numId="24" w16cid:durableId="2078892568">
+    <w:abstractNumId w:val="3"/>
   </w:num>
-  <w:num w:numId="7" w16cid:durableId="420758171">
-    <w:abstractNumId w:val="9"/>
-  </w:num>
-  <w:num w:numId="8" w16cid:durableId="1624455510">
+  <w:num w:numId="25" w16cid:durableId="1024289231">
     <w:abstractNumId w:val="21"/>
   </w:num>
-  <w:num w:numId="9" w16cid:durableId="1519194818">
-    <w:abstractNumId w:val="16"/>
-  </w:num>
-  <w:num w:numId="10" w16cid:durableId="1510631548">
-    <w:abstractNumId w:val="14"/>
-  </w:num>
-  <w:num w:numId="11" w16cid:durableId="1479807338">
-    <w:abstractNumId w:val="11"/>
-  </w:num>
-  <w:num w:numId="12" w16cid:durableId="40594383">
-    <w:abstractNumId w:val="3"/>
-  </w:num>
-  <w:num w:numId="13" w16cid:durableId="400644016">
-    <w:abstractNumId w:val="7"/>
-  </w:num>
-  <w:num w:numId="14" w16cid:durableId="662970194">
-    <w:abstractNumId w:val="22"/>
-  </w:num>
-  <w:num w:numId="15" w16cid:durableId="961613063">
-    <w:abstractNumId w:val="13"/>
-  </w:num>
-  <w:num w:numId="16" w16cid:durableId="1035272561">
-    <w:abstractNumId w:val="10"/>
-  </w:num>
-  <w:num w:numId="17" w16cid:durableId="1109088506">
-    <w:abstractNumId w:val="6"/>
-  </w:num>
-  <w:num w:numId="18" w16cid:durableId="558051035">
+  <w:num w:numId="26" w16cid:durableId="1187016311">
     <w:abstractNumId w:val="0"/>
-  </w:num>
-  <w:num w:numId="19" w16cid:durableId="1443257328">
-    <w:abstractNumId w:val="19"/>
-  </w:num>
-  <w:num w:numId="20" w16cid:durableId="915818144">
-    <w:abstractNumId w:val="15"/>
-  </w:num>
-  <w:num w:numId="21" w16cid:durableId="813063790">
-    <w:abstractNumId w:val="4"/>
-  </w:num>
-  <w:num w:numId="22" w16cid:durableId="534198525">
-    <w:abstractNumId w:val="23"/>
-  </w:num>
-  <w:num w:numId="23" w16cid:durableId="1266813579">
-    <w:abstractNumId w:val="24"/>
-  </w:num>
-  <w:num w:numId="24" w16cid:durableId="2078892568">
-    <w:abstractNumId w:val="2"/>
-  </w:num>
-  <w:num w:numId="25" w16cid:durableId="1024289231">
-    <w:abstractNumId w:val="20"/>
   </w:num>
 </w:numbering>
 </file>
@@ -8886,6 +10599,17 @@
       <w:shd w:val="clear" w:color="auto" w:fill="E1DFDD"/>
     </w:rPr>
   </w:style>
+  <w:style w:type="paragraph" w:styleId="NormalWeb">
+    <w:name w:val="Normal (Web)"/>
+    <w:basedOn w:val="Normal"/>
+    <w:uiPriority w:val="99"/>
+    <w:semiHidden/>
+    <w:unhideWhenUsed/>
+    <w:rsid w:val="008C6C50"/>
+    <w:rPr>
+      <w:rFonts w:ascii="Times New Roman" w:hAnsi="Times New Roman" w:cs="Times New Roman"/>
+    </w:rPr>
+  </w:style>
 </w:styles>
 </file>
 
